--- a/docs/Technical_Report.docx
+++ b/docs/Technical_Report.docx
@@ -4,7 +4,7 @@
   <w:body>
     <w:p>
       <w:pPr>
-        <w:spacing w:beforeLines="40" w:before="96" w:afterLines="40" w:after="96" w:line="360" w:lineRule="auto"/>
+        <w:spacing w:beforeLines="80" w:before="192" w:afterLines="40" w:after="96" w:line="360" w:lineRule="auto"/>
         <w:rPr>
           <w:rFonts w:asciiTheme="majorHAnsi" w:hAnsiTheme="majorHAnsi" w:cstheme="majorHAnsi"/>
           <w:b/>
@@ -181,7 +181,7 @@
     </w:p>
     <w:p>
       <w:pPr>
-        <w:spacing w:beforeLines="40" w:before="96" w:afterLines="40" w:after="96" w:line="360" w:lineRule="auto"/>
+        <w:spacing w:beforeLines="80" w:before="192" w:afterLines="40" w:after="96" w:line="360" w:lineRule="auto"/>
         <w:jc w:val="both"/>
         <w:rPr>
           <w:rFonts w:asciiTheme="majorBidi" w:hAnsiTheme="majorBidi" w:cstheme="majorBidi"/>
@@ -202,7 +202,7 @@
     </w:p>
     <w:p>
       <w:pPr>
-        <w:spacing w:beforeLines="40" w:before="96" w:afterLines="40" w:after="96" w:line="360" w:lineRule="auto"/>
+        <w:spacing w:beforeLines="80" w:before="192" w:afterLines="40" w:after="96" w:line="360" w:lineRule="auto"/>
         <w:jc w:val="both"/>
         <w:rPr>
           <w:rFonts w:asciiTheme="majorHAnsi" w:hAnsiTheme="majorHAnsi" w:cstheme="majorHAnsi"/>
@@ -295,7 +295,7 @@
           <w:ilvl w:val="0"/>
           <w:numId w:val="69"/>
         </w:numPr>
-        <w:spacing w:beforeLines="40" w:before="96" w:afterLines="40" w:after="96" w:line="360" w:lineRule="auto"/>
+        <w:spacing w:beforeLines="80" w:before="192" w:afterLines="40" w:after="96" w:line="360" w:lineRule="auto"/>
         <w:jc w:val="both"/>
         <w:rPr>
           <w:rFonts w:asciiTheme="majorHAnsi" w:hAnsiTheme="majorHAnsi" w:cstheme="majorHAnsi"/>
@@ -316,10 +316,12 @@
     </w:p>
     <w:p>
       <w:pPr>
-        <w:spacing w:line="360" w:lineRule="auto"/>
+        <w:spacing w:beforeLines="80" w:before="192" w:line="360" w:lineRule="auto"/>
         <w:jc w:val="both"/>
         <w:rPr>
           <w:rFonts w:asciiTheme="majorHAnsi" w:hAnsiTheme="majorHAnsi" w:cstheme="majorHAnsi"/>
+          <w:sz w:val="22"/>
+          <w:szCs w:val="22"/>
         </w:rPr>
       </w:pPr>
       <w:r>
@@ -378,15 +380,39 @@
           <w:sz w:val="22"/>
           <w:szCs w:val="22"/>
         </w:rPr>
-        <w:t xml:space="preserve">pipeline and Streamlit dashboard for monitoring. I designed this solution to be scene-aware with low bandwidth dependency and low latency to achieve </w:t>
-      </w:r>
-      <w:r>
-        <w:rPr>
-          <w:rFonts w:asciiTheme="majorHAnsi" w:hAnsiTheme="majorHAnsi" w:cstheme="majorHAnsi"/>
-          <w:sz w:val="22"/>
-          <w:szCs w:val="22"/>
-        </w:rPr>
-        <w:t>s</w:t>
+        <w:t>pipeline and Streamlit dashboard for monitoring. I designed this solution to be scene-aware with low bandwidth dependency and low latency</w:t>
+      </w:r>
+      <w:r>
+        <w:rPr>
+          <w:rFonts w:asciiTheme="majorHAnsi" w:hAnsiTheme="majorHAnsi" w:cstheme="majorHAnsi"/>
+          <w:sz w:val="22"/>
+          <w:szCs w:val="22"/>
+        </w:rPr>
+        <w:t>,</w:t>
+      </w:r>
+      <w:r>
+        <w:rPr>
+          <w:rFonts w:asciiTheme="majorHAnsi" w:hAnsiTheme="majorHAnsi" w:cstheme="majorHAnsi"/>
+          <w:sz w:val="22"/>
+          <w:szCs w:val="22"/>
+        </w:rPr>
+        <w:t xml:space="preserve"> and to </w:t>
+      </w:r>
+      <w:r>
+        <w:rPr>
+          <w:rFonts w:asciiTheme="majorHAnsi" w:hAnsiTheme="majorHAnsi" w:cstheme="majorHAnsi"/>
+          <w:sz w:val="22"/>
+          <w:szCs w:val="22"/>
+        </w:rPr>
+        <w:t xml:space="preserve">achieve </w:t>
+      </w:r>
+      <w:r>
+        <w:rPr>
+          <w:rFonts w:asciiTheme="majorHAnsi" w:hAnsiTheme="majorHAnsi" w:cstheme="majorHAnsi"/>
+          <w:sz w:val="22"/>
+          <w:szCs w:val="22"/>
+        </w:rPr>
+        <w:t>strong</w:t>
       </w:r>
       <w:r>
         <w:rPr>
@@ -402,15 +428,88 @@
           <w:sz w:val="22"/>
           <w:szCs w:val="22"/>
         </w:rPr>
-        <w:t xml:space="preserve">detection quality (count and accuracy). The orchestrator manages pipeline modules by preprocessing and filtering frames and conducts on-edge fast object detection to decide whether to offload the frame to the cloud. The system filters frames using a motion detector and performs selective cloud offloading to demonstrate these trade-offs. The system concurrently records per-frame metrics (latency, bytes offloaded, etc.), and the dashboard displays these in near real-time. </w:t>
-      </w:r>
-      <w:r>
-        <w:rPr>
-          <w:rFonts w:asciiTheme="majorHAnsi" w:hAnsiTheme="majorHAnsi" w:cstheme="majorHAnsi"/>
-          <w:sz w:val="22"/>
-          <w:szCs w:val="22"/>
-        </w:rPr>
-        <w:t>Experiments show that the heuristic filter reduces processed frames by ~55%, yielding substantial reductions in edge processing, cloud offloading and bandwidth usage. The edge-only processing reduced end-to-end latency by ~50% compared to a cloud-only processing, while maintaining comparable detection quality.</w:t>
+        <w:t xml:space="preserve">object </w:t>
+      </w:r>
+      <w:r>
+        <w:rPr>
+          <w:rFonts w:asciiTheme="majorHAnsi" w:hAnsiTheme="majorHAnsi" w:cstheme="majorHAnsi"/>
+          <w:sz w:val="22"/>
+          <w:szCs w:val="22"/>
+        </w:rPr>
+        <w:t xml:space="preserve">detection </w:t>
+      </w:r>
+      <w:r>
+        <w:rPr>
+          <w:rFonts w:asciiTheme="majorHAnsi" w:hAnsiTheme="majorHAnsi" w:cstheme="majorHAnsi"/>
+          <w:sz w:val="22"/>
+          <w:szCs w:val="22"/>
+        </w:rPr>
+        <w:t>performance/</w:t>
+      </w:r>
+      <w:r>
+        <w:rPr>
+          <w:rFonts w:asciiTheme="majorHAnsi" w:hAnsiTheme="majorHAnsi" w:cstheme="majorHAnsi"/>
+          <w:sz w:val="22"/>
+          <w:szCs w:val="22"/>
+        </w:rPr>
+        <w:t xml:space="preserve">quality (count and accuracy). </w:t>
+      </w:r>
+    </w:p>
+    <w:p>
+      <w:pPr>
+        <w:spacing w:beforeLines="80" w:before="192" w:line="360" w:lineRule="auto"/>
+        <w:jc w:val="both"/>
+        <w:rPr>
+          <w:rFonts w:asciiTheme="majorHAnsi" w:hAnsiTheme="majorHAnsi" w:cstheme="majorHAnsi"/>
+        </w:rPr>
+      </w:pPr>
+      <w:r>
+        <w:rPr>
+          <w:rFonts w:asciiTheme="majorHAnsi" w:hAnsiTheme="majorHAnsi" w:cstheme="majorHAnsi"/>
+          <w:sz w:val="22"/>
+          <w:szCs w:val="22"/>
+        </w:rPr>
+        <w:t xml:space="preserve">The orchestrator manages pipeline modules by preprocessing and filtering frames and conducts on-edge fast object detection to decide whether to offload the frame to the cloud. The system filters frames using a motion detector and performs selective cloud offloading to demonstrate these trade-offs. The system concurrently records per-frame metrics (latency, bytes offloaded, etc.), and the dashboard displays these in near real-time. </w:t>
+      </w:r>
+      <w:r>
+        <w:rPr>
+          <w:rFonts w:asciiTheme="majorHAnsi" w:hAnsiTheme="majorHAnsi" w:cstheme="majorHAnsi"/>
+          <w:sz w:val="22"/>
+          <w:szCs w:val="22"/>
+        </w:rPr>
+        <w:t xml:space="preserve">Experiments show that the heuristic filter reduces processed frames by </w:t>
+      </w:r>
+      <w:r>
+        <w:rPr>
+          <w:rFonts w:asciiTheme="majorHAnsi" w:hAnsiTheme="majorHAnsi" w:cstheme="majorHAnsi"/>
+          <w:sz w:val="22"/>
+          <w:szCs w:val="22"/>
+        </w:rPr>
+        <w:t xml:space="preserve">approximately </w:t>
+      </w:r>
+      <w:r>
+        <w:rPr>
+          <w:rFonts w:asciiTheme="majorHAnsi" w:hAnsiTheme="majorHAnsi" w:cstheme="majorHAnsi"/>
+          <w:sz w:val="22"/>
+          <w:szCs w:val="22"/>
+        </w:rPr>
+        <w:t xml:space="preserve">55%, yielding substantial reductions in edge processing, cloud offloading and bandwidth usage. The edge-only processing reduced end-to-end latency by </w:t>
+      </w:r>
+      <w:r>
+        <w:rPr>
+          <w:rFonts w:asciiTheme="majorHAnsi" w:hAnsiTheme="majorHAnsi" w:cstheme="majorHAnsi"/>
+          <w:sz w:val="22"/>
+          <w:szCs w:val="22"/>
+        </w:rPr>
+        <w:t xml:space="preserve">approximately </w:t>
+      </w:r>
+      <w:r>
+        <w:rPr>
+          <w:rFonts w:asciiTheme="majorHAnsi" w:hAnsiTheme="majorHAnsi" w:cstheme="majorHAnsi"/>
+          <w:sz w:val="22"/>
+          <w:szCs w:val="22"/>
+        </w:rPr>
+        <w:t>50% compared to a cloud-only processing, while maintaining comparable detection quality.</w:t>
       </w:r>
     </w:p>
     <w:p>
@@ -420,7 +519,7 @@
           <w:ilvl w:val="0"/>
           <w:numId w:val="69"/>
         </w:numPr>
-        <w:spacing w:after="120"/>
+        <w:spacing w:beforeLines="80" w:before="192" w:after="120" w:line="360" w:lineRule="auto"/>
         <w:ind w:left="357" w:hanging="357"/>
         <w:contextualSpacing w:val="0"/>
         <w:rPr>
@@ -441,7 +540,7 @@
     </w:p>
     <w:p>
       <w:pPr>
-        <w:spacing w:beforeLines="40" w:before="96" w:afterLines="40" w:after="96" w:line="360" w:lineRule="auto"/>
+        <w:spacing w:beforeLines="80" w:before="192" w:afterLines="40" w:after="96" w:line="360" w:lineRule="auto"/>
         <w:jc w:val="both"/>
         <w:rPr>
           <w:rFonts w:asciiTheme="majorHAnsi" w:hAnsiTheme="majorHAnsi" w:cstheme="majorHAnsi"/>
@@ -453,6 +552,7 @@
       <w:r>
         <w:rPr>
           <w:rFonts w:asciiTheme="majorHAnsi" w:hAnsiTheme="majorHAnsi" w:cstheme="majorHAnsi"/>
+          <w:noProof/>
           <w:color w:val="000000" w:themeColor="text1"/>
           <w:sz w:val="22"/>
           <w:szCs w:val="22"/>
@@ -460,13 +560,13 @@
         <mc:AlternateContent>
           <mc:Choice Requires="wps">
             <w:drawing>
-              <wp:anchor distT="0" distB="0" distL="114300" distR="114300" simplePos="0" relativeHeight="251711488" behindDoc="0" locked="0" layoutInCell="1" allowOverlap="1" wp14:anchorId="55F3F350" wp14:editId="1C7A0305">
+              <wp:anchor distT="0" distB="0" distL="114300" distR="114300" simplePos="0" relativeHeight="251711488" behindDoc="0" locked="0" layoutInCell="1" allowOverlap="1" wp14:anchorId="55F3F350" wp14:editId="3E890D08">
                 <wp:simplePos x="0" y="0"/>
                 <wp:positionH relativeFrom="margin">
                   <wp:align>center</wp:align>
                 </wp:positionH>
                 <wp:positionV relativeFrom="paragraph">
-                  <wp:posOffset>2332355</wp:posOffset>
+                  <wp:posOffset>1941029</wp:posOffset>
                 </wp:positionV>
                 <wp:extent cx="6451600" cy="285115"/>
                 <wp:effectExtent l="0" t="0" r="6350" b="635"/>
@@ -480,7 +580,7 @@
                       <wps:spPr>
                         <a:xfrm>
                           <a:off x="0" y="0"/>
-                          <a:ext cx="6451600" cy="285293"/>
+                          <a:ext cx="6451600" cy="285115"/>
                         </a:xfrm>
                         <a:prstGeom prst="rect">
                           <a:avLst/>
@@ -552,7 +652,7 @@
                 <v:stroke joinstyle="miter"/>
                 <v:path gradientshapeok="t" o:connecttype="rect"/>
               </v:shapetype>
-              <v:shape id="Text Box 1" o:spid="_x0000_s1026" type="#_x0000_t202" style="position:absolute;left:0;text-align:left;margin-left:0;margin-top:183.65pt;width:508pt;height:22.45pt;z-index:251711488;visibility:visible;mso-wrap-style:square;mso-width-percent:0;mso-height-percent:0;mso-wrap-distance-left:9pt;mso-wrap-distance-top:0;mso-wrap-distance-right:9pt;mso-wrap-distance-bottom:0;mso-position-horizontal:center;mso-position-horizontal-relative:margin;mso-position-vertical:absolute;mso-position-vertical-relative:text;mso-width-percent:0;mso-height-percent:0;mso-width-relative:margin;mso-height-relative:margin;v-text-anchor:top" o:gfxdata="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" stroked="f">
+              <v:shape id="Text Box 1" o:spid="_x0000_s1026" type="#_x0000_t202" style="position:absolute;left:0;text-align:left;margin-left:0;margin-top:152.85pt;width:508pt;height:22.45pt;z-index:251711488;visibility:visible;mso-wrap-style:square;mso-width-percent:0;mso-height-percent:0;mso-wrap-distance-left:9pt;mso-wrap-distance-top:0;mso-wrap-distance-right:9pt;mso-wrap-distance-bottom:0;mso-position-horizontal:center;mso-position-horizontal-relative:margin;mso-position-vertical:absolute;mso-position-vertical-relative:text;mso-width-percent:0;mso-height-percent:0;mso-width-relative:margin;mso-height-relative:margin;v-text-anchor:top" o:gfxdata="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" stroked="f">
                 <v:textbox inset="0,0,0,0">
                   <w:txbxContent>
                     <w:p>
@@ -598,21 +698,22 @@
       <w:r>
         <w:rPr>
           <w:rFonts w:asciiTheme="majorHAnsi" w:hAnsiTheme="majorHAnsi" w:cstheme="majorHAnsi"/>
+          <w:noProof/>
           <w:color w:val="000000" w:themeColor="text1"/>
           <w:sz w:val="22"/>
           <w:szCs w:val="22"/>
         </w:rPr>
         <w:drawing>
-          <wp:anchor distT="0" distB="0" distL="114300" distR="114300" simplePos="0" relativeHeight="251710464" behindDoc="0" locked="0" layoutInCell="1" allowOverlap="1" wp14:anchorId="75D9F721" wp14:editId="3CC645F5">
+          <wp:anchor distT="0" distB="0" distL="114300" distR="114300" simplePos="0" relativeHeight="251710464" behindDoc="0" locked="0" layoutInCell="1" allowOverlap="1" wp14:anchorId="75D9F721" wp14:editId="68DE4329">
             <wp:simplePos x="0" y="0"/>
             <wp:positionH relativeFrom="margin">
-              <wp:posOffset>17780</wp:posOffset>
+              <wp:align>left</wp:align>
             </wp:positionH>
             <wp:positionV relativeFrom="paragraph">
-              <wp:posOffset>940435</wp:posOffset>
+              <wp:posOffset>815809</wp:posOffset>
             </wp:positionV>
-            <wp:extent cx="6715125" cy="1113155"/>
-            <wp:effectExtent l="0" t="57150" r="9525" b="48895"/>
+            <wp:extent cx="6715125" cy="975995"/>
+            <wp:effectExtent l="0" t="57150" r="9525" b="52705"/>
             <wp:wrapSquare wrapText="bothSides"/>
             <wp:docPr id="1551739020" name="Diagram 1"/>
             <wp:cNvGraphicFramePr/>
@@ -660,7 +761,7 @@
     </w:p>
     <w:p>
       <w:pPr>
-        <w:spacing w:beforeLines="100" w:before="240" w:afterLines="40" w:after="96" w:line="360" w:lineRule="auto"/>
+        <w:spacing w:beforeLines="80" w:before="192" w:afterLines="40" w:after="96" w:line="360" w:lineRule="auto"/>
         <w:jc w:val="both"/>
         <w:rPr>
           <w:rFonts w:asciiTheme="majorHAnsi" w:hAnsiTheme="majorHAnsi" w:cstheme="majorHAnsi"/>
@@ -776,7 +877,7 @@
           <w:ilvl w:val="0"/>
           <w:numId w:val="64"/>
         </w:numPr>
-        <w:spacing w:beforeLines="40" w:before="96" w:afterLines="40" w:after="96" w:line="360" w:lineRule="auto"/>
+        <w:spacing w:beforeLines="80" w:before="192" w:afterLines="40" w:after="96" w:line="360" w:lineRule="auto"/>
         <w:rPr>
           <w:rFonts w:asciiTheme="majorHAnsi" w:hAnsiTheme="majorHAnsi" w:cstheme="majorHAnsi"/>
           <w:sz w:val="22"/>
@@ -799,7 +900,7 @@
           <w:ilvl w:val="0"/>
           <w:numId w:val="64"/>
         </w:numPr>
-        <w:spacing w:beforeLines="40" w:before="96" w:afterLines="40" w:after="96" w:line="360" w:lineRule="auto"/>
+        <w:spacing w:beforeLines="80" w:before="192" w:afterLines="40" w:after="96" w:line="360" w:lineRule="auto"/>
         <w:rPr>
           <w:rFonts w:asciiTheme="majorHAnsi" w:hAnsiTheme="majorHAnsi" w:cstheme="majorHAnsi"/>
           <w:sz w:val="22"/>
@@ -822,19 +923,20 @@
           <w:ilvl w:val="0"/>
           <w:numId w:val="64"/>
         </w:numPr>
-        <w:spacing w:beforeLines="40" w:before="96" w:afterLines="40" w:after="96" w:line="360" w:lineRule="auto"/>
-        <w:rPr>
-          <w:rFonts w:asciiTheme="majorHAnsi" w:hAnsiTheme="majorHAnsi" w:cstheme="majorHAnsi"/>
-          <w:sz w:val="22"/>
-          <w:szCs w:val="22"/>
-        </w:rPr>
-      </w:pPr>
-      <w:r>
-        <w:rPr>
-          <w:rFonts w:asciiTheme="majorHAnsi" w:hAnsiTheme="majorHAnsi" w:cstheme="majorHAnsi"/>
-          <w:sz w:val="22"/>
-          <w:szCs w:val="22"/>
-        </w:rPr>
+        <w:spacing w:beforeLines="80" w:before="192" w:afterLines="40" w:after="96" w:line="360" w:lineRule="auto"/>
+        <w:rPr>
+          <w:rFonts w:asciiTheme="majorHAnsi" w:hAnsiTheme="majorHAnsi" w:cstheme="majorHAnsi"/>
+          <w:sz w:val="22"/>
+          <w:szCs w:val="22"/>
+        </w:rPr>
+      </w:pPr>
+      <w:r>
+        <w:rPr>
+          <w:rFonts w:asciiTheme="majorHAnsi" w:hAnsiTheme="majorHAnsi" w:cstheme="majorHAnsi"/>
+          <w:sz w:val="22"/>
+          <w:szCs w:val="22"/>
+        </w:rPr>
+        <w:lastRenderedPageBreak/>
         <w:t>Heuristic frame filter: Detects change/motion using cheap pixel</w:t>
       </w:r>
       <w:r>
@@ -861,7 +963,7 @@
           <w:ilvl w:val="0"/>
           <w:numId w:val="64"/>
         </w:numPr>
-        <w:spacing w:beforeLines="40" w:before="96" w:afterLines="40" w:after="96" w:line="360" w:lineRule="auto"/>
+        <w:spacing w:beforeLines="80" w:before="192" w:afterLines="40" w:after="96" w:line="360" w:lineRule="auto"/>
         <w:rPr>
           <w:rFonts w:asciiTheme="majorHAnsi" w:hAnsiTheme="majorHAnsi" w:cstheme="majorHAnsi"/>
           <w:sz w:val="22"/>
@@ -884,20 +986,19 @@
           <w:ilvl w:val="0"/>
           <w:numId w:val="64"/>
         </w:numPr>
-        <w:spacing w:beforeLines="40" w:before="96" w:afterLines="40" w:after="96" w:line="360" w:lineRule="auto"/>
-        <w:rPr>
-          <w:rFonts w:asciiTheme="majorHAnsi" w:hAnsiTheme="majorHAnsi" w:cstheme="majorHAnsi"/>
-          <w:sz w:val="22"/>
-          <w:szCs w:val="22"/>
-        </w:rPr>
-      </w:pPr>
-      <w:r>
-        <w:rPr>
-          <w:rFonts w:asciiTheme="majorHAnsi" w:hAnsiTheme="majorHAnsi" w:cstheme="majorHAnsi"/>
-          <w:sz w:val="22"/>
-          <w:szCs w:val="22"/>
-        </w:rPr>
-        <w:lastRenderedPageBreak/>
+        <w:spacing w:beforeLines="80" w:before="192" w:afterLines="40" w:after="96" w:line="360" w:lineRule="auto"/>
+        <w:rPr>
+          <w:rFonts w:asciiTheme="majorHAnsi" w:hAnsiTheme="majorHAnsi" w:cstheme="majorHAnsi"/>
+          <w:sz w:val="22"/>
+          <w:szCs w:val="22"/>
+        </w:rPr>
+      </w:pPr>
+      <w:r>
+        <w:rPr>
+          <w:rFonts w:asciiTheme="majorHAnsi" w:hAnsiTheme="majorHAnsi" w:cstheme="majorHAnsi"/>
+          <w:sz w:val="22"/>
+          <w:szCs w:val="22"/>
+        </w:rPr>
         <w:t xml:space="preserve">Edge–cloud </w:t>
       </w:r>
       <w:proofErr w:type="spellStart"/>
@@ -926,7 +1027,7 @@
           <w:ilvl w:val="0"/>
           <w:numId w:val="64"/>
         </w:numPr>
-        <w:spacing w:beforeLines="40" w:before="96" w:afterLines="40" w:after="96" w:line="360" w:lineRule="auto"/>
+        <w:spacing w:beforeLines="80" w:before="192" w:afterLines="40" w:after="96" w:line="360" w:lineRule="auto"/>
         <w:rPr>
           <w:rFonts w:asciiTheme="majorHAnsi" w:hAnsiTheme="majorHAnsi" w:cstheme="majorHAnsi"/>
           <w:sz w:val="22"/>
@@ -949,7 +1050,7 @@
           <w:ilvl w:val="0"/>
           <w:numId w:val="64"/>
         </w:numPr>
-        <w:spacing w:beforeLines="40" w:before="96" w:afterLines="40" w:after="96" w:line="360" w:lineRule="auto"/>
+        <w:spacing w:beforeLines="80" w:before="192" w:afterLines="40" w:after="96" w:line="360" w:lineRule="auto"/>
         <w:rPr>
           <w:rFonts w:asciiTheme="majorHAnsi" w:hAnsiTheme="majorHAnsi" w:cstheme="majorHAnsi"/>
           <w:sz w:val="22"/>
@@ -972,7 +1073,7 @@
           <w:ilvl w:val="0"/>
           <w:numId w:val="64"/>
         </w:numPr>
-        <w:spacing w:beforeLines="40" w:before="96" w:afterLines="40" w:after="96" w:line="360" w:lineRule="auto"/>
+        <w:spacing w:beforeLines="80" w:before="192" w:afterLines="40" w:after="96" w:line="360" w:lineRule="auto"/>
         <w:rPr>
           <w:rFonts w:asciiTheme="majorHAnsi" w:hAnsiTheme="majorHAnsi" w:cstheme="majorHAnsi"/>
           <w:sz w:val="22"/>
@@ -995,7 +1096,7 @@
           <w:ilvl w:val="0"/>
           <w:numId w:val="64"/>
         </w:numPr>
-        <w:spacing w:beforeLines="40" w:before="96" w:afterLines="40" w:after="96" w:line="360" w:lineRule="auto"/>
+        <w:spacing w:beforeLines="80" w:before="192" w:afterLines="40" w:after="96" w:line="360" w:lineRule="auto"/>
         <w:jc w:val="both"/>
         <w:rPr>
           <w:rFonts w:asciiTheme="majorHAnsi" w:hAnsiTheme="majorHAnsi" w:cstheme="majorHAnsi"/>
@@ -1019,7 +1120,7 @@
           <w:ilvl w:val="0"/>
           <w:numId w:val="69"/>
         </w:numPr>
-        <w:spacing w:beforeLines="40" w:before="96" w:afterLines="40" w:after="96" w:line="360" w:lineRule="auto"/>
+        <w:spacing w:beforeLines="80" w:before="192" w:afterLines="40" w:after="96" w:line="360" w:lineRule="auto"/>
         <w:jc w:val="both"/>
         <w:rPr>
           <w:rFonts w:asciiTheme="majorHAnsi" w:hAnsiTheme="majorHAnsi" w:cstheme="majorHAnsi"/>
@@ -1049,7 +1150,7 @@
     </w:p>
     <w:p>
       <w:pPr>
-        <w:spacing w:beforeLines="40" w:before="96" w:afterLines="40" w:after="96" w:line="360" w:lineRule="auto"/>
+        <w:spacing w:beforeLines="80" w:before="192" w:afterLines="40" w:after="96" w:line="360" w:lineRule="auto"/>
         <w:jc w:val="both"/>
         <w:rPr>
           <w:rFonts w:asciiTheme="majorHAnsi" w:hAnsiTheme="majorHAnsi" w:cstheme="majorHAnsi"/>
@@ -2199,7 +2300,7 @@
           <w:ilvl w:val="0"/>
           <w:numId w:val="26"/>
         </w:numPr>
-        <w:spacing w:beforeLines="40" w:before="96" w:afterLines="40" w:after="96" w:line="360" w:lineRule="auto"/>
+        <w:spacing w:beforeLines="80" w:before="192" w:afterLines="40" w:after="96" w:line="360" w:lineRule="auto"/>
         <w:jc w:val="both"/>
         <w:rPr>
           <w:rFonts w:asciiTheme="majorHAnsi" w:hAnsiTheme="majorHAnsi" w:cstheme="majorHAnsi"/>
@@ -2265,7 +2366,7 @@
           <w:ilvl w:val="0"/>
           <w:numId w:val="26"/>
         </w:numPr>
-        <w:spacing w:beforeLines="40" w:before="96" w:afterLines="40" w:after="96" w:line="360" w:lineRule="auto"/>
+        <w:spacing w:beforeLines="80" w:before="192" w:afterLines="40" w:after="96" w:line="360" w:lineRule="auto"/>
         <w:jc w:val="both"/>
         <w:rPr>
           <w:rFonts w:asciiTheme="majorHAnsi" w:hAnsiTheme="majorHAnsi" w:cstheme="majorHAnsi"/>
@@ -2327,7 +2428,7 @@
           <w:ilvl w:val="0"/>
           <w:numId w:val="26"/>
         </w:numPr>
-        <w:spacing w:beforeLines="40" w:before="96" w:afterLines="40" w:after="96" w:line="360" w:lineRule="auto"/>
+        <w:spacing w:beforeLines="80" w:before="192" w:afterLines="40" w:after="96" w:line="360" w:lineRule="auto"/>
         <w:jc w:val="both"/>
         <w:rPr>
           <w:rFonts w:asciiTheme="majorHAnsi" w:hAnsiTheme="majorHAnsi" w:cstheme="majorHAnsi"/>
@@ -2479,7 +2580,7 @@
           <w:ilvl w:val="0"/>
           <w:numId w:val="26"/>
         </w:numPr>
-        <w:spacing w:beforeLines="40" w:before="96" w:afterLines="40" w:after="96" w:line="360" w:lineRule="auto"/>
+        <w:spacing w:beforeLines="80" w:before="192" w:afterLines="40" w:after="96" w:line="360" w:lineRule="auto"/>
         <w:jc w:val="both"/>
         <w:rPr>
           <w:rFonts w:asciiTheme="majorHAnsi" w:hAnsiTheme="majorHAnsi" w:cstheme="majorHAnsi"/>
@@ -2495,6 +2596,7 @@
           <w:sz w:val="22"/>
           <w:szCs w:val="22"/>
         </w:rPr>
+        <w:lastRenderedPageBreak/>
         <w:t xml:space="preserve">Native video resolution: The original video frames have enough resolution/spatial detail, so resizing </w:t>
       </w:r>
       <w:r>
@@ -2676,7 +2778,7 @@
           <w:ilvl w:val="0"/>
           <w:numId w:val="26"/>
         </w:numPr>
-        <w:spacing w:beforeLines="40" w:before="96" w:afterLines="40" w:after="96" w:line="360" w:lineRule="auto"/>
+        <w:spacing w:beforeLines="80" w:before="192" w:afterLines="40" w:after="96" w:line="360" w:lineRule="auto"/>
         <w:jc w:val="both"/>
         <w:rPr>
           <w:rFonts w:asciiTheme="majorHAnsi" w:hAnsiTheme="majorHAnsi" w:cstheme="majorHAnsi"/>
@@ -2690,7 +2792,6 @@
           <w:sz w:val="22"/>
           <w:szCs w:val="22"/>
         </w:rPr>
-        <w:lastRenderedPageBreak/>
         <w:t>Audio information: My design completely omits and ignores audio data and assumes that</w:t>
       </w:r>
       <w:r>
@@ -2712,7 +2813,7 @@
     </w:p>
     <w:p>
       <w:pPr>
-        <w:spacing w:line="360" w:lineRule="auto"/>
+        <w:spacing w:beforeLines="80" w:before="192" w:line="360" w:lineRule="auto"/>
         <w:jc w:val="both"/>
         <w:rPr>
           <w:rFonts w:asciiTheme="majorHAnsi" w:hAnsiTheme="majorHAnsi" w:cstheme="majorHAnsi"/>
@@ -2880,7 +2981,7 @@
           <w:ilvl w:val="0"/>
           <w:numId w:val="65"/>
         </w:numPr>
-        <w:spacing w:line="360" w:lineRule="auto"/>
+        <w:spacing w:beforeLines="80" w:before="192" w:line="360" w:lineRule="auto"/>
         <w:jc w:val="both"/>
         <w:rPr>
           <w:rFonts w:asciiTheme="majorHAnsi" w:hAnsiTheme="majorHAnsi" w:cstheme="majorHAnsi"/>
@@ -2920,7 +3021,7 @@
           <w:ilvl w:val="0"/>
           <w:numId w:val="65"/>
         </w:numPr>
-        <w:spacing w:line="360" w:lineRule="auto"/>
+        <w:spacing w:beforeLines="80" w:before="192" w:line="360" w:lineRule="auto"/>
         <w:jc w:val="both"/>
         <w:rPr>
           <w:rFonts w:asciiTheme="majorHAnsi" w:hAnsiTheme="majorHAnsi" w:cstheme="majorHAnsi"/>
@@ -2960,7 +3061,7 @@
           <w:ilvl w:val="0"/>
           <w:numId w:val="65"/>
         </w:numPr>
-        <w:spacing w:line="360" w:lineRule="auto"/>
+        <w:spacing w:beforeLines="80" w:before="192" w:line="360" w:lineRule="auto"/>
         <w:jc w:val="both"/>
         <w:rPr>
           <w:rFonts w:asciiTheme="majorHAnsi" w:hAnsiTheme="majorHAnsi" w:cstheme="majorHAnsi"/>
@@ -3000,7 +3101,7 @@
           <w:ilvl w:val="0"/>
           <w:numId w:val="65"/>
         </w:numPr>
-        <w:spacing w:line="360" w:lineRule="auto"/>
+        <w:spacing w:beforeLines="80" w:before="192" w:line="360" w:lineRule="auto"/>
         <w:jc w:val="both"/>
         <w:rPr>
           <w:rFonts w:asciiTheme="majorHAnsi" w:hAnsiTheme="majorHAnsi" w:cstheme="majorHAnsi"/>
@@ -3040,7 +3141,7 @@
           <w:ilvl w:val="0"/>
           <w:numId w:val="65"/>
         </w:numPr>
-        <w:spacing w:line="360" w:lineRule="auto"/>
+        <w:spacing w:beforeLines="80" w:before="192" w:line="360" w:lineRule="auto"/>
         <w:jc w:val="both"/>
         <w:rPr>
           <w:rFonts w:asciiTheme="majorHAnsi" w:hAnsiTheme="majorHAnsi" w:cstheme="majorHAnsi"/>
@@ -3080,7 +3181,7 @@
           <w:ilvl w:val="0"/>
           <w:numId w:val="65"/>
         </w:numPr>
-        <w:spacing w:line="360" w:lineRule="auto"/>
+        <w:spacing w:beforeLines="80" w:before="192" w:line="360" w:lineRule="auto"/>
         <w:jc w:val="both"/>
         <w:rPr>
           <w:rFonts w:asciiTheme="majorHAnsi" w:hAnsiTheme="majorHAnsi" w:cstheme="majorHAnsi"/>
@@ -3120,7 +3221,7 @@
           <w:ilvl w:val="0"/>
           <w:numId w:val="65"/>
         </w:numPr>
-        <w:spacing w:line="360" w:lineRule="auto"/>
+        <w:spacing w:beforeLines="80" w:before="192" w:line="360" w:lineRule="auto"/>
         <w:jc w:val="both"/>
         <w:rPr>
           <w:rFonts w:asciiTheme="majorHAnsi" w:hAnsiTheme="majorHAnsi" w:cstheme="majorHAnsi"/>
@@ -3176,7 +3277,7 @@
           <w:ilvl w:val="0"/>
           <w:numId w:val="65"/>
         </w:numPr>
-        <w:spacing w:line="360" w:lineRule="auto"/>
+        <w:spacing w:beforeLines="80" w:before="192" w:line="360" w:lineRule="auto"/>
         <w:jc w:val="both"/>
         <w:rPr>
           <w:rFonts w:asciiTheme="majorHAnsi" w:hAnsiTheme="majorHAnsi" w:cstheme="majorHAnsi"/>
@@ -3216,7 +3317,7 @@
           <w:ilvl w:val="0"/>
           <w:numId w:val="65"/>
         </w:numPr>
-        <w:spacing w:line="360" w:lineRule="auto"/>
+        <w:spacing w:beforeLines="80" w:before="192" w:line="360" w:lineRule="auto"/>
         <w:jc w:val="both"/>
         <w:rPr>
           <w:rFonts w:asciiTheme="majorHAnsi" w:hAnsiTheme="majorHAnsi" w:cstheme="majorHAnsi"/>
@@ -3290,7 +3391,7 @@
           <w:ilvl w:val="0"/>
           <w:numId w:val="69"/>
         </w:numPr>
-        <w:spacing w:beforeLines="40" w:before="96" w:afterLines="40" w:after="96" w:line="360" w:lineRule="auto"/>
+        <w:spacing w:beforeLines="80" w:before="192" w:afterLines="40" w:after="96" w:line="360" w:lineRule="auto"/>
         <w:jc w:val="both"/>
         <w:rPr>
           <w:rFonts w:asciiTheme="majorHAnsi" w:hAnsiTheme="majorHAnsi" w:cstheme="majorHAnsi"/>
@@ -3311,7 +3412,7 @@
     </w:p>
     <w:p>
       <w:pPr>
-        <w:spacing w:beforeLines="40" w:before="96" w:afterLines="40" w:after="96" w:line="360" w:lineRule="auto"/>
+        <w:spacing w:beforeLines="80" w:before="192" w:afterLines="40" w:after="96" w:line="360" w:lineRule="auto"/>
         <w:jc w:val="both"/>
         <w:rPr>
           <w:rFonts w:asciiTheme="majorHAnsi" w:hAnsiTheme="majorHAnsi" w:cstheme="majorHAnsi"/>
@@ -3378,7 +3479,7 @@
     </w:p>
     <w:p>
       <w:pPr>
-        <w:spacing w:beforeLines="40" w:before="96" w:afterLines="40" w:after="96" w:line="360" w:lineRule="auto"/>
+        <w:spacing w:beforeLines="80" w:before="192" w:afterLines="40" w:after="96" w:line="360" w:lineRule="auto"/>
         <w:jc w:val="both"/>
         <w:rPr>
           <w:rFonts w:asciiTheme="majorHAnsi" w:hAnsiTheme="majorHAnsi" w:cstheme="majorHAnsi"/>
@@ -3410,77 +3511,7 @@
     </w:p>
     <w:p>
       <w:pPr>
-        <w:spacing w:beforeLines="40" w:before="96" w:afterLines="40" w:after="96" w:line="360" w:lineRule="auto"/>
-        <w:jc w:val="both"/>
-        <w:rPr>
-          <w:rFonts w:asciiTheme="majorHAnsi" w:hAnsiTheme="majorHAnsi" w:cstheme="majorHAnsi"/>
-          <w:color w:val="000000" w:themeColor="text1"/>
-          <w:sz w:val="22"/>
-          <w:szCs w:val="22"/>
-        </w:rPr>
-      </w:pPr>
-      <w:r>
-        <w:rPr>
-          <w:rFonts w:asciiTheme="majorHAnsi" w:hAnsiTheme="majorHAnsi" w:cstheme="majorHAnsi"/>
-          <w:b/>
-          <w:bCs/>
-          <w:color w:val="000000" w:themeColor="text1"/>
-          <w:sz w:val="22"/>
-          <w:szCs w:val="22"/>
-        </w:rPr>
-        <w:t>Preprocessing:</w:t>
-      </w:r>
-      <w:r>
-        <w:rPr>
-          <w:rFonts w:asciiTheme="majorHAnsi" w:hAnsiTheme="majorHAnsi" w:cstheme="majorHAnsi"/>
-          <w:color w:val="000000" w:themeColor="text1"/>
-          <w:sz w:val="22"/>
-          <w:szCs w:val="22"/>
-        </w:rPr>
-        <w:t xml:space="preserve"> Includes two steps</w:t>
-      </w:r>
-      <w:r>
-        <w:rPr>
-          <w:rFonts w:asciiTheme="majorHAnsi" w:hAnsiTheme="majorHAnsi" w:cstheme="majorHAnsi"/>
-          <w:color w:val="000000" w:themeColor="text1"/>
-          <w:sz w:val="22"/>
-          <w:szCs w:val="22"/>
-        </w:rPr>
-        <w:t>;</w:t>
-      </w:r>
-      <w:r>
-        <w:rPr>
-          <w:rFonts w:asciiTheme="majorHAnsi" w:hAnsiTheme="majorHAnsi" w:cstheme="majorHAnsi"/>
-          <w:color w:val="000000" w:themeColor="text1"/>
-          <w:sz w:val="22"/>
-          <w:szCs w:val="22"/>
-        </w:rPr>
-        <w:t xml:space="preserve"> resizing the frame to a smaller size (has a configurable variable i.e. </w:t>
-      </w:r>
-      <w:proofErr w:type="spellStart"/>
-      <w:r>
-        <w:rPr>
-          <w:rFonts w:asciiTheme="majorHAnsi" w:hAnsiTheme="majorHAnsi" w:cstheme="majorHAnsi"/>
-          <w:color w:val="000000" w:themeColor="text1"/>
-          <w:sz w:val="22"/>
-          <w:szCs w:val="22"/>
-        </w:rPr>
-        <w:t>resize_width</w:t>
-      </w:r>
-      <w:proofErr w:type="spellEnd"/>
-      <w:r>
-        <w:rPr>
-          <w:rFonts w:asciiTheme="majorHAnsi" w:hAnsiTheme="majorHAnsi" w:cstheme="majorHAnsi"/>
-          <w:color w:val="000000" w:themeColor="text1"/>
-          <w:sz w:val="22"/>
-          <w:szCs w:val="22"/>
-        </w:rPr>
-        <w:t>, default=640). The resized frames are then converted to greyscale using cv2.cvtColor(), a single colour channel with pixel values ranging from (0/black — 255/white).</w:t>
-      </w:r>
-    </w:p>
-    <w:p>
-      <w:pPr>
-        <w:spacing w:beforeLines="40" w:before="96" w:afterLines="40" w:after="96" w:line="360" w:lineRule="auto"/>
+        <w:spacing w:beforeLines="80" w:before="192" w:afterLines="40" w:after="96" w:line="360" w:lineRule="auto"/>
         <w:jc w:val="both"/>
         <w:rPr>
           <w:rFonts w:asciiTheme="majorHAnsi" w:hAnsiTheme="majorHAnsi" w:cstheme="majorHAnsi"/>
@@ -3498,16 +3529,16 @@
         </w:rPr>
         <w:lastRenderedPageBreak/>
         <w:drawing>
-          <wp:anchor distT="0" distB="0" distL="114300" distR="114300" simplePos="0" relativeHeight="251712512" behindDoc="0" locked="0" layoutInCell="1" allowOverlap="1" wp14:anchorId="3CAC4F4C" wp14:editId="72113003">
+          <wp:anchor distT="0" distB="0" distL="114300" distR="114300" simplePos="0" relativeHeight="251712512" behindDoc="0" locked="0" layoutInCell="1" allowOverlap="1" wp14:anchorId="3CAC4F4C" wp14:editId="7DB10BB9">
             <wp:simplePos x="0" y="0"/>
             <wp:positionH relativeFrom="margin">
-              <wp:posOffset>3700145</wp:posOffset>
+              <wp:align>right</wp:align>
             </wp:positionH>
             <wp:positionV relativeFrom="paragraph">
-              <wp:posOffset>0</wp:posOffset>
+              <wp:posOffset>583565</wp:posOffset>
             </wp:positionV>
-            <wp:extent cx="2943225" cy="8807450"/>
-            <wp:effectExtent l="0" t="0" r="9525" b="0"/>
+            <wp:extent cx="2943225" cy="8165465"/>
+            <wp:effectExtent l="0" t="0" r="9525" b="6985"/>
             <wp:wrapSquare wrapText="bothSides"/>
             <wp:docPr id="1142021008" name="Picture 15"/>
             <wp:cNvGraphicFramePr>
@@ -3538,7 +3569,7 @@
                   <pic:spPr bwMode="auto">
                     <a:xfrm>
                       <a:off x="0" y="0"/>
-                      <a:ext cx="2943225" cy="8807450"/>
+                      <a:ext cx="2943225" cy="8165465"/>
                     </a:xfrm>
                     <a:prstGeom prst="rect">
                       <a:avLst/>
@@ -3569,6 +3600,76 @@
           <w:sz w:val="22"/>
           <w:szCs w:val="22"/>
         </w:rPr>
+        <w:t>Preprocessing:</w:t>
+      </w:r>
+      <w:r>
+        <w:rPr>
+          <w:rFonts w:asciiTheme="majorHAnsi" w:hAnsiTheme="majorHAnsi" w:cstheme="majorHAnsi"/>
+          <w:color w:val="000000" w:themeColor="text1"/>
+          <w:sz w:val="22"/>
+          <w:szCs w:val="22"/>
+        </w:rPr>
+        <w:t xml:space="preserve"> Includes two steps</w:t>
+      </w:r>
+      <w:r>
+        <w:rPr>
+          <w:rFonts w:asciiTheme="majorHAnsi" w:hAnsiTheme="majorHAnsi" w:cstheme="majorHAnsi"/>
+          <w:color w:val="000000" w:themeColor="text1"/>
+          <w:sz w:val="22"/>
+          <w:szCs w:val="22"/>
+        </w:rPr>
+        <w:t>;</w:t>
+      </w:r>
+      <w:r>
+        <w:rPr>
+          <w:rFonts w:asciiTheme="majorHAnsi" w:hAnsiTheme="majorHAnsi" w:cstheme="majorHAnsi"/>
+          <w:color w:val="000000" w:themeColor="text1"/>
+          <w:sz w:val="22"/>
+          <w:szCs w:val="22"/>
+        </w:rPr>
+        <w:t xml:space="preserve"> resizing the frame to a smaller size (has a configurable variable i.e. </w:t>
+      </w:r>
+      <w:proofErr w:type="spellStart"/>
+      <w:r>
+        <w:rPr>
+          <w:rFonts w:asciiTheme="majorHAnsi" w:hAnsiTheme="majorHAnsi" w:cstheme="majorHAnsi"/>
+          <w:color w:val="000000" w:themeColor="text1"/>
+          <w:sz w:val="22"/>
+          <w:szCs w:val="22"/>
+        </w:rPr>
+        <w:t>resize_width</w:t>
+      </w:r>
+      <w:proofErr w:type="spellEnd"/>
+      <w:r>
+        <w:rPr>
+          <w:rFonts w:asciiTheme="majorHAnsi" w:hAnsiTheme="majorHAnsi" w:cstheme="majorHAnsi"/>
+          <w:color w:val="000000" w:themeColor="text1"/>
+          <w:sz w:val="22"/>
+          <w:szCs w:val="22"/>
+        </w:rPr>
+        <w:t>, default=640). The resized frames are then converted to greyscale using cv2.cvtColor(), a single colour channel with pixel values ranging from (0/black — 255/white).</w:t>
+      </w:r>
+    </w:p>
+    <w:p>
+      <w:pPr>
+        <w:spacing w:beforeLines="80" w:before="192" w:afterLines="40" w:after="96" w:line="360" w:lineRule="auto"/>
+        <w:jc w:val="both"/>
+        <w:rPr>
+          <w:rFonts w:asciiTheme="majorHAnsi" w:hAnsiTheme="majorHAnsi" w:cstheme="majorHAnsi"/>
+          <w:color w:val="000000" w:themeColor="text1"/>
+          <w:sz w:val="22"/>
+          <w:szCs w:val="22"/>
+        </w:rPr>
+      </w:pPr>
+      <w:r>
+        <w:rPr>
+          <w:rFonts w:asciiTheme="majorHAnsi" w:hAnsiTheme="majorHAnsi" w:cstheme="majorHAnsi"/>
+          <w:b/>
+          <w:bCs/>
+          <w:color w:val="000000" w:themeColor="text1"/>
+          <w:sz w:val="22"/>
+          <w:szCs w:val="22"/>
+        </w:rPr>
         <w:t>Heuristic filter:</w:t>
       </w:r>
       <w:r>
@@ -3651,7 +3752,7 @@
           <w:ilvl w:val="0"/>
           <w:numId w:val="67"/>
         </w:numPr>
-        <w:spacing w:beforeLines="40" w:before="96" w:afterLines="40" w:after="96" w:line="360" w:lineRule="auto"/>
+        <w:spacing w:beforeLines="80" w:before="192" w:afterLines="40" w:after="96" w:line="360" w:lineRule="auto"/>
         <w:jc w:val="both"/>
         <w:rPr>
           <w:rFonts w:asciiTheme="majorHAnsi" w:hAnsiTheme="majorHAnsi" w:cstheme="majorHAnsi"/>
@@ -3677,7 +3778,7 @@
           <w:ilvl w:val="0"/>
           <w:numId w:val="67"/>
         </w:numPr>
-        <w:spacing w:beforeLines="40" w:before="96" w:afterLines="40" w:after="96" w:line="360" w:lineRule="auto"/>
+        <w:spacing w:beforeLines="80" w:before="192" w:afterLines="40" w:after="96" w:line="360" w:lineRule="auto"/>
         <w:jc w:val="both"/>
         <w:rPr>
           <w:rFonts w:asciiTheme="majorHAnsi" w:hAnsiTheme="majorHAnsi" w:cstheme="majorHAnsi"/>
@@ -3698,7 +3799,7 @@
     </w:p>
     <w:p>
       <w:pPr>
-        <w:spacing w:beforeLines="40" w:before="96" w:afterLines="40" w:after="96" w:line="360" w:lineRule="auto"/>
+        <w:spacing w:beforeLines="80" w:before="192" w:afterLines="40" w:after="96" w:line="360" w:lineRule="auto"/>
         <w:jc w:val="both"/>
         <w:rPr>
           <w:rFonts w:asciiTheme="majorHAnsi" w:hAnsiTheme="majorHAnsi" w:cstheme="majorHAnsi"/>
@@ -3719,7 +3820,7 @@
     </w:p>
     <w:p>
       <w:pPr>
-        <w:spacing w:beforeLines="40" w:before="96" w:afterLines="40" w:after="96" w:line="360" w:lineRule="auto"/>
+        <w:spacing w:beforeLines="80" w:before="192" w:afterLines="40" w:after="96" w:line="360" w:lineRule="auto"/>
         <w:jc w:val="both"/>
         <w:rPr>
           <w:rFonts w:asciiTheme="majorHAnsi" w:hAnsiTheme="majorHAnsi" w:cstheme="majorHAnsi"/>
@@ -3858,7 +3959,7 @@
           <w:ilvl w:val="0"/>
           <w:numId w:val="68"/>
         </w:numPr>
-        <w:spacing w:beforeLines="40" w:before="96" w:afterLines="40" w:after="96" w:line="360" w:lineRule="auto"/>
+        <w:spacing w:beforeLines="80" w:before="192" w:afterLines="40" w:after="96" w:line="360" w:lineRule="auto"/>
         <w:jc w:val="both"/>
         <w:rPr>
           <w:rFonts w:asciiTheme="majorHAnsi" w:hAnsiTheme="majorHAnsi" w:cstheme="majorHAnsi"/>
@@ -3904,68 +4005,7 @@
           <w:ilvl w:val="0"/>
           <w:numId w:val="68"/>
         </w:numPr>
-        <w:spacing w:beforeLines="40" w:before="96" w:afterLines="40" w:after="96" w:line="360" w:lineRule="auto"/>
-        <w:jc w:val="both"/>
-        <w:rPr>
-          <w:rFonts w:asciiTheme="majorHAnsi" w:hAnsiTheme="majorHAnsi" w:cstheme="majorHAnsi"/>
-          <w:color w:val="000000" w:themeColor="text1"/>
-          <w:sz w:val="22"/>
-          <w:szCs w:val="22"/>
-        </w:rPr>
-      </w:pPr>
-      <w:r>
-        <w:rPr>
-          <w:rFonts w:asciiTheme="majorHAnsi" w:hAnsiTheme="majorHAnsi" w:cstheme="majorHAnsi"/>
-          <w:color w:val="000000" w:themeColor="text1"/>
-          <w:sz w:val="22"/>
-          <w:szCs w:val="22"/>
-        </w:rPr>
-        <w:t xml:space="preserve">If max(confidences) &gt;= </w:t>
-      </w:r>
-      <w:proofErr w:type="spellStart"/>
-      <w:r>
-        <w:rPr>
-          <w:rFonts w:asciiTheme="majorHAnsi" w:hAnsiTheme="majorHAnsi" w:cstheme="majorHAnsi"/>
-          <w:color w:val="000000" w:themeColor="text1"/>
-          <w:sz w:val="22"/>
-          <w:szCs w:val="22"/>
-        </w:rPr>
-        <w:t>edge_conf_threshold</w:t>
-      </w:r>
-      <w:proofErr w:type="spellEnd"/>
-      <w:r>
-        <w:rPr>
-          <w:rFonts w:asciiTheme="majorHAnsi" w:hAnsiTheme="majorHAnsi" w:cstheme="majorHAnsi"/>
-          <w:color w:val="000000" w:themeColor="text1"/>
-          <w:sz w:val="22"/>
-          <w:szCs w:val="22"/>
-        </w:rPr>
-        <w:t xml:space="preserve">: accept the detections and annotate the frame locally and prepare it as </w:t>
-      </w:r>
-      <w:proofErr w:type="spellStart"/>
-      <w:r>
-        <w:rPr>
-          <w:rFonts w:asciiTheme="majorHAnsi" w:hAnsiTheme="majorHAnsi" w:cstheme="majorHAnsi"/>
-          <w:color w:val="000000" w:themeColor="text1"/>
-          <w:sz w:val="22"/>
-          <w:szCs w:val="22"/>
-        </w:rPr>
-        <w:t>display_frame</w:t>
-      </w:r>
-      <w:proofErr w:type="spellEnd"/>
-      <w:r>
-        <w:rPr>
-          <w:rFonts w:asciiTheme="majorHAnsi" w:hAnsiTheme="majorHAnsi" w:cstheme="majorHAnsi"/>
-          <w:color w:val="000000" w:themeColor="text1"/>
-          <w:sz w:val="22"/>
-          <w:szCs w:val="22"/>
-        </w:rPr>
-        <w:t xml:space="preserve"> for output.</w:t>
-      </w:r>
-    </w:p>
-    <w:p>
-      <w:pPr>
-        <w:spacing w:beforeLines="40" w:before="96" w:afterLines="40" w:after="96" w:line="360" w:lineRule="auto"/>
+        <w:spacing w:beforeLines="80" w:before="192" w:afterLines="40" w:after="96" w:line="360" w:lineRule="auto"/>
         <w:jc w:val="both"/>
         <w:rPr>
           <w:rFonts w:asciiTheme="majorHAnsi" w:hAnsiTheme="majorHAnsi" w:cstheme="majorHAnsi"/>
@@ -3984,13 +4024,13 @@
         <mc:AlternateContent>
           <mc:Choice Requires="wps">
             <w:drawing>
-              <wp:anchor distT="0" distB="0" distL="114300" distR="114300" simplePos="0" relativeHeight="251673600" behindDoc="0" locked="0" layoutInCell="1" allowOverlap="1" wp14:anchorId="32986815" wp14:editId="20F7F92F">
+              <wp:anchor distT="0" distB="0" distL="114300" distR="114300" simplePos="0" relativeHeight="251673600" behindDoc="0" locked="0" layoutInCell="1" allowOverlap="1" wp14:anchorId="32986815" wp14:editId="70972CB5">
                 <wp:simplePos x="0" y="0"/>
                 <wp:positionH relativeFrom="margin">
                   <wp:align>right</wp:align>
                 </wp:positionH>
                 <wp:positionV relativeFrom="paragraph">
-                  <wp:posOffset>1028569</wp:posOffset>
+                  <wp:posOffset>476885</wp:posOffset>
                 </wp:positionV>
                 <wp:extent cx="2936240" cy="400050"/>
                 <wp:effectExtent l="0" t="0" r="0" b="0"/>
@@ -4095,7 +4135,7 @@
           </mc:Choice>
           <mc:Fallback>
             <w:pict>
-              <v:shape w14:anchorId="32986815" id="_x0000_s1027" type="#_x0000_t202" style="position:absolute;left:0;text-align:left;margin-left:180pt;margin-top:81pt;width:231.2pt;height:31.5pt;z-index:251673600;visibility:visible;mso-wrap-style:square;mso-width-percent:0;mso-height-percent:0;mso-wrap-distance-left:9pt;mso-wrap-distance-top:0;mso-wrap-distance-right:9pt;mso-wrap-distance-bottom:0;mso-position-horizontal:right;mso-position-horizontal-relative:margin;mso-position-vertical:absolute;mso-position-vertical-relative:text;mso-width-percent:0;mso-height-percent:0;mso-width-relative:margin;mso-height-relative:margin;v-text-anchor:top" o:gfxdata="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" stroked="f">
+              <v:shape w14:anchorId="32986815" id="_x0000_s1027" type="#_x0000_t202" style="position:absolute;left:0;text-align:left;margin-left:180pt;margin-top:37.55pt;width:231.2pt;height:31.5pt;z-index:251673600;visibility:visible;mso-wrap-style:square;mso-width-percent:0;mso-height-percent:0;mso-wrap-distance-left:9pt;mso-wrap-distance-top:0;mso-wrap-distance-right:9pt;mso-wrap-distance-bottom:0;mso-position-horizontal:right;mso-position-horizontal-relative:margin;mso-position-vertical:absolute;mso-position-vertical-relative:text;mso-width-percent:0;mso-height-percent:0;mso-width-relative:margin;mso-height-relative:margin;v-text-anchor:top" o:gfxdata="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" stroked="f">
                 <v:textbox inset="0,0,0,0">
                   <w:txbxContent>
                     <w:p>
@@ -4168,116 +4208,52 @@
           <w:sz w:val="22"/>
           <w:szCs w:val="22"/>
         </w:rPr>
-        <w:t>Edge confidence threshold range is (0 – 1), and it's configurable through the application CLI. All other exceptions, e.g., edge model unavailability, result in an empty response, so the orchestrator can handle them gracefully by routing the frame to the cloud server.</w:t>
+        <w:t xml:space="preserve">If max(confidences) &gt;= </w:t>
+      </w:r>
+      <w:proofErr w:type="spellStart"/>
+      <w:r>
+        <w:rPr>
+          <w:rFonts w:asciiTheme="majorHAnsi" w:hAnsiTheme="majorHAnsi" w:cstheme="majorHAnsi"/>
+          <w:color w:val="000000" w:themeColor="text1"/>
+          <w:sz w:val="22"/>
+          <w:szCs w:val="22"/>
+        </w:rPr>
+        <w:t>edge_conf_threshold</w:t>
+      </w:r>
+      <w:proofErr w:type="spellEnd"/>
+      <w:r>
+        <w:rPr>
+          <w:rFonts w:asciiTheme="majorHAnsi" w:hAnsiTheme="majorHAnsi" w:cstheme="majorHAnsi"/>
+          <w:color w:val="000000" w:themeColor="text1"/>
+          <w:sz w:val="22"/>
+          <w:szCs w:val="22"/>
+        </w:rPr>
+        <w:t xml:space="preserve">: accept the detections and annotate the frame locally and prepare it as </w:t>
+      </w:r>
+      <w:proofErr w:type="spellStart"/>
+      <w:r>
+        <w:rPr>
+          <w:rFonts w:asciiTheme="majorHAnsi" w:hAnsiTheme="majorHAnsi" w:cstheme="majorHAnsi"/>
+          <w:color w:val="000000" w:themeColor="text1"/>
+          <w:sz w:val="22"/>
+          <w:szCs w:val="22"/>
+        </w:rPr>
+        <w:t>display_frame</w:t>
+      </w:r>
+      <w:proofErr w:type="spellEnd"/>
+      <w:r>
+        <w:rPr>
+          <w:rFonts w:asciiTheme="majorHAnsi" w:hAnsiTheme="majorHAnsi" w:cstheme="majorHAnsi"/>
+          <w:color w:val="000000" w:themeColor="text1"/>
+          <w:sz w:val="22"/>
+          <w:szCs w:val="22"/>
+        </w:rPr>
+        <w:t xml:space="preserve"> for output.</w:t>
       </w:r>
     </w:p>
     <w:p>
       <w:pPr>
-        <w:spacing w:beforeLines="40" w:before="96" w:afterLines="40" w:after="96" w:line="360" w:lineRule="auto"/>
-        <w:jc w:val="both"/>
-        <w:rPr>
-          <w:rFonts w:asciiTheme="majorHAnsi" w:hAnsiTheme="majorHAnsi" w:cstheme="majorHAnsi"/>
-          <w:color w:val="000000" w:themeColor="text1"/>
-          <w:sz w:val="22"/>
-          <w:szCs w:val="22"/>
-        </w:rPr>
-      </w:pPr>
-      <w:r>
-        <w:rPr>
-          <w:rFonts w:asciiTheme="majorHAnsi" w:hAnsiTheme="majorHAnsi" w:cstheme="majorHAnsi"/>
-          <w:b/>
-          <w:bCs/>
-          <w:color w:val="000000" w:themeColor="text1"/>
-          <w:sz w:val="22"/>
-          <w:szCs w:val="22"/>
-        </w:rPr>
-        <w:lastRenderedPageBreak/>
-        <w:t>Offload frames to the cloud server:</w:t>
-      </w:r>
-      <w:r>
-        <w:rPr>
-          <w:rFonts w:asciiTheme="majorHAnsi" w:hAnsiTheme="majorHAnsi" w:cstheme="majorHAnsi"/>
-          <w:color w:val="000000" w:themeColor="text1"/>
-          <w:sz w:val="22"/>
-          <w:szCs w:val="22"/>
-        </w:rPr>
-        <w:t xml:space="preserve"> Once the decision has been made to offload a frame to the cloud server, the orchestrator encodes the resized frame into in-memory JPEG bytes using cv2.imencode(). The orchestrator runs a </w:t>
-      </w:r>
-      <w:proofErr w:type="gramStart"/>
-      <w:r>
-        <w:rPr>
-          <w:rFonts w:asciiTheme="majorHAnsi" w:hAnsiTheme="majorHAnsi" w:cstheme="majorHAnsi"/>
-          <w:color w:val="000000" w:themeColor="text1"/>
-          <w:sz w:val="22"/>
-          <w:szCs w:val="22"/>
-        </w:rPr>
-        <w:t>bytes</w:t>
-      </w:r>
-      <w:proofErr w:type="gramEnd"/>
-      <w:r>
-        <w:rPr>
-          <w:rFonts w:asciiTheme="majorHAnsi" w:hAnsiTheme="majorHAnsi" w:cstheme="majorHAnsi"/>
-          <w:color w:val="000000" w:themeColor="text1"/>
-          <w:sz w:val="22"/>
-          <w:szCs w:val="22"/>
-        </w:rPr>
-        <w:t xml:space="preserve"> counter to track bandwidth usage. The frame bytes are </w:t>
-      </w:r>
-      <w:proofErr w:type="spellStart"/>
-      <w:r>
-        <w:rPr>
-          <w:rFonts w:asciiTheme="majorHAnsi" w:hAnsiTheme="majorHAnsi" w:cstheme="majorHAnsi"/>
-          <w:color w:val="000000" w:themeColor="text1"/>
-          <w:sz w:val="22"/>
-          <w:szCs w:val="22"/>
-        </w:rPr>
-        <w:t>POSTed</w:t>
-      </w:r>
-      <w:proofErr w:type="spellEnd"/>
-      <w:r>
-        <w:rPr>
-          <w:rFonts w:asciiTheme="majorHAnsi" w:hAnsiTheme="majorHAnsi" w:cstheme="majorHAnsi"/>
-          <w:color w:val="000000" w:themeColor="text1"/>
-          <w:sz w:val="22"/>
-          <w:szCs w:val="22"/>
-        </w:rPr>
-        <w:t xml:space="preserve"> as a multipart payload to the cloud server endpoint using </w:t>
-      </w:r>
-      <w:proofErr w:type="spellStart"/>
-      <w:proofErr w:type="gramStart"/>
-      <w:r>
-        <w:rPr>
-          <w:rFonts w:asciiTheme="majorHAnsi" w:hAnsiTheme="majorHAnsi" w:cstheme="majorHAnsi"/>
-          <w:color w:val="000000" w:themeColor="text1"/>
-          <w:sz w:val="22"/>
-          <w:szCs w:val="22"/>
-        </w:rPr>
-        <w:t>requests.post</w:t>
-      </w:r>
-      <w:proofErr w:type="spellEnd"/>
-      <w:r>
-        <w:rPr>
-          <w:rFonts w:asciiTheme="majorHAnsi" w:hAnsiTheme="majorHAnsi" w:cstheme="majorHAnsi"/>
-          <w:color w:val="000000" w:themeColor="text1"/>
-          <w:sz w:val="22"/>
-          <w:szCs w:val="22"/>
-        </w:rPr>
-        <w:t>(</w:t>
-      </w:r>
-      <w:proofErr w:type="gramEnd"/>
-      <w:r>
-        <w:rPr>
-          <w:rFonts w:asciiTheme="majorHAnsi" w:hAnsiTheme="majorHAnsi" w:cstheme="majorHAnsi"/>
-          <w:color w:val="000000" w:themeColor="text1"/>
-          <w:sz w:val="22"/>
-          <w:szCs w:val="22"/>
-        </w:rPr>
-        <w:t>). At this point, metrics such as latency in the form of request round-trip time in milliseconds and count of the frames sent to the cloud are continuously measured. All errors and exceptions related to network calls are handled gracefully so the pipeline continues without crashing.</w:t>
-      </w:r>
-    </w:p>
-    <w:p>
-      <w:pPr>
-        <w:spacing w:beforeLines="40" w:before="96" w:afterLines="40" w:after="96" w:line="360" w:lineRule="auto"/>
+        <w:spacing w:beforeLines="80" w:before="192" w:afterLines="40" w:after="96" w:line="360" w:lineRule="auto"/>
         <w:jc w:val="both"/>
         <w:rPr>
           <w:rFonts w:asciiTheme="majorHAnsi" w:hAnsiTheme="majorHAnsi" w:cstheme="majorHAnsi"/>
@@ -4295,17 +4271,18 @@
           <w:sz w:val="22"/>
           <w:szCs w:val="22"/>
         </w:rPr>
+        <w:lastRenderedPageBreak/>
         <w:drawing>
-          <wp:anchor distT="0" distB="0" distL="114300" distR="114300" simplePos="0" relativeHeight="251679744" behindDoc="0" locked="0" layoutInCell="1" allowOverlap="1" wp14:anchorId="44F704D1" wp14:editId="44DC6097">
+          <wp:anchor distT="0" distB="0" distL="114300" distR="114300" simplePos="0" relativeHeight="251679744" behindDoc="0" locked="0" layoutInCell="1" allowOverlap="1" wp14:anchorId="44F704D1" wp14:editId="68B2319A">
             <wp:simplePos x="0" y="0"/>
             <wp:positionH relativeFrom="margin">
               <wp:align>right</wp:align>
             </wp:positionH>
             <wp:positionV relativeFrom="paragraph">
-              <wp:posOffset>550545</wp:posOffset>
+              <wp:posOffset>7675</wp:posOffset>
             </wp:positionV>
-            <wp:extent cx="2747010" cy="5977890"/>
-            <wp:effectExtent l="0" t="0" r="0" b="3810"/>
+            <wp:extent cx="2490470" cy="5812155"/>
+            <wp:effectExtent l="0" t="0" r="5080" b="0"/>
             <wp:wrapSquare wrapText="bothSides"/>
             <wp:docPr id="983325646" name="Picture 17" descr="A diagram of a diagram&#10;&#10;AI-generated content may be incorrect."/>
             <wp:cNvGraphicFramePr>
@@ -4336,7 +4313,7 @@
                   <pic:spPr bwMode="auto">
                     <a:xfrm>
                       <a:off x="0" y="0"/>
-                      <a:ext cx="2747010" cy="5977890"/>
+                      <a:ext cx="2490470" cy="5812155"/>
                     </a:xfrm>
                     <a:prstGeom prst="rect">
                       <a:avLst/>
@@ -4361,370 +4338,85 @@
       <w:r>
         <w:rPr>
           <w:rFonts w:asciiTheme="majorHAnsi" w:hAnsiTheme="majorHAnsi" w:cstheme="majorHAnsi"/>
+          <w:color w:val="000000" w:themeColor="text1"/>
+          <w:sz w:val="22"/>
+          <w:szCs w:val="22"/>
+        </w:rPr>
+        <w:t>Edge confidence threshold range is (0 – 1), and it's configurable through the application CLI. All other exceptions, e.g., edge model unavailability, result in an empty response, so the orchestrator can handle them gracefully by routing the frame to the cloud server.</w:t>
+      </w:r>
+    </w:p>
+    <w:p>
+      <w:pPr>
+        <w:spacing w:beforeLines="80" w:before="192" w:afterLines="40" w:after="96" w:line="360" w:lineRule="auto"/>
+        <w:jc w:val="both"/>
+        <w:rPr>
+          <w:rFonts w:asciiTheme="majorHAnsi" w:hAnsiTheme="majorHAnsi" w:cstheme="majorHAnsi"/>
+          <w:color w:val="000000" w:themeColor="text1"/>
+          <w:sz w:val="22"/>
+          <w:szCs w:val="22"/>
+        </w:rPr>
+      </w:pPr>
+      <w:r>
+        <w:rPr>
+          <w:rFonts w:asciiTheme="majorHAnsi" w:hAnsiTheme="majorHAnsi" w:cstheme="majorHAnsi"/>
           <w:b/>
           <w:bCs/>
           <w:color w:val="000000" w:themeColor="text1"/>
           <w:sz w:val="22"/>
           <w:szCs w:val="22"/>
         </w:rPr>
-        <w:t>Cloud</w:t>
-      </w:r>
-      <w:r>
-        <w:rPr>
-          <w:rFonts w:asciiTheme="majorHAnsi" w:hAnsiTheme="majorHAnsi" w:cstheme="majorHAnsi"/>
-          <w:b/>
-          <w:bCs/>
-          <w:color w:val="000000" w:themeColor="text1"/>
-          <w:sz w:val="22"/>
-          <w:szCs w:val="22"/>
-        </w:rPr>
-        <w:t xml:space="preserve"> </w:t>
-      </w:r>
-      <w:r>
-        <w:rPr>
-          <w:rFonts w:asciiTheme="majorHAnsi" w:hAnsiTheme="majorHAnsi" w:cstheme="majorHAnsi"/>
-          <w:b/>
-          <w:bCs/>
-          <w:color w:val="000000" w:themeColor="text1"/>
-          <w:sz w:val="22"/>
-          <w:szCs w:val="22"/>
-        </w:rPr>
-        <w:t>Inference</w:t>
-      </w:r>
-      <w:r>
-        <w:rPr>
-          <w:rFonts w:asciiTheme="majorHAnsi" w:hAnsiTheme="majorHAnsi" w:cstheme="majorHAnsi"/>
-          <w:b/>
-          <w:bCs/>
-          <w:color w:val="000000" w:themeColor="text1"/>
-          <w:sz w:val="22"/>
-          <w:szCs w:val="22"/>
-        </w:rPr>
-        <w:t xml:space="preserve">: </w:t>
-      </w:r>
-      <w:r>
-        <w:rPr>
-          <w:rFonts w:asciiTheme="majorHAnsi" w:hAnsiTheme="majorHAnsi" w:cstheme="majorHAnsi"/>
-          <w:color w:val="000000" w:themeColor="text1"/>
-          <w:sz w:val="22"/>
-          <w:szCs w:val="22"/>
-        </w:rPr>
-        <w:t xml:space="preserve">The cloud server is implemented as a </w:t>
-      </w:r>
-      <w:r>
-        <w:rPr>
-          <w:rFonts w:asciiTheme="majorHAnsi" w:hAnsiTheme="majorHAnsi" w:cstheme="majorHAnsi"/>
-          <w:color w:val="000000" w:themeColor="text1"/>
-          <w:sz w:val="22"/>
-          <w:szCs w:val="22"/>
-        </w:rPr>
-        <w:t>F</w:t>
-      </w:r>
-      <w:r>
-        <w:rPr>
-          <w:rFonts w:asciiTheme="majorHAnsi" w:hAnsiTheme="majorHAnsi" w:cstheme="majorHAnsi"/>
-          <w:color w:val="000000" w:themeColor="text1"/>
-          <w:sz w:val="22"/>
-          <w:szCs w:val="22"/>
-        </w:rPr>
-        <w:t xml:space="preserve">lask HTTP </w:t>
-      </w:r>
-      <w:r>
-        <w:rPr>
-          <w:rFonts w:asciiTheme="majorHAnsi" w:hAnsiTheme="majorHAnsi" w:cstheme="majorHAnsi"/>
-          <w:color w:val="000000" w:themeColor="text1"/>
-          <w:sz w:val="22"/>
-          <w:szCs w:val="22"/>
-        </w:rPr>
-        <w:t>endpoint (</w:t>
-      </w:r>
-      <w:r>
-        <w:rPr>
-          <w:rFonts w:asciiTheme="majorHAnsi" w:hAnsiTheme="majorHAnsi" w:cstheme="majorHAnsi"/>
-          <w:color w:val="000000" w:themeColor="text1"/>
-          <w:sz w:val="22"/>
-          <w:szCs w:val="22"/>
-        </w:rPr>
-        <w:t>POST/infer), it accepts</w:t>
-      </w:r>
-      <w:r>
-        <w:rPr>
-          <w:rFonts w:asciiTheme="majorHAnsi" w:hAnsiTheme="majorHAnsi" w:cstheme="majorHAnsi"/>
-          <w:color w:val="000000" w:themeColor="text1"/>
-          <w:sz w:val="22"/>
-          <w:szCs w:val="22"/>
-        </w:rPr>
-        <w:t xml:space="preserve"> the multipart frame payload</w:t>
-      </w:r>
-      <w:r>
-        <w:rPr>
-          <w:rFonts w:asciiTheme="majorHAnsi" w:hAnsiTheme="majorHAnsi" w:cstheme="majorHAnsi"/>
-          <w:color w:val="000000" w:themeColor="text1"/>
-          <w:sz w:val="22"/>
-          <w:szCs w:val="22"/>
-        </w:rPr>
-        <w:t xml:space="preserve"> request</w:t>
-      </w:r>
-      <w:r>
-        <w:rPr>
-          <w:rFonts w:asciiTheme="majorHAnsi" w:hAnsiTheme="majorHAnsi" w:cstheme="majorHAnsi"/>
-          <w:color w:val="000000" w:themeColor="text1"/>
-          <w:sz w:val="22"/>
-          <w:szCs w:val="22"/>
-        </w:rPr>
-        <w:t xml:space="preserve">, </w:t>
-      </w:r>
-      <w:r>
-        <w:rPr>
-          <w:rFonts w:asciiTheme="majorHAnsi" w:hAnsiTheme="majorHAnsi" w:cstheme="majorHAnsi"/>
-          <w:color w:val="000000" w:themeColor="text1"/>
-          <w:sz w:val="22"/>
-          <w:szCs w:val="22"/>
-        </w:rPr>
-        <w:t>conduct</w:t>
-      </w:r>
-      <w:r>
-        <w:rPr>
-          <w:rFonts w:asciiTheme="majorHAnsi" w:hAnsiTheme="majorHAnsi" w:cstheme="majorHAnsi"/>
-          <w:color w:val="000000" w:themeColor="text1"/>
-          <w:sz w:val="22"/>
-          <w:szCs w:val="22"/>
-        </w:rPr>
-        <w:t>s</w:t>
-      </w:r>
-      <w:r>
-        <w:rPr>
-          <w:rFonts w:asciiTheme="majorHAnsi" w:hAnsiTheme="majorHAnsi" w:cstheme="majorHAnsi"/>
-          <w:color w:val="000000" w:themeColor="text1"/>
-          <w:sz w:val="22"/>
-          <w:szCs w:val="22"/>
-        </w:rPr>
-        <w:t xml:space="preserve"> a more accurate object detection in</w:t>
-      </w:r>
-      <w:r>
-        <w:rPr>
-          <w:rFonts w:asciiTheme="majorHAnsi" w:hAnsiTheme="majorHAnsi" w:cstheme="majorHAnsi"/>
-          <w:color w:val="000000" w:themeColor="text1"/>
-          <w:sz w:val="22"/>
-          <w:szCs w:val="22"/>
-        </w:rPr>
-        <w:t xml:space="preserve"> </w:t>
-      </w:r>
-      <w:r>
-        <w:rPr>
-          <w:rFonts w:asciiTheme="majorHAnsi" w:hAnsiTheme="majorHAnsi" w:cstheme="majorHAnsi"/>
-          <w:color w:val="000000" w:themeColor="text1"/>
-          <w:sz w:val="22"/>
-          <w:szCs w:val="22"/>
-        </w:rPr>
-        <w:t xml:space="preserve">using </w:t>
-      </w:r>
-      <w:r>
-        <w:rPr>
-          <w:rFonts w:asciiTheme="majorHAnsi" w:hAnsiTheme="majorHAnsi" w:cstheme="majorHAnsi"/>
-          <w:color w:val="000000" w:themeColor="text1"/>
-          <w:sz w:val="22"/>
-          <w:szCs w:val="22"/>
-        </w:rPr>
-        <w:t>heavyweight</w:t>
-      </w:r>
-      <w:r>
-        <w:rPr>
-          <w:rFonts w:asciiTheme="majorHAnsi" w:hAnsiTheme="majorHAnsi" w:cstheme="majorHAnsi"/>
-          <w:color w:val="000000" w:themeColor="text1"/>
-          <w:sz w:val="22"/>
-          <w:szCs w:val="22"/>
-        </w:rPr>
-        <w:t xml:space="preserve"> YOLO mode (default yolov8s.pt)</w:t>
-      </w:r>
-      <w:r>
-        <w:rPr>
-          <w:rFonts w:asciiTheme="majorHAnsi" w:hAnsiTheme="majorHAnsi" w:cstheme="majorHAnsi"/>
-          <w:color w:val="000000" w:themeColor="text1"/>
-          <w:sz w:val="22"/>
-          <w:szCs w:val="22"/>
-        </w:rPr>
-        <w:t xml:space="preserve"> and compute inference time.</w:t>
-      </w:r>
-      <w:r>
-        <w:rPr>
-          <w:rFonts w:asciiTheme="majorHAnsi" w:hAnsiTheme="majorHAnsi" w:cstheme="majorHAnsi"/>
-          <w:color w:val="000000" w:themeColor="text1"/>
-          <w:sz w:val="22"/>
-          <w:szCs w:val="22"/>
-        </w:rPr>
-        <w:t xml:space="preserve"> The server lazily </w:t>
-      </w:r>
-      <w:r>
-        <w:rPr>
-          <w:rFonts w:asciiTheme="majorHAnsi" w:hAnsiTheme="majorHAnsi" w:cstheme="majorHAnsi"/>
-          <w:color w:val="000000" w:themeColor="text1"/>
-          <w:sz w:val="22"/>
-          <w:szCs w:val="22"/>
-        </w:rPr>
-        <w:t>loads</w:t>
-      </w:r>
-      <w:r>
-        <w:rPr>
-          <w:rFonts w:asciiTheme="majorHAnsi" w:hAnsiTheme="majorHAnsi" w:cstheme="majorHAnsi"/>
-          <w:color w:val="000000" w:themeColor="text1"/>
-          <w:sz w:val="22"/>
-          <w:szCs w:val="22"/>
-        </w:rPr>
-        <w:t xml:space="preserve"> the model </w:t>
-      </w:r>
-      <w:r>
-        <w:rPr>
-          <w:rFonts w:asciiTheme="majorHAnsi" w:hAnsiTheme="majorHAnsi" w:cstheme="majorHAnsi"/>
-          <w:color w:val="000000" w:themeColor="text1"/>
-          <w:sz w:val="22"/>
-          <w:szCs w:val="22"/>
-        </w:rPr>
-        <w:t>allowing it to</w:t>
-      </w:r>
-      <w:r>
-        <w:rPr>
-          <w:rFonts w:asciiTheme="majorHAnsi" w:hAnsiTheme="majorHAnsi" w:cstheme="majorHAnsi"/>
-          <w:color w:val="000000" w:themeColor="text1"/>
-          <w:sz w:val="22"/>
-          <w:szCs w:val="22"/>
-        </w:rPr>
-        <w:t xml:space="preserve"> be</w:t>
-      </w:r>
-      <w:r>
-        <w:rPr>
-          <w:rFonts w:asciiTheme="majorHAnsi" w:hAnsiTheme="majorHAnsi" w:cstheme="majorHAnsi"/>
-          <w:color w:val="000000" w:themeColor="text1"/>
-          <w:sz w:val="22"/>
-          <w:szCs w:val="22"/>
-        </w:rPr>
-        <w:t xml:space="preserve"> </w:t>
-      </w:r>
-      <w:r>
-        <w:rPr>
-          <w:rFonts w:asciiTheme="majorHAnsi" w:hAnsiTheme="majorHAnsi" w:cstheme="majorHAnsi"/>
-          <w:color w:val="000000" w:themeColor="text1"/>
-          <w:sz w:val="22"/>
-          <w:szCs w:val="22"/>
-        </w:rPr>
-        <w:t>initialised</w:t>
-      </w:r>
-      <w:r>
-        <w:rPr>
-          <w:rFonts w:asciiTheme="majorHAnsi" w:hAnsiTheme="majorHAnsi" w:cstheme="majorHAnsi"/>
-          <w:color w:val="000000" w:themeColor="text1"/>
-          <w:sz w:val="22"/>
-          <w:szCs w:val="22"/>
-        </w:rPr>
-        <w:t xml:space="preserve"> on demand and reused across multiple requests</w:t>
-      </w:r>
-      <w:r>
-        <w:rPr>
-          <w:rFonts w:asciiTheme="majorHAnsi" w:hAnsiTheme="majorHAnsi" w:cstheme="majorHAnsi"/>
-          <w:color w:val="000000" w:themeColor="text1"/>
-          <w:sz w:val="22"/>
-          <w:szCs w:val="22"/>
-        </w:rPr>
-        <w:t xml:space="preserve"> to avoid unnecessary resource allocation on the </w:t>
-      </w:r>
-      <w:r>
-        <w:rPr>
-          <w:rFonts w:asciiTheme="majorHAnsi" w:hAnsiTheme="majorHAnsi" w:cstheme="majorHAnsi"/>
-          <w:color w:val="000000" w:themeColor="text1"/>
-          <w:sz w:val="22"/>
-          <w:szCs w:val="22"/>
-        </w:rPr>
-        <w:t>cloud.</w:t>
-      </w:r>
-      <w:r>
-        <w:rPr>
-          <w:rFonts w:asciiTheme="majorHAnsi" w:hAnsiTheme="majorHAnsi" w:cstheme="majorHAnsi"/>
-          <w:color w:val="000000" w:themeColor="text1"/>
-          <w:sz w:val="22"/>
-          <w:szCs w:val="22"/>
-        </w:rPr>
-        <w:t xml:space="preserve"> The results are converted from single Ultralytics result object </w:t>
-      </w:r>
-      <w:r>
-        <w:rPr>
-          <w:rFonts w:asciiTheme="majorHAnsi" w:hAnsiTheme="majorHAnsi" w:cstheme="majorHAnsi"/>
-          <w:color w:val="000000" w:themeColor="text1"/>
-          <w:sz w:val="22"/>
-          <w:szCs w:val="22"/>
-        </w:rPr>
-        <w:t xml:space="preserve">into a structured list of detection dictionaries using the </w:t>
-      </w:r>
-      <w:r>
-        <w:rPr>
-          <w:rFonts w:asciiTheme="majorHAnsi" w:hAnsiTheme="majorHAnsi" w:cstheme="majorHAnsi"/>
-          <w:i/>
-          <w:iCs/>
-          <w:color w:val="000000" w:themeColor="text1"/>
-          <w:sz w:val="22"/>
-          <w:szCs w:val="22"/>
-        </w:rPr>
-        <w:t>‘</w:t>
+        <w:t>Offload frames to the cloud server:</w:t>
+      </w:r>
+      <w:r>
+        <w:rPr>
+          <w:rFonts w:asciiTheme="majorHAnsi" w:hAnsiTheme="majorHAnsi" w:cstheme="majorHAnsi"/>
+          <w:color w:val="000000" w:themeColor="text1"/>
+          <w:sz w:val="22"/>
+          <w:szCs w:val="22"/>
+        </w:rPr>
+        <w:t xml:space="preserve"> Once the decision has been made to offload a frame to the cloud server, the orchestrator encodes the resized frame into in-memory JPEG bytes using cv2.imencode(). The orchestrator runs a </w:t>
+      </w:r>
+      <w:proofErr w:type="gramStart"/>
+      <w:r>
+        <w:rPr>
+          <w:rFonts w:asciiTheme="majorHAnsi" w:hAnsiTheme="majorHAnsi" w:cstheme="majorHAnsi"/>
+          <w:color w:val="000000" w:themeColor="text1"/>
+          <w:sz w:val="22"/>
+          <w:szCs w:val="22"/>
+        </w:rPr>
+        <w:t>bytes</w:t>
+      </w:r>
+      <w:proofErr w:type="gramEnd"/>
+      <w:r>
+        <w:rPr>
+          <w:rFonts w:asciiTheme="majorHAnsi" w:hAnsiTheme="majorHAnsi" w:cstheme="majorHAnsi"/>
+          <w:color w:val="000000" w:themeColor="text1"/>
+          <w:sz w:val="22"/>
+          <w:szCs w:val="22"/>
+        </w:rPr>
+        <w:t xml:space="preserve"> counter to track bandwidth usage. The frame bytes are </w:t>
       </w:r>
       <w:proofErr w:type="spellStart"/>
       <w:r>
         <w:rPr>
           <w:rFonts w:asciiTheme="majorHAnsi" w:hAnsiTheme="majorHAnsi" w:cstheme="majorHAnsi"/>
-          <w:i/>
-          <w:iCs/>
-          <w:color w:val="000000" w:themeColor="text1"/>
-          <w:sz w:val="22"/>
-          <w:szCs w:val="22"/>
-        </w:rPr>
-        <w:t>parse_detections</w:t>
+          <w:color w:val="000000" w:themeColor="text1"/>
+          <w:sz w:val="22"/>
+          <w:szCs w:val="22"/>
+        </w:rPr>
+        <w:t>POSTed</w:t>
       </w:r>
       <w:proofErr w:type="spellEnd"/>
       <w:r>
         <w:rPr>
           <w:rFonts w:asciiTheme="majorHAnsi" w:hAnsiTheme="majorHAnsi" w:cstheme="majorHAnsi"/>
-          <w:i/>
-          <w:iCs/>
-          <w:color w:val="000000" w:themeColor="text1"/>
-          <w:sz w:val="22"/>
-          <w:szCs w:val="22"/>
-        </w:rPr>
-        <w:t>’</w:t>
-      </w:r>
-      <w:r>
-        <w:rPr>
-          <w:rFonts w:asciiTheme="majorHAnsi" w:hAnsiTheme="majorHAnsi" w:cstheme="majorHAnsi"/>
-          <w:color w:val="000000" w:themeColor="text1"/>
-          <w:sz w:val="22"/>
-          <w:szCs w:val="22"/>
-        </w:rPr>
-        <w:t xml:space="preserve"> </w:t>
-      </w:r>
-      <w:r>
-        <w:rPr>
-          <w:rFonts w:asciiTheme="majorHAnsi" w:hAnsiTheme="majorHAnsi" w:cstheme="majorHAnsi"/>
-          <w:color w:val="000000" w:themeColor="text1"/>
-          <w:sz w:val="22"/>
-          <w:szCs w:val="22"/>
-        </w:rPr>
-        <w:t>function</w:t>
-      </w:r>
-      <w:r>
-        <w:rPr>
-          <w:rFonts w:asciiTheme="majorHAnsi" w:hAnsiTheme="majorHAnsi" w:cstheme="majorHAnsi"/>
-          <w:color w:val="000000" w:themeColor="text1"/>
-          <w:sz w:val="22"/>
-          <w:szCs w:val="22"/>
-        </w:rPr>
-        <w:t xml:space="preserve">. </w:t>
-      </w:r>
-      <w:r>
-        <w:rPr>
-          <w:rFonts w:asciiTheme="majorHAnsi" w:hAnsiTheme="majorHAnsi" w:cstheme="majorHAnsi"/>
-          <w:noProof/>
-          <w:sz w:val="22"/>
-          <w:szCs w:val="22"/>
-        </w:rPr>
-        <w:t xml:space="preserve">On seccessfull transmission, the cloud server returns a JSON response, the edge </w:t>
-      </w:r>
+          <w:color w:val="000000" w:themeColor="text1"/>
+          <w:sz w:val="22"/>
+          <w:szCs w:val="22"/>
+        </w:rPr>
+        <w:t xml:space="preserve"> as a multipart payload to the cloud server endpoint using </w:t>
+      </w:r>
+      <w:proofErr w:type="spellStart"/>
       <w:proofErr w:type="gramStart"/>
       <w:r>
         <w:rPr>
@@ -4733,7 +4425,17 @@
           <w:sz w:val="22"/>
           <w:szCs w:val="22"/>
         </w:rPr>
-        <w:t>use</w:t>
+        <w:t>requests.post</w:t>
+      </w:r>
+      <w:proofErr w:type="spellEnd"/>
+      <w:r>
+        <w:rPr>
+          <w:rFonts w:asciiTheme="majorHAnsi" w:hAnsiTheme="majorHAnsi" w:cstheme="majorHAnsi"/>
+          <w:color w:val="000000" w:themeColor="text1"/>
+          <w:sz w:val="22"/>
+          <w:szCs w:val="22"/>
+        </w:rPr>
+        <w:t>(</w:t>
       </w:r>
       <w:proofErr w:type="gramEnd"/>
       <w:r>
@@ -4743,567 +4445,12 @@
           <w:sz w:val="22"/>
           <w:szCs w:val="22"/>
         </w:rPr>
-        <w:t xml:space="preserve"> </w:t>
-      </w:r>
-      <w:r>
-        <w:rPr>
-          <w:rFonts w:asciiTheme="majorHAnsi" w:hAnsiTheme="majorHAnsi" w:cstheme="majorHAnsi"/>
-          <w:color w:val="000000" w:themeColor="text1"/>
-          <w:sz w:val="22"/>
-          <w:szCs w:val="22"/>
-        </w:rPr>
-        <w:t xml:space="preserve">it </w:t>
-      </w:r>
-      <w:r>
-        <w:rPr>
-          <w:rFonts w:asciiTheme="majorHAnsi" w:hAnsiTheme="majorHAnsi" w:cstheme="majorHAnsi"/>
-          <w:color w:val="000000" w:themeColor="text1"/>
-          <w:sz w:val="22"/>
-          <w:szCs w:val="22"/>
-        </w:rPr>
-        <w:t>to annotate the frame</w:t>
-      </w:r>
-      <w:r>
-        <w:rPr>
-          <w:rFonts w:asciiTheme="majorHAnsi" w:hAnsiTheme="majorHAnsi" w:cstheme="majorHAnsi"/>
-          <w:color w:val="000000" w:themeColor="text1"/>
-          <w:sz w:val="22"/>
-          <w:szCs w:val="22"/>
-        </w:rPr>
-        <w:t xml:space="preserve"> as part of the output</w:t>
-      </w:r>
-      <w:r>
-        <w:rPr>
-          <w:rFonts w:asciiTheme="majorHAnsi" w:hAnsiTheme="majorHAnsi" w:cstheme="majorHAnsi"/>
-          <w:color w:val="000000" w:themeColor="text1"/>
-          <w:sz w:val="22"/>
-          <w:szCs w:val="22"/>
-        </w:rPr>
-        <w:t>.</w:t>
-      </w:r>
-      <w:r>
-        <w:rPr>
-          <w:rFonts w:asciiTheme="majorHAnsi" w:hAnsiTheme="majorHAnsi" w:cstheme="majorHAnsi"/>
-          <w:color w:val="000000" w:themeColor="text1"/>
-          <w:sz w:val="22"/>
-          <w:szCs w:val="22"/>
-        </w:rPr>
-        <w:t xml:space="preserve"> </w:t>
+        <w:t>). At this point, metrics such as latency in the form of request round-trip time in milliseconds and count of the frames sent to the cloud are continuously measured. All errors and exceptions related to network calls are handled gracefully so the pipeline continues without crashing.</w:t>
       </w:r>
     </w:p>
     <w:p>
       <w:pPr>
-        <w:pStyle w:val="ListParagraph"/>
-        <w:numPr>
-          <w:ilvl w:val="0"/>
-          <w:numId w:val="69"/>
-        </w:numPr>
-        <w:spacing w:beforeLines="40" w:before="96" w:afterLines="40" w:after="96" w:line="360" w:lineRule="auto"/>
-        <w:jc w:val="both"/>
-        <w:rPr>
-          <w:rFonts w:asciiTheme="majorHAnsi" w:hAnsiTheme="majorHAnsi" w:cstheme="majorHAnsi"/>
-          <w:color w:val="000000" w:themeColor="text1"/>
-        </w:rPr>
-      </w:pPr>
-      <w:r>
-        <w:rPr>
-          <w:rFonts w:asciiTheme="majorHAnsi" w:hAnsiTheme="majorHAnsi" w:cstheme="majorHAnsi"/>
-          <w:b/>
-          <w:bCs/>
-          <w:color w:val="000000" w:themeColor="text1"/>
-        </w:rPr>
-        <w:t xml:space="preserve">Performance </w:t>
-      </w:r>
-      <w:r>
-        <w:rPr>
-          <w:rFonts w:asciiTheme="majorHAnsi" w:hAnsiTheme="majorHAnsi" w:cstheme="majorHAnsi"/>
-          <w:b/>
-          <w:bCs/>
-          <w:color w:val="000000" w:themeColor="text1"/>
-        </w:rPr>
-        <w:t>Metric</w:t>
-      </w:r>
-    </w:p>
-    <w:p>
-      <w:pPr>
-        <w:spacing w:beforeLines="40" w:before="96" w:afterLines="40" w:after="96" w:line="360" w:lineRule="auto"/>
-        <w:jc w:val="both"/>
-        <w:rPr>
-          <w:rFonts w:asciiTheme="majorHAnsi" w:hAnsiTheme="majorHAnsi" w:cstheme="majorHAnsi"/>
-          <w:color w:val="000000" w:themeColor="text1"/>
-          <w:sz w:val="22"/>
-          <w:szCs w:val="22"/>
-        </w:rPr>
-      </w:pPr>
-      <w:r>
-        <w:rPr>
-          <w:rFonts w:asciiTheme="majorHAnsi" w:hAnsiTheme="majorHAnsi" w:cstheme="majorHAnsi"/>
-          <w:color w:val="000000" w:themeColor="text1"/>
-          <w:sz w:val="22"/>
-          <w:szCs w:val="22"/>
-        </w:rPr>
-        <w:t xml:space="preserve">I </w:t>
-      </w:r>
-      <w:r>
-        <w:rPr>
-          <w:rFonts w:asciiTheme="majorHAnsi" w:hAnsiTheme="majorHAnsi" w:cstheme="majorHAnsi"/>
-          <w:color w:val="000000" w:themeColor="text1"/>
-          <w:sz w:val="22"/>
-          <w:szCs w:val="22"/>
-        </w:rPr>
-        <w:t xml:space="preserve">designed the pipeline to collect key metrics related to edge, cloud, and network processes as well as </w:t>
-      </w:r>
-      <w:r>
-        <w:rPr>
-          <w:rFonts w:asciiTheme="majorHAnsi" w:hAnsiTheme="majorHAnsi" w:cstheme="majorHAnsi"/>
-          <w:color w:val="000000" w:themeColor="text1"/>
-          <w:sz w:val="22"/>
-          <w:szCs w:val="22"/>
-        </w:rPr>
-        <w:t>video content information</w:t>
-      </w:r>
-      <w:r>
-        <w:rPr>
-          <w:rFonts w:asciiTheme="majorHAnsi" w:hAnsiTheme="majorHAnsi" w:cstheme="majorHAnsi"/>
-          <w:color w:val="000000" w:themeColor="text1"/>
-          <w:sz w:val="22"/>
-          <w:szCs w:val="22"/>
-        </w:rPr>
-        <w:t>. These metrics are consciously collected</w:t>
-      </w:r>
-      <w:r>
-        <w:rPr>
-          <w:rFonts w:asciiTheme="majorHAnsi" w:hAnsiTheme="majorHAnsi" w:cstheme="majorHAnsi"/>
-          <w:color w:val="000000" w:themeColor="text1"/>
-          <w:sz w:val="22"/>
-          <w:szCs w:val="22"/>
-        </w:rPr>
-        <w:t xml:space="preserve"> as per-frame snapshot </w:t>
-      </w:r>
-      <w:r>
-        <w:rPr>
-          <w:rFonts w:asciiTheme="majorHAnsi" w:hAnsiTheme="majorHAnsi" w:cstheme="majorHAnsi"/>
-          <w:color w:val="000000" w:themeColor="text1"/>
-          <w:sz w:val="22"/>
-          <w:szCs w:val="22"/>
-        </w:rPr>
-        <w:t xml:space="preserve">and </w:t>
-      </w:r>
-      <w:r>
-        <w:rPr>
-          <w:rFonts w:asciiTheme="majorHAnsi" w:hAnsiTheme="majorHAnsi" w:cstheme="majorHAnsi"/>
-          <w:color w:val="000000" w:themeColor="text1"/>
-          <w:sz w:val="22"/>
-          <w:szCs w:val="22"/>
-        </w:rPr>
-        <w:t xml:space="preserve">recorded </w:t>
-      </w:r>
-      <w:r>
-        <w:rPr>
-          <w:rFonts w:asciiTheme="majorHAnsi" w:hAnsiTheme="majorHAnsi" w:cstheme="majorHAnsi"/>
-          <w:color w:val="000000" w:themeColor="text1"/>
-          <w:sz w:val="22"/>
-          <w:szCs w:val="22"/>
-        </w:rPr>
-        <w:t>to “</w:t>
-      </w:r>
-      <w:r>
-        <w:rPr>
-          <w:rFonts w:asciiTheme="majorHAnsi" w:hAnsiTheme="majorHAnsi" w:cstheme="majorHAnsi"/>
-          <w:color w:val="000000" w:themeColor="text1"/>
-          <w:sz w:val="22"/>
-          <w:szCs w:val="22"/>
-        </w:rPr>
-        <w:t>output/</w:t>
-      </w:r>
-      <w:proofErr w:type="spellStart"/>
-      <w:r>
-        <w:rPr>
-          <w:rFonts w:asciiTheme="majorHAnsi" w:hAnsiTheme="majorHAnsi" w:cstheme="majorHAnsi"/>
-          <w:color w:val="000000" w:themeColor="text1"/>
-          <w:sz w:val="22"/>
-          <w:szCs w:val="22"/>
-        </w:rPr>
-        <w:t>metrics_history.json</w:t>
-      </w:r>
-      <w:proofErr w:type="spellEnd"/>
-      <w:r>
-        <w:rPr>
-          <w:rFonts w:asciiTheme="majorHAnsi" w:hAnsiTheme="majorHAnsi" w:cstheme="majorHAnsi"/>
-          <w:color w:val="000000" w:themeColor="text1"/>
-          <w:sz w:val="22"/>
-          <w:szCs w:val="22"/>
-        </w:rPr>
-        <w:t>" using</w:t>
-      </w:r>
-      <w:r>
-        <w:rPr>
-          <w:rFonts w:asciiTheme="majorHAnsi" w:hAnsiTheme="majorHAnsi" w:cstheme="majorHAnsi"/>
-          <w:color w:val="000000" w:themeColor="text1"/>
-          <w:sz w:val="22"/>
-          <w:szCs w:val="22"/>
-        </w:rPr>
-        <w:t xml:space="preserve"> ‘</w:t>
-      </w:r>
-      <w:proofErr w:type="spellStart"/>
-      <w:proofErr w:type="gramStart"/>
-      <w:r>
-        <w:rPr>
-          <w:rFonts w:asciiTheme="majorHAnsi" w:hAnsiTheme="majorHAnsi" w:cstheme="majorHAnsi"/>
-          <w:color w:val="000000" w:themeColor="text1"/>
-          <w:sz w:val="22"/>
-          <w:szCs w:val="22"/>
-        </w:rPr>
-        <w:t>json.dumps</w:t>
-      </w:r>
-      <w:proofErr w:type="spellEnd"/>
-      <w:proofErr w:type="gramEnd"/>
-      <w:r>
-        <w:rPr>
-          <w:rFonts w:asciiTheme="majorHAnsi" w:hAnsiTheme="majorHAnsi" w:cstheme="majorHAnsi"/>
-          <w:color w:val="000000" w:themeColor="text1"/>
-          <w:sz w:val="22"/>
-          <w:szCs w:val="22"/>
-        </w:rPr>
-        <w:t>()</w:t>
-      </w:r>
-      <w:r>
-        <w:rPr>
-          <w:rFonts w:asciiTheme="majorHAnsi" w:hAnsiTheme="majorHAnsi" w:cstheme="majorHAnsi"/>
-          <w:color w:val="000000" w:themeColor="text1"/>
-          <w:sz w:val="22"/>
-          <w:szCs w:val="22"/>
-        </w:rPr>
-        <w:t>’</w:t>
-      </w:r>
-      <w:r>
-        <w:rPr>
-          <w:rFonts w:asciiTheme="majorHAnsi" w:hAnsiTheme="majorHAnsi" w:cstheme="majorHAnsi"/>
-          <w:color w:val="000000" w:themeColor="text1"/>
-          <w:sz w:val="22"/>
-          <w:szCs w:val="22"/>
-        </w:rPr>
-        <w:t xml:space="preserve">, </w:t>
-      </w:r>
-      <w:r>
-        <w:rPr>
-          <w:rFonts w:asciiTheme="majorHAnsi" w:hAnsiTheme="majorHAnsi" w:cstheme="majorHAnsi"/>
-          <w:color w:val="000000" w:themeColor="text1"/>
-          <w:sz w:val="22"/>
-          <w:szCs w:val="22"/>
-        </w:rPr>
-        <w:t>For further details</w:t>
-      </w:r>
-      <w:r>
-        <w:rPr>
-          <w:rFonts w:asciiTheme="majorHAnsi" w:hAnsiTheme="majorHAnsi" w:cstheme="majorHAnsi"/>
-          <w:color w:val="000000" w:themeColor="text1"/>
-          <w:sz w:val="22"/>
-          <w:szCs w:val="22"/>
-        </w:rPr>
-        <w:t xml:space="preserve"> on the analytical metrics</w:t>
-      </w:r>
-      <w:r>
-        <w:rPr>
-          <w:rFonts w:asciiTheme="majorHAnsi" w:hAnsiTheme="majorHAnsi" w:cstheme="majorHAnsi"/>
-          <w:color w:val="000000" w:themeColor="text1"/>
-          <w:sz w:val="22"/>
-          <w:szCs w:val="22"/>
-        </w:rPr>
-        <w:t xml:space="preserve"> refer to Table 1 hereunder</w:t>
-      </w:r>
-      <w:r>
-        <w:rPr>
-          <w:rFonts w:asciiTheme="majorHAnsi" w:hAnsiTheme="majorHAnsi" w:cstheme="majorHAnsi"/>
-          <w:color w:val="000000" w:themeColor="text1"/>
-          <w:sz w:val="22"/>
-          <w:szCs w:val="22"/>
-        </w:rPr>
-        <w:t>. The basic foundational metrics describ</w:t>
-      </w:r>
-      <w:r>
-        <w:rPr>
-          <w:rFonts w:asciiTheme="majorHAnsi" w:hAnsiTheme="majorHAnsi" w:cstheme="majorHAnsi"/>
-          <w:color w:val="000000" w:themeColor="text1"/>
-          <w:sz w:val="22"/>
-          <w:szCs w:val="22"/>
-        </w:rPr>
-        <w:t>ing</w:t>
-      </w:r>
-      <w:r>
-        <w:rPr>
-          <w:rFonts w:asciiTheme="majorHAnsi" w:hAnsiTheme="majorHAnsi" w:cstheme="majorHAnsi"/>
-          <w:color w:val="000000" w:themeColor="text1"/>
-          <w:sz w:val="22"/>
-          <w:szCs w:val="22"/>
-        </w:rPr>
-        <w:t xml:space="preserve"> system activity include:</w:t>
-      </w:r>
-    </w:p>
-    <w:p>
-      <w:pPr>
-        <w:pStyle w:val="ListParagraph"/>
-        <w:numPr>
-          <w:ilvl w:val="0"/>
-          <w:numId w:val="45"/>
-        </w:numPr>
-        <w:spacing w:beforeLines="40" w:before="96" w:afterLines="40" w:after="96" w:line="360" w:lineRule="auto"/>
-        <w:jc w:val="both"/>
-        <w:rPr>
-          <w:rFonts w:asciiTheme="majorHAnsi" w:hAnsiTheme="majorHAnsi" w:cstheme="majorHAnsi"/>
-          <w:sz w:val="22"/>
-          <w:szCs w:val="22"/>
-        </w:rPr>
-      </w:pPr>
-      <w:proofErr w:type="spellStart"/>
-      <w:r>
-        <w:rPr>
-          <w:rFonts w:asciiTheme="majorHAnsi" w:hAnsiTheme="majorHAnsi" w:cstheme="majorHAnsi"/>
-          <w:color w:val="000000" w:themeColor="text1"/>
-          <w:sz w:val="22"/>
-          <w:szCs w:val="22"/>
-        </w:rPr>
-        <w:t>F</w:t>
-      </w:r>
-      <w:r>
-        <w:rPr>
-          <w:rFonts w:asciiTheme="majorHAnsi" w:hAnsiTheme="majorHAnsi" w:cstheme="majorHAnsi"/>
-          <w:color w:val="000000" w:themeColor="text1"/>
-          <w:sz w:val="22"/>
-          <w:szCs w:val="22"/>
-        </w:rPr>
-        <w:t>rame_index</w:t>
-      </w:r>
-      <w:proofErr w:type="spellEnd"/>
-      <w:r>
-        <w:rPr>
-          <w:rFonts w:asciiTheme="majorHAnsi" w:hAnsiTheme="majorHAnsi" w:cstheme="majorHAnsi"/>
-          <w:color w:val="000000" w:themeColor="text1"/>
-          <w:sz w:val="22"/>
-          <w:szCs w:val="22"/>
-        </w:rPr>
-        <w:t>:</w:t>
-      </w:r>
-      <w:r>
-        <w:rPr>
-          <w:rFonts w:asciiTheme="majorHAnsi" w:hAnsiTheme="majorHAnsi" w:cstheme="majorHAnsi"/>
-          <w:color w:val="000000" w:themeColor="text1"/>
-          <w:sz w:val="22"/>
-          <w:szCs w:val="22"/>
-        </w:rPr>
-        <w:t xml:space="preserve"> The sequential frame identifier assigned to each frame indicating its</w:t>
-      </w:r>
-      <w:r>
-        <w:rPr>
-          <w:rFonts w:asciiTheme="majorHAnsi" w:hAnsiTheme="majorHAnsi" w:cstheme="majorHAnsi"/>
-          <w:sz w:val="22"/>
-          <w:szCs w:val="22"/>
-        </w:rPr>
-        <w:t xml:space="preserve"> position within the video steam.</w:t>
-      </w:r>
-    </w:p>
-    <w:p>
-      <w:pPr>
-        <w:pStyle w:val="ListParagraph"/>
-        <w:numPr>
-          <w:ilvl w:val="0"/>
-          <w:numId w:val="35"/>
-        </w:numPr>
-        <w:spacing w:beforeLines="40" w:before="96" w:afterLines="40" w:after="96" w:line="360" w:lineRule="auto"/>
-        <w:jc w:val="both"/>
-        <w:rPr>
-          <w:rFonts w:asciiTheme="majorHAnsi" w:hAnsiTheme="majorHAnsi" w:cstheme="majorHAnsi"/>
-          <w:color w:val="000000" w:themeColor="text1"/>
-          <w:sz w:val="22"/>
-          <w:szCs w:val="22"/>
-        </w:rPr>
-      </w:pPr>
-      <w:r>
-        <w:rPr>
-          <w:rFonts w:asciiTheme="majorHAnsi" w:hAnsiTheme="majorHAnsi" w:cstheme="majorHAnsi"/>
-          <w:color w:val="000000" w:themeColor="text1"/>
-          <w:sz w:val="22"/>
-          <w:szCs w:val="22"/>
-        </w:rPr>
-        <w:t>Timestamp(s</w:t>
-      </w:r>
-      <w:r>
-        <w:rPr>
-          <w:rFonts w:asciiTheme="majorHAnsi" w:hAnsiTheme="majorHAnsi" w:cstheme="majorHAnsi"/>
-          <w:color w:val="000000" w:themeColor="text1"/>
-          <w:sz w:val="22"/>
-          <w:szCs w:val="22"/>
-        </w:rPr>
-        <w:t>): The</w:t>
-      </w:r>
-      <w:r>
-        <w:rPr>
-          <w:rFonts w:asciiTheme="majorHAnsi" w:hAnsiTheme="majorHAnsi" w:cstheme="majorHAnsi"/>
-          <w:color w:val="000000" w:themeColor="text1"/>
-          <w:sz w:val="22"/>
-          <w:szCs w:val="22"/>
-        </w:rPr>
-        <w:t xml:space="preserve"> time(s) in the video stream at which the frame was captured, as seconds from the start of the video.</w:t>
-      </w:r>
-    </w:p>
-    <w:p>
-      <w:pPr>
-        <w:pStyle w:val="ListParagraph"/>
-        <w:numPr>
-          <w:ilvl w:val="0"/>
-          <w:numId w:val="35"/>
-        </w:numPr>
-        <w:spacing w:beforeLines="40" w:before="96" w:afterLines="40" w:after="96" w:line="360" w:lineRule="auto"/>
-        <w:jc w:val="both"/>
-        <w:rPr>
-          <w:rFonts w:asciiTheme="majorHAnsi" w:hAnsiTheme="majorHAnsi" w:cstheme="majorHAnsi"/>
-          <w:color w:val="000000" w:themeColor="text1"/>
-          <w:sz w:val="22"/>
-          <w:szCs w:val="22"/>
-        </w:rPr>
-      </w:pPr>
-      <w:r>
-        <w:rPr>
-          <w:rFonts w:asciiTheme="majorHAnsi" w:hAnsiTheme="majorHAnsi" w:cstheme="majorHAnsi"/>
-          <w:color w:val="000000" w:themeColor="text1"/>
-          <w:sz w:val="22"/>
-          <w:szCs w:val="22"/>
-        </w:rPr>
-        <w:t xml:space="preserve">Total </w:t>
-      </w:r>
-      <w:r>
-        <w:rPr>
-          <w:rFonts w:asciiTheme="majorHAnsi" w:hAnsiTheme="majorHAnsi" w:cstheme="majorHAnsi"/>
-          <w:color w:val="000000" w:themeColor="text1"/>
-          <w:sz w:val="22"/>
-          <w:szCs w:val="22"/>
-        </w:rPr>
-        <w:t>Frames Seen:</w:t>
-      </w:r>
-      <w:r>
-        <w:rPr>
-          <w:rFonts w:asciiTheme="majorHAnsi" w:hAnsiTheme="majorHAnsi" w:cstheme="majorHAnsi"/>
-          <w:color w:val="000000" w:themeColor="text1"/>
-          <w:sz w:val="22"/>
-          <w:szCs w:val="22"/>
-        </w:rPr>
-        <w:t xml:space="preserve"> The</w:t>
-      </w:r>
-      <w:r>
-        <w:rPr>
-          <w:rFonts w:asciiTheme="majorHAnsi" w:hAnsiTheme="majorHAnsi" w:cstheme="majorHAnsi"/>
-          <w:color w:val="000000" w:themeColor="text1"/>
-          <w:sz w:val="22"/>
-          <w:szCs w:val="22"/>
-        </w:rPr>
-        <w:t xml:space="preserve"> </w:t>
-      </w:r>
-      <w:r>
-        <w:rPr>
-          <w:rFonts w:asciiTheme="majorHAnsi" w:hAnsiTheme="majorHAnsi" w:cstheme="majorHAnsi"/>
-          <w:color w:val="000000" w:themeColor="text1"/>
-          <w:sz w:val="22"/>
-          <w:szCs w:val="22"/>
-        </w:rPr>
-        <w:t>total number of frames extracted from the video stream.</w:t>
-      </w:r>
-    </w:p>
-    <w:p>
-      <w:pPr>
-        <w:pStyle w:val="ListParagraph"/>
-        <w:numPr>
-          <w:ilvl w:val="0"/>
-          <w:numId w:val="35"/>
-        </w:numPr>
-        <w:spacing w:beforeLines="40" w:before="96" w:afterLines="40" w:after="96" w:line="360" w:lineRule="auto"/>
-        <w:jc w:val="both"/>
-        <w:rPr>
-          <w:rFonts w:asciiTheme="majorHAnsi" w:hAnsiTheme="majorHAnsi" w:cstheme="majorHAnsi"/>
-          <w:color w:val="000000" w:themeColor="text1"/>
-          <w:sz w:val="22"/>
-          <w:szCs w:val="22"/>
-        </w:rPr>
-      </w:pPr>
-      <w:r>
-        <w:rPr>
-          <w:rFonts w:asciiTheme="majorHAnsi" w:hAnsiTheme="majorHAnsi" w:cstheme="majorHAnsi"/>
-          <w:color w:val="000000" w:themeColor="text1"/>
-          <w:sz w:val="22"/>
-          <w:szCs w:val="22"/>
-        </w:rPr>
-        <w:t xml:space="preserve">Frames Heuristically dropped: </w:t>
-      </w:r>
-      <w:r>
-        <w:rPr>
-          <w:rFonts w:asciiTheme="majorHAnsi" w:hAnsiTheme="majorHAnsi" w:cstheme="majorHAnsi"/>
-          <w:color w:val="000000" w:themeColor="text1"/>
-          <w:sz w:val="22"/>
-          <w:szCs w:val="22"/>
-        </w:rPr>
-        <w:t>The t</w:t>
-      </w:r>
-      <w:r>
-        <w:rPr>
-          <w:rFonts w:asciiTheme="majorHAnsi" w:hAnsiTheme="majorHAnsi" w:cstheme="majorHAnsi"/>
-          <w:color w:val="000000" w:themeColor="text1"/>
-          <w:sz w:val="22"/>
-          <w:szCs w:val="22"/>
-        </w:rPr>
-        <w:t>otal</w:t>
-      </w:r>
-      <w:r>
-        <w:rPr>
-          <w:rFonts w:asciiTheme="majorHAnsi" w:hAnsiTheme="majorHAnsi" w:cstheme="majorHAnsi"/>
-          <w:color w:val="000000" w:themeColor="text1"/>
-          <w:sz w:val="22"/>
-          <w:szCs w:val="22"/>
-        </w:rPr>
-        <w:t xml:space="preserve"> number of</w:t>
-      </w:r>
-      <w:r>
-        <w:rPr>
-          <w:rFonts w:asciiTheme="majorHAnsi" w:hAnsiTheme="majorHAnsi" w:cstheme="majorHAnsi"/>
-          <w:color w:val="000000" w:themeColor="text1"/>
-          <w:sz w:val="22"/>
-          <w:szCs w:val="22"/>
-        </w:rPr>
-        <w:t xml:space="preserve"> frames dropped by the heuristic filter.</w:t>
-      </w:r>
-    </w:p>
-    <w:p>
-      <w:pPr>
-        <w:pStyle w:val="ListParagraph"/>
-        <w:numPr>
-          <w:ilvl w:val="0"/>
-          <w:numId w:val="35"/>
-        </w:numPr>
-        <w:spacing w:beforeLines="40" w:before="96" w:afterLines="40" w:after="96" w:line="360" w:lineRule="auto"/>
-        <w:jc w:val="both"/>
-        <w:rPr>
-          <w:rFonts w:asciiTheme="majorHAnsi" w:hAnsiTheme="majorHAnsi" w:cstheme="majorHAnsi"/>
-          <w:color w:val="000000" w:themeColor="text1"/>
-          <w:sz w:val="22"/>
-          <w:szCs w:val="22"/>
-        </w:rPr>
-      </w:pPr>
-      <w:r>
-        <w:rPr>
-          <w:rFonts w:asciiTheme="majorHAnsi" w:hAnsiTheme="majorHAnsi" w:cstheme="majorHAnsi"/>
-          <w:color w:val="000000" w:themeColor="text1"/>
-          <w:sz w:val="22"/>
-          <w:szCs w:val="22"/>
-        </w:rPr>
-        <w:t>Frames Send to Cloud: Shows how often cloud offload occur.</w:t>
-      </w:r>
-    </w:p>
-    <w:p>
-      <w:pPr>
-        <w:pStyle w:val="ListParagraph"/>
-        <w:numPr>
-          <w:ilvl w:val="0"/>
-          <w:numId w:val="35"/>
-        </w:numPr>
-        <w:spacing w:beforeLines="40" w:before="96" w:afterLines="40" w:after="96" w:line="360" w:lineRule="auto"/>
+        <w:spacing w:beforeLines="80" w:before="192" w:afterLines="40" w:after="96" w:line="360" w:lineRule="auto"/>
         <w:jc w:val="both"/>
         <w:rPr>
           <w:rFonts w:asciiTheme="majorHAnsi" w:hAnsiTheme="majorHAnsi" w:cstheme="majorHAnsi"/>
@@ -5323,16 +4470,16 @@
         <mc:AlternateContent>
           <mc:Choice Requires="wps">
             <w:drawing>
-              <wp:anchor distT="0" distB="0" distL="114300" distR="114300" simplePos="0" relativeHeight="251697152" behindDoc="0" locked="0" layoutInCell="1" allowOverlap="1" wp14:anchorId="041F9887" wp14:editId="4C91CB53">
+              <wp:anchor distT="0" distB="0" distL="114300" distR="114300" simplePos="0" relativeHeight="251697152" behindDoc="0" locked="0" layoutInCell="1" allowOverlap="1" wp14:anchorId="041F9887" wp14:editId="717C0EE9">
                 <wp:simplePos x="0" y="0"/>
                 <wp:positionH relativeFrom="margin">
-                  <wp:posOffset>3812061</wp:posOffset>
+                  <wp:posOffset>4110134</wp:posOffset>
                 </wp:positionH>
                 <wp:positionV relativeFrom="paragraph">
-                  <wp:posOffset>8447</wp:posOffset>
+                  <wp:posOffset>2334150</wp:posOffset>
                 </wp:positionV>
-                <wp:extent cx="2647950" cy="551815"/>
-                <wp:effectExtent l="0" t="0" r="0" b="635"/>
+                <wp:extent cx="2249805" cy="389255"/>
+                <wp:effectExtent l="0" t="0" r="0" b="0"/>
                 <wp:wrapSquare wrapText="bothSides"/>
                 <wp:docPr id="1264526758" name="Text Box 1"/>
                 <wp:cNvGraphicFramePr/>
@@ -5343,7 +4490,7 @@
                       <wps:spPr>
                         <a:xfrm>
                           <a:off x="0" y="0"/>
-                          <a:ext cx="2647950" cy="551815"/>
+                          <a:ext cx="2249805" cy="389255"/>
                         </a:xfrm>
                         <a:prstGeom prst="rect">
                           <a:avLst/>
@@ -5470,7 +4617,7 @@
           </mc:Choice>
           <mc:Fallback>
             <w:pict>
-              <v:shape w14:anchorId="041F9887" id="_x0000_s1028" type="#_x0000_t202" style="position:absolute;left:0;text-align:left;margin-left:300.15pt;margin-top:.65pt;width:208.5pt;height:43.45pt;z-index:251697152;visibility:visible;mso-wrap-style:square;mso-width-percent:0;mso-height-percent:0;mso-wrap-distance-left:9pt;mso-wrap-distance-top:0;mso-wrap-distance-right:9pt;mso-wrap-distance-bottom:0;mso-position-horizontal:absolute;mso-position-horizontal-relative:margin;mso-position-vertical:absolute;mso-position-vertical-relative:text;mso-width-percent:0;mso-height-percent:0;mso-width-relative:margin;mso-height-relative:margin;v-text-anchor:top" o:gfxdata="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" stroked="f">
+              <v:shape w14:anchorId="041F9887" id="_x0000_s1028" type="#_x0000_t202" style="position:absolute;left:0;text-align:left;margin-left:323.65pt;margin-top:183.8pt;width:177.15pt;height:30.65pt;z-index:251697152;visibility:visible;mso-wrap-style:square;mso-width-percent:0;mso-height-percent:0;mso-wrap-distance-left:9pt;mso-wrap-distance-top:0;mso-wrap-distance-right:9pt;mso-wrap-distance-bottom:0;mso-position-horizontal:absolute;mso-position-horizontal-relative:margin;mso-position-vertical:absolute;mso-position-vertical-relative:text;mso-width-percent:0;mso-height-percent:0;mso-width-relative:margin;mso-height-relative:margin;v-text-anchor:top" o:gfxdata="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" stroked="f">
                 <v:textbox inset="0,0,0,0">
                   <w:txbxContent>
                     <w:p>
@@ -5575,42 +4722,19 @@
       <w:r>
         <w:rPr>
           <w:rFonts w:asciiTheme="majorHAnsi" w:hAnsiTheme="majorHAnsi" w:cstheme="majorHAnsi"/>
-          <w:color w:val="000000" w:themeColor="text1"/>
-          <w:sz w:val="22"/>
-          <w:szCs w:val="22"/>
-        </w:rPr>
-        <w:t>Edge Inference Time: The</w:t>
-      </w:r>
-      <w:r>
-        <w:rPr>
-          <w:rFonts w:asciiTheme="majorHAnsi" w:hAnsiTheme="majorHAnsi" w:cstheme="majorHAnsi"/>
-          <w:color w:val="000000" w:themeColor="text1"/>
-          <w:sz w:val="22"/>
-          <w:szCs w:val="22"/>
-        </w:rPr>
-        <w:t xml:space="preserve"> per</w:t>
-      </w:r>
-      <w:r>
-        <w:rPr>
-          <w:rFonts w:asciiTheme="majorHAnsi" w:hAnsiTheme="majorHAnsi" w:cstheme="majorHAnsi"/>
-          <w:color w:val="000000" w:themeColor="text1"/>
-          <w:sz w:val="22"/>
-          <w:szCs w:val="22"/>
-        </w:rPr>
-        <w:t>-</w:t>
-      </w:r>
-      <w:r>
-        <w:rPr>
-          <w:rFonts w:asciiTheme="majorHAnsi" w:hAnsiTheme="majorHAnsi" w:cstheme="majorHAnsi"/>
-          <w:color w:val="000000" w:themeColor="text1"/>
-          <w:sz w:val="22"/>
-          <w:szCs w:val="22"/>
-        </w:rPr>
-        <w:t>frame</w:t>
-      </w:r>
-      <w:r>
-        <w:rPr>
-          <w:rFonts w:asciiTheme="majorHAnsi" w:hAnsiTheme="majorHAnsi" w:cstheme="majorHAnsi"/>
+          <w:b/>
+          <w:bCs/>
+          <w:color w:val="000000" w:themeColor="text1"/>
+          <w:sz w:val="22"/>
+          <w:szCs w:val="22"/>
+        </w:rPr>
+        <w:t>Cloud</w:t>
+      </w:r>
+      <w:r>
+        <w:rPr>
+          <w:rFonts w:asciiTheme="majorHAnsi" w:hAnsiTheme="majorHAnsi" w:cstheme="majorHAnsi"/>
+          <w:b/>
+          <w:bCs/>
           <w:color w:val="000000" w:themeColor="text1"/>
           <w:sz w:val="22"/>
           <w:szCs w:val="22"/>
@@ -5620,31 +4744,394 @@
       <w:r>
         <w:rPr>
           <w:rFonts w:asciiTheme="majorHAnsi" w:hAnsiTheme="majorHAnsi" w:cstheme="majorHAnsi"/>
-          <w:color w:val="000000" w:themeColor="text1"/>
-          <w:sz w:val="22"/>
-          <w:szCs w:val="22"/>
-        </w:rPr>
-        <w:t>inference time (</w:t>
+          <w:b/>
+          <w:bCs/>
+          <w:color w:val="000000" w:themeColor="text1"/>
+          <w:sz w:val="22"/>
+          <w:szCs w:val="22"/>
+        </w:rPr>
+        <w:t>Inference</w:t>
+      </w:r>
+      <w:r>
+        <w:rPr>
+          <w:rFonts w:asciiTheme="majorHAnsi" w:hAnsiTheme="majorHAnsi" w:cstheme="majorHAnsi"/>
+          <w:b/>
+          <w:bCs/>
+          <w:color w:val="000000" w:themeColor="text1"/>
+          <w:sz w:val="22"/>
+          <w:szCs w:val="22"/>
+        </w:rPr>
+        <w:t xml:space="preserve">: </w:t>
+      </w:r>
+      <w:r>
+        <w:rPr>
+          <w:rFonts w:asciiTheme="majorHAnsi" w:hAnsiTheme="majorHAnsi" w:cstheme="majorHAnsi"/>
+          <w:color w:val="000000" w:themeColor="text1"/>
+          <w:sz w:val="22"/>
+          <w:szCs w:val="22"/>
+        </w:rPr>
+        <w:t xml:space="preserve">The cloud server is implemented as a </w:t>
+      </w:r>
+      <w:r>
+        <w:rPr>
+          <w:rFonts w:asciiTheme="majorHAnsi" w:hAnsiTheme="majorHAnsi" w:cstheme="majorHAnsi"/>
+          <w:color w:val="000000" w:themeColor="text1"/>
+          <w:sz w:val="22"/>
+          <w:szCs w:val="22"/>
+        </w:rPr>
+        <w:t>F</w:t>
+      </w:r>
+      <w:r>
+        <w:rPr>
+          <w:rFonts w:asciiTheme="majorHAnsi" w:hAnsiTheme="majorHAnsi" w:cstheme="majorHAnsi"/>
+          <w:color w:val="000000" w:themeColor="text1"/>
+          <w:sz w:val="22"/>
+          <w:szCs w:val="22"/>
+        </w:rPr>
+        <w:t xml:space="preserve">lask HTTP </w:t>
+      </w:r>
+      <w:r>
+        <w:rPr>
+          <w:rFonts w:asciiTheme="majorHAnsi" w:hAnsiTheme="majorHAnsi" w:cstheme="majorHAnsi"/>
+          <w:color w:val="000000" w:themeColor="text1"/>
+          <w:sz w:val="22"/>
+          <w:szCs w:val="22"/>
+        </w:rPr>
+        <w:t>endpoint (</w:t>
+      </w:r>
+      <w:r>
+        <w:rPr>
+          <w:rFonts w:asciiTheme="majorHAnsi" w:hAnsiTheme="majorHAnsi" w:cstheme="majorHAnsi"/>
+          <w:color w:val="000000" w:themeColor="text1"/>
+          <w:sz w:val="22"/>
+          <w:szCs w:val="22"/>
+        </w:rPr>
+        <w:t>POST/infer), it accepts</w:t>
+      </w:r>
+      <w:r>
+        <w:rPr>
+          <w:rFonts w:asciiTheme="majorHAnsi" w:hAnsiTheme="majorHAnsi" w:cstheme="majorHAnsi"/>
+          <w:color w:val="000000" w:themeColor="text1"/>
+          <w:sz w:val="22"/>
+          <w:szCs w:val="22"/>
+        </w:rPr>
+        <w:t xml:space="preserve"> the multipart frame payload</w:t>
+      </w:r>
+      <w:r>
+        <w:rPr>
+          <w:rFonts w:asciiTheme="majorHAnsi" w:hAnsiTheme="majorHAnsi" w:cstheme="majorHAnsi"/>
+          <w:color w:val="000000" w:themeColor="text1"/>
+          <w:sz w:val="22"/>
+          <w:szCs w:val="22"/>
+        </w:rPr>
+        <w:t xml:space="preserve"> request</w:t>
+      </w:r>
+      <w:r>
+        <w:rPr>
+          <w:rFonts w:asciiTheme="majorHAnsi" w:hAnsiTheme="majorHAnsi" w:cstheme="majorHAnsi"/>
+          <w:color w:val="000000" w:themeColor="text1"/>
+          <w:sz w:val="22"/>
+          <w:szCs w:val="22"/>
+        </w:rPr>
+        <w:t xml:space="preserve">, </w:t>
+      </w:r>
+      <w:r>
+        <w:rPr>
+          <w:rFonts w:asciiTheme="majorHAnsi" w:hAnsiTheme="majorHAnsi" w:cstheme="majorHAnsi"/>
+          <w:color w:val="000000" w:themeColor="text1"/>
+          <w:sz w:val="22"/>
+          <w:szCs w:val="22"/>
+        </w:rPr>
+        <w:t>conduct</w:t>
+      </w:r>
+      <w:r>
+        <w:rPr>
+          <w:rFonts w:asciiTheme="majorHAnsi" w:hAnsiTheme="majorHAnsi" w:cstheme="majorHAnsi"/>
+          <w:color w:val="000000" w:themeColor="text1"/>
+          <w:sz w:val="22"/>
+          <w:szCs w:val="22"/>
+        </w:rPr>
+        <w:t>s</w:t>
+      </w:r>
+      <w:r>
+        <w:rPr>
+          <w:rFonts w:asciiTheme="majorHAnsi" w:hAnsiTheme="majorHAnsi" w:cstheme="majorHAnsi"/>
+          <w:color w:val="000000" w:themeColor="text1"/>
+          <w:sz w:val="22"/>
+          <w:szCs w:val="22"/>
+        </w:rPr>
+        <w:t xml:space="preserve"> a more accurate object detection in</w:t>
+      </w:r>
+      <w:r>
+        <w:rPr>
+          <w:rFonts w:asciiTheme="majorHAnsi" w:hAnsiTheme="majorHAnsi" w:cstheme="majorHAnsi"/>
+          <w:color w:val="000000" w:themeColor="text1"/>
+          <w:sz w:val="22"/>
+          <w:szCs w:val="22"/>
+        </w:rPr>
+        <w:t xml:space="preserve"> </w:t>
+      </w:r>
+      <w:r>
+        <w:rPr>
+          <w:rFonts w:asciiTheme="majorHAnsi" w:hAnsiTheme="majorHAnsi" w:cstheme="majorHAnsi"/>
+          <w:color w:val="000000" w:themeColor="text1"/>
+          <w:sz w:val="22"/>
+          <w:szCs w:val="22"/>
+        </w:rPr>
+        <w:t xml:space="preserve">using </w:t>
+      </w:r>
+      <w:r>
+        <w:rPr>
+          <w:rFonts w:asciiTheme="majorHAnsi" w:hAnsiTheme="majorHAnsi" w:cstheme="majorHAnsi"/>
+          <w:color w:val="000000" w:themeColor="text1"/>
+          <w:sz w:val="22"/>
+          <w:szCs w:val="22"/>
+        </w:rPr>
+        <w:t>heavyweight</w:t>
+      </w:r>
+      <w:r>
+        <w:rPr>
+          <w:rFonts w:asciiTheme="majorHAnsi" w:hAnsiTheme="majorHAnsi" w:cstheme="majorHAnsi"/>
+          <w:color w:val="000000" w:themeColor="text1"/>
+          <w:sz w:val="22"/>
+          <w:szCs w:val="22"/>
+        </w:rPr>
+        <w:t xml:space="preserve"> YOLO mode (default yolov8s.pt)</w:t>
+      </w:r>
+      <w:r>
+        <w:rPr>
+          <w:rFonts w:asciiTheme="majorHAnsi" w:hAnsiTheme="majorHAnsi" w:cstheme="majorHAnsi"/>
+          <w:color w:val="000000" w:themeColor="text1"/>
+          <w:sz w:val="22"/>
+          <w:szCs w:val="22"/>
+        </w:rPr>
+        <w:t xml:space="preserve"> and compute inference time.</w:t>
+      </w:r>
+      <w:r>
+        <w:rPr>
+          <w:rFonts w:asciiTheme="majorHAnsi" w:hAnsiTheme="majorHAnsi" w:cstheme="majorHAnsi"/>
+          <w:color w:val="000000" w:themeColor="text1"/>
+          <w:sz w:val="22"/>
+          <w:szCs w:val="22"/>
+        </w:rPr>
+        <w:t xml:space="preserve"> The server lazily </w:t>
+      </w:r>
+      <w:r>
+        <w:rPr>
+          <w:rFonts w:asciiTheme="majorHAnsi" w:hAnsiTheme="majorHAnsi" w:cstheme="majorHAnsi"/>
+          <w:color w:val="000000" w:themeColor="text1"/>
+          <w:sz w:val="22"/>
+          <w:szCs w:val="22"/>
+        </w:rPr>
+        <w:t>loads</w:t>
+      </w:r>
+      <w:r>
+        <w:rPr>
+          <w:rFonts w:asciiTheme="majorHAnsi" w:hAnsiTheme="majorHAnsi" w:cstheme="majorHAnsi"/>
+          <w:color w:val="000000" w:themeColor="text1"/>
+          <w:sz w:val="22"/>
+          <w:szCs w:val="22"/>
+        </w:rPr>
+        <w:t xml:space="preserve"> the model </w:t>
+      </w:r>
+      <w:r>
+        <w:rPr>
+          <w:rFonts w:asciiTheme="majorHAnsi" w:hAnsiTheme="majorHAnsi" w:cstheme="majorHAnsi"/>
+          <w:color w:val="000000" w:themeColor="text1"/>
+          <w:sz w:val="22"/>
+          <w:szCs w:val="22"/>
+        </w:rPr>
+        <w:t>allowing it to</w:t>
+      </w:r>
+      <w:r>
+        <w:rPr>
+          <w:rFonts w:asciiTheme="majorHAnsi" w:hAnsiTheme="majorHAnsi" w:cstheme="majorHAnsi"/>
+          <w:color w:val="000000" w:themeColor="text1"/>
+          <w:sz w:val="22"/>
+          <w:szCs w:val="22"/>
+        </w:rPr>
+        <w:t xml:space="preserve"> be</w:t>
+      </w:r>
+      <w:r>
+        <w:rPr>
+          <w:rFonts w:asciiTheme="majorHAnsi" w:hAnsiTheme="majorHAnsi" w:cstheme="majorHAnsi"/>
+          <w:color w:val="000000" w:themeColor="text1"/>
+          <w:sz w:val="22"/>
+          <w:szCs w:val="22"/>
+        </w:rPr>
+        <w:t xml:space="preserve"> </w:t>
+      </w:r>
+      <w:r>
+        <w:rPr>
+          <w:rFonts w:asciiTheme="majorHAnsi" w:hAnsiTheme="majorHAnsi" w:cstheme="majorHAnsi"/>
+          <w:color w:val="000000" w:themeColor="text1"/>
+          <w:sz w:val="22"/>
+          <w:szCs w:val="22"/>
+        </w:rPr>
+        <w:t>initialised</w:t>
+      </w:r>
+      <w:r>
+        <w:rPr>
+          <w:rFonts w:asciiTheme="majorHAnsi" w:hAnsiTheme="majorHAnsi" w:cstheme="majorHAnsi"/>
+          <w:color w:val="000000" w:themeColor="text1"/>
+          <w:sz w:val="22"/>
+          <w:szCs w:val="22"/>
+        </w:rPr>
+        <w:t xml:space="preserve"> on demand and reused across multiple requests</w:t>
+      </w:r>
+      <w:r>
+        <w:rPr>
+          <w:rFonts w:asciiTheme="majorHAnsi" w:hAnsiTheme="majorHAnsi" w:cstheme="majorHAnsi"/>
+          <w:color w:val="000000" w:themeColor="text1"/>
+          <w:sz w:val="22"/>
+          <w:szCs w:val="22"/>
+        </w:rPr>
+        <w:t xml:space="preserve"> to avoid unnecessary resource allocation on the </w:t>
+      </w:r>
+      <w:r>
+        <w:rPr>
+          <w:rFonts w:asciiTheme="majorHAnsi" w:hAnsiTheme="majorHAnsi" w:cstheme="majorHAnsi"/>
+          <w:color w:val="000000" w:themeColor="text1"/>
+          <w:sz w:val="22"/>
+          <w:szCs w:val="22"/>
+        </w:rPr>
+        <w:t>cloud.</w:t>
+      </w:r>
+      <w:r>
+        <w:rPr>
+          <w:rFonts w:asciiTheme="majorHAnsi" w:hAnsiTheme="majorHAnsi" w:cstheme="majorHAnsi"/>
+          <w:color w:val="000000" w:themeColor="text1"/>
+          <w:sz w:val="22"/>
+          <w:szCs w:val="22"/>
+        </w:rPr>
+        <w:t xml:space="preserve"> The results are converted from single Ultralytics result object </w:t>
+      </w:r>
+      <w:r>
+        <w:rPr>
+          <w:rFonts w:asciiTheme="majorHAnsi" w:hAnsiTheme="majorHAnsi" w:cstheme="majorHAnsi"/>
+          <w:color w:val="000000" w:themeColor="text1"/>
+          <w:sz w:val="22"/>
+          <w:szCs w:val="22"/>
+        </w:rPr>
+        <w:t xml:space="preserve">into a structured list of detection dictionaries using the </w:t>
+      </w:r>
+      <w:r>
+        <w:rPr>
+          <w:rFonts w:asciiTheme="majorHAnsi" w:hAnsiTheme="majorHAnsi" w:cstheme="majorHAnsi"/>
+          <w:i/>
+          <w:iCs/>
+          <w:color w:val="000000" w:themeColor="text1"/>
+          <w:sz w:val="22"/>
+          <w:szCs w:val="22"/>
+        </w:rPr>
+        <w:t>‘</w:t>
       </w:r>
       <w:proofErr w:type="spellStart"/>
       <w:r>
         <w:rPr>
           <w:rFonts w:asciiTheme="majorHAnsi" w:hAnsiTheme="majorHAnsi" w:cstheme="majorHAnsi"/>
-          <w:color w:val="000000" w:themeColor="text1"/>
-          <w:sz w:val="22"/>
-          <w:szCs w:val="22"/>
-        </w:rPr>
-        <w:t>ms</w:t>
+          <w:i/>
+          <w:iCs/>
+          <w:color w:val="000000" w:themeColor="text1"/>
+          <w:sz w:val="22"/>
+          <w:szCs w:val="22"/>
+        </w:rPr>
+        <w:t>parse_detections</w:t>
       </w:r>
       <w:proofErr w:type="spellEnd"/>
       <w:r>
         <w:rPr>
           <w:rFonts w:asciiTheme="majorHAnsi" w:hAnsiTheme="majorHAnsi" w:cstheme="majorHAnsi"/>
-          <w:color w:val="000000" w:themeColor="text1"/>
-          <w:sz w:val="22"/>
-          <w:szCs w:val="22"/>
-        </w:rPr>
-        <w:t>) on the edge</w:t>
+          <w:i/>
+          <w:iCs/>
+          <w:color w:val="000000" w:themeColor="text1"/>
+          <w:sz w:val="22"/>
+          <w:szCs w:val="22"/>
+        </w:rPr>
+        <w:t>’</w:t>
+      </w:r>
+      <w:r>
+        <w:rPr>
+          <w:rFonts w:asciiTheme="majorHAnsi" w:hAnsiTheme="majorHAnsi" w:cstheme="majorHAnsi"/>
+          <w:color w:val="000000" w:themeColor="text1"/>
+          <w:sz w:val="22"/>
+          <w:szCs w:val="22"/>
+        </w:rPr>
+        <w:t xml:space="preserve"> </w:t>
+      </w:r>
+      <w:r>
+        <w:rPr>
+          <w:rFonts w:asciiTheme="majorHAnsi" w:hAnsiTheme="majorHAnsi" w:cstheme="majorHAnsi"/>
+          <w:color w:val="000000" w:themeColor="text1"/>
+          <w:sz w:val="22"/>
+          <w:szCs w:val="22"/>
+        </w:rPr>
+        <w:t>function</w:t>
+      </w:r>
+      <w:r>
+        <w:rPr>
+          <w:rFonts w:asciiTheme="majorHAnsi" w:hAnsiTheme="majorHAnsi" w:cstheme="majorHAnsi"/>
+          <w:color w:val="000000" w:themeColor="text1"/>
+          <w:sz w:val="22"/>
+          <w:szCs w:val="22"/>
+        </w:rPr>
+        <w:t xml:space="preserve">. </w:t>
+      </w:r>
+      <w:r>
+        <w:rPr>
+          <w:rFonts w:asciiTheme="majorHAnsi" w:hAnsiTheme="majorHAnsi" w:cstheme="majorHAnsi"/>
+          <w:noProof/>
+          <w:sz w:val="22"/>
+          <w:szCs w:val="22"/>
+        </w:rPr>
+        <w:t xml:space="preserve">On seccessfull transmission, the cloud server returns a JSON response, the edge </w:t>
+      </w:r>
+      <w:proofErr w:type="gramStart"/>
+      <w:r>
+        <w:rPr>
+          <w:rFonts w:asciiTheme="majorHAnsi" w:hAnsiTheme="majorHAnsi" w:cstheme="majorHAnsi"/>
+          <w:color w:val="000000" w:themeColor="text1"/>
+          <w:sz w:val="22"/>
+          <w:szCs w:val="22"/>
+        </w:rPr>
+        <w:t>use</w:t>
+      </w:r>
+      <w:proofErr w:type="gramEnd"/>
+      <w:r>
+        <w:rPr>
+          <w:rFonts w:asciiTheme="majorHAnsi" w:hAnsiTheme="majorHAnsi" w:cstheme="majorHAnsi"/>
+          <w:color w:val="000000" w:themeColor="text1"/>
+          <w:sz w:val="22"/>
+          <w:szCs w:val="22"/>
+        </w:rPr>
+        <w:t xml:space="preserve"> </w:t>
+      </w:r>
+      <w:r>
+        <w:rPr>
+          <w:rFonts w:asciiTheme="majorHAnsi" w:hAnsiTheme="majorHAnsi" w:cstheme="majorHAnsi"/>
+          <w:color w:val="000000" w:themeColor="text1"/>
+          <w:sz w:val="22"/>
+          <w:szCs w:val="22"/>
+        </w:rPr>
+        <w:t xml:space="preserve">it </w:t>
+      </w:r>
+      <w:r>
+        <w:rPr>
+          <w:rFonts w:asciiTheme="majorHAnsi" w:hAnsiTheme="majorHAnsi" w:cstheme="majorHAnsi"/>
+          <w:color w:val="000000" w:themeColor="text1"/>
+          <w:sz w:val="22"/>
+          <w:szCs w:val="22"/>
+        </w:rPr>
+        <w:t>to annotate the frame</w:t>
+      </w:r>
+      <w:r>
+        <w:rPr>
+          <w:rFonts w:asciiTheme="majorHAnsi" w:hAnsiTheme="majorHAnsi" w:cstheme="majorHAnsi"/>
+          <w:color w:val="000000" w:themeColor="text1"/>
+          <w:sz w:val="22"/>
+          <w:szCs w:val="22"/>
+        </w:rPr>
+        <w:t xml:space="preserve"> as part of the output</w:t>
       </w:r>
       <w:r>
         <w:rPr>
@@ -5654,105 +5141,53 @@
           <w:szCs w:val="22"/>
         </w:rPr>
         <w:t>.</w:t>
+      </w:r>
+      <w:r>
+        <w:rPr>
+          <w:rFonts w:asciiTheme="majorHAnsi" w:hAnsiTheme="majorHAnsi" w:cstheme="majorHAnsi"/>
+          <w:color w:val="000000" w:themeColor="text1"/>
+          <w:sz w:val="22"/>
+          <w:szCs w:val="22"/>
+        </w:rPr>
+        <w:t xml:space="preserve"> </w:t>
       </w:r>
     </w:p>
     <w:p>
       <w:pPr>
         <w:pStyle w:val="ListParagraph"/>
-        <w:rPr>
-          <w:rFonts w:asciiTheme="majorHAnsi" w:hAnsiTheme="majorHAnsi" w:cstheme="majorHAnsi"/>
-          <w:color w:val="000000" w:themeColor="text1"/>
-          <w:sz w:val="22"/>
-          <w:szCs w:val="22"/>
-        </w:rPr>
-      </w:pPr>
-      <w:r>
-        <w:rPr>
-          <w:rFonts w:asciiTheme="majorHAnsi" w:hAnsiTheme="majorHAnsi" w:cstheme="majorHAnsi"/>
-          <w:color w:val="000000" w:themeColor="text1"/>
-          <w:sz w:val="22"/>
-          <w:szCs w:val="22"/>
-        </w:rPr>
-        <w:t>Cloud Inference Time: The</w:t>
-      </w:r>
-      <w:r>
-        <w:rPr>
-          <w:rFonts w:asciiTheme="majorHAnsi" w:hAnsiTheme="majorHAnsi" w:cstheme="majorHAnsi"/>
-          <w:color w:val="000000" w:themeColor="text1"/>
-          <w:sz w:val="22"/>
-          <w:szCs w:val="22"/>
-        </w:rPr>
-        <w:t xml:space="preserve"> per frame</w:t>
-      </w:r>
-      <w:r>
-        <w:rPr>
-          <w:rFonts w:asciiTheme="majorHAnsi" w:hAnsiTheme="majorHAnsi" w:cstheme="majorHAnsi"/>
-          <w:color w:val="000000" w:themeColor="text1"/>
-          <w:sz w:val="22"/>
-          <w:szCs w:val="22"/>
-        </w:rPr>
-        <w:t>-</w:t>
-      </w:r>
-      <w:r>
-        <w:rPr>
-          <w:rFonts w:asciiTheme="majorHAnsi" w:hAnsiTheme="majorHAnsi" w:cstheme="majorHAnsi"/>
-          <w:color w:val="000000" w:themeColor="text1"/>
-          <w:sz w:val="22"/>
-          <w:szCs w:val="22"/>
-        </w:rPr>
-        <w:t>inference time (</w:t>
-      </w:r>
-      <w:proofErr w:type="spellStart"/>
-      <w:r>
-        <w:rPr>
-          <w:rFonts w:asciiTheme="majorHAnsi" w:hAnsiTheme="majorHAnsi" w:cstheme="majorHAnsi"/>
-          <w:color w:val="000000" w:themeColor="text1"/>
-          <w:sz w:val="22"/>
-          <w:szCs w:val="22"/>
-        </w:rPr>
-        <w:t>ms</w:t>
-      </w:r>
-      <w:proofErr w:type="spellEnd"/>
-      <w:r>
-        <w:rPr>
-          <w:rFonts w:asciiTheme="majorHAnsi" w:hAnsiTheme="majorHAnsi" w:cstheme="majorHAnsi"/>
-          <w:color w:val="000000" w:themeColor="text1"/>
-          <w:sz w:val="22"/>
-          <w:szCs w:val="22"/>
-        </w:rPr>
-        <w:t>)</w:t>
-      </w:r>
-      <w:r>
-        <w:rPr>
-          <w:rFonts w:asciiTheme="majorHAnsi" w:hAnsiTheme="majorHAnsi" w:cstheme="majorHAnsi"/>
-          <w:color w:val="000000" w:themeColor="text1"/>
-          <w:sz w:val="22"/>
-          <w:szCs w:val="22"/>
-        </w:rPr>
-        <w:t xml:space="preserve"> </w:t>
-      </w:r>
-      <w:r>
-        <w:rPr>
-          <w:rFonts w:asciiTheme="majorHAnsi" w:hAnsiTheme="majorHAnsi" w:cstheme="majorHAnsi"/>
-          <w:color w:val="000000" w:themeColor="text1"/>
-          <w:sz w:val="22"/>
-          <w:szCs w:val="22"/>
-        </w:rPr>
-        <w:t>measured on the cloud server.</w:t>
-      </w:r>
-      <w:r>
-        <w:rPr>
-          <w:rFonts w:asciiTheme="majorHAnsi" w:hAnsiTheme="majorHAnsi" w:cstheme="majorHAnsi"/>
-          <w:color w:val="000000" w:themeColor="text1"/>
-          <w:sz w:val="22"/>
-          <w:szCs w:val="22"/>
-        </w:rPr>
-        <w:t xml:space="preserve"> </w:t>
+        <w:numPr>
+          <w:ilvl w:val="0"/>
+          <w:numId w:val="69"/>
+        </w:numPr>
+        <w:spacing w:beforeLines="80" w:before="192" w:afterLines="40" w:after="96" w:line="360" w:lineRule="auto"/>
+        <w:jc w:val="both"/>
+        <w:rPr>
+          <w:rFonts w:asciiTheme="majorHAnsi" w:hAnsiTheme="majorHAnsi" w:cstheme="majorHAnsi"/>
+          <w:color w:val="000000" w:themeColor="text1"/>
+        </w:rPr>
+      </w:pPr>
+      <w:r>
+        <w:rPr>
+          <w:rFonts w:asciiTheme="majorHAnsi" w:hAnsiTheme="majorHAnsi" w:cstheme="majorHAnsi"/>
+          <w:b/>
+          <w:bCs/>
+          <w:color w:val="000000" w:themeColor="text1"/>
+        </w:rPr>
+        <w:t xml:space="preserve">Performance </w:t>
+      </w:r>
+      <w:r>
+        <w:rPr>
+          <w:rFonts w:asciiTheme="majorHAnsi" w:hAnsiTheme="majorHAnsi" w:cstheme="majorHAnsi"/>
+          <w:b/>
+          <w:bCs/>
+          <w:color w:val="000000" w:themeColor="text1"/>
+        </w:rPr>
+        <w:t>Metric</w:t>
       </w:r>
     </w:p>
     <w:p>
       <w:pPr>
-        <w:spacing w:beforeLines="40" w:before="96" w:afterLines="40" w:after="96" w:line="360" w:lineRule="auto"/>
+        <w:spacing w:beforeLines="80" w:before="192" w:afterLines="40" w:after="96" w:line="360" w:lineRule="auto"/>
         <w:jc w:val="both"/>
         <w:rPr>
           <w:rFonts w:asciiTheme="majorHAnsi" w:hAnsiTheme="majorHAnsi" w:cstheme="majorHAnsi"/>
@@ -5768,7 +5203,679 @@
           <w:sz w:val="22"/>
           <w:szCs w:val="22"/>
         </w:rPr>
+        <w:t xml:space="preserve">I </w:t>
+      </w:r>
+      <w:r>
+        <w:rPr>
+          <w:rFonts w:asciiTheme="majorHAnsi" w:hAnsiTheme="majorHAnsi" w:cstheme="majorHAnsi"/>
+          <w:color w:val="000000" w:themeColor="text1"/>
+          <w:sz w:val="22"/>
+          <w:szCs w:val="22"/>
+        </w:rPr>
+        <w:t xml:space="preserve">designed the pipeline to collect key metrics related to edge, cloud, and network processes as well as </w:t>
+      </w:r>
+      <w:r>
+        <w:rPr>
+          <w:rFonts w:asciiTheme="majorHAnsi" w:hAnsiTheme="majorHAnsi" w:cstheme="majorHAnsi"/>
+          <w:color w:val="000000" w:themeColor="text1"/>
+          <w:sz w:val="22"/>
+          <w:szCs w:val="22"/>
+        </w:rPr>
+        <w:t>video content information</w:t>
+      </w:r>
+      <w:r>
+        <w:rPr>
+          <w:rFonts w:asciiTheme="majorHAnsi" w:hAnsiTheme="majorHAnsi" w:cstheme="majorHAnsi"/>
+          <w:color w:val="000000" w:themeColor="text1"/>
+          <w:sz w:val="22"/>
+          <w:szCs w:val="22"/>
+        </w:rPr>
+        <w:t>. These metrics are consciously collected</w:t>
+      </w:r>
+      <w:r>
+        <w:rPr>
+          <w:rFonts w:asciiTheme="majorHAnsi" w:hAnsiTheme="majorHAnsi" w:cstheme="majorHAnsi"/>
+          <w:color w:val="000000" w:themeColor="text1"/>
+          <w:sz w:val="22"/>
+          <w:szCs w:val="22"/>
+        </w:rPr>
+        <w:t xml:space="preserve"> as per-frame snapshot </w:t>
+      </w:r>
+      <w:r>
+        <w:rPr>
+          <w:rFonts w:asciiTheme="majorHAnsi" w:hAnsiTheme="majorHAnsi" w:cstheme="majorHAnsi"/>
+          <w:color w:val="000000" w:themeColor="text1"/>
+          <w:sz w:val="22"/>
+          <w:szCs w:val="22"/>
+        </w:rPr>
+        <w:t xml:space="preserve">and </w:t>
+      </w:r>
+      <w:r>
+        <w:rPr>
+          <w:rFonts w:asciiTheme="majorHAnsi" w:hAnsiTheme="majorHAnsi" w:cstheme="majorHAnsi"/>
+          <w:color w:val="000000" w:themeColor="text1"/>
+          <w:sz w:val="22"/>
+          <w:szCs w:val="22"/>
+        </w:rPr>
+        <w:t xml:space="preserve">recorded </w:t>
+      </w:r>
+      <w:r>
+        <w:rPr>
+          <w:rFonts w:asciiTheme="majorHAnsi" w:hAnsiTheme="majorHAnsi" w:cstheme="majorHAnsi"/>
+          <w:color w:val="000000" w:themeColor="text1"/>
+          <w:sz w:val="22"/>
+          <w:szCs w:val="22"/>
+        </w:rPr>
+        <w:t>to “</w:t>
+      </w:r>
+      <w:r>
+        <w:rPr>
+          <w:rFonts w:asciiTheme="majorHAnsi" w:hAnsiTheme="majorHAnsi" w:cstheme="majorHAnsi"/>
+          <w:color w:val="000000" w:themeColor="text1"/>
+          <w:sz w:val="22"/>
+          <w:szCs w:val="22"/>
+        </w:rPr>
+        <w:t>output/</w:t>
+      </w:r>
+      <w:proofErr w:type="spellStart"/>
+      <w:r>
+        <w:rPr>
+          <w:rFonts w:asciiTheme="majorHAnsi" w:hAnsiTheme="majorHAnsi" w:cstheme="majorHAnsi"/>
+          <w:color w:val="000000" w:themeColor="text1"/>
+          <w:sz w:val="22"/>
+          <w:szCs w:val="22"/>
+        </w:rPr>
+        <w:t>metrics_history.json</w:t>
+      </w:r>
+      <w:proofErr w:type="spellEnd"/>
+      <w:r>
+        <w:rPr>
+          <w:rFonts w:asciiTheme="majorHAnsi" w:hAnsiTheme="majorHAnsi" w:cstheme="majorHAnsi"/>
+          <w:color w:val="000000" w:themeColor="text1"/>
+          <w:sz w:val="22"/>
+          <w:szCs w:val="22"/>
+        </w:rPr>
+        <w:t>" using</w:t>
+      </w:r>
+      <w:r>
+        <w:rPr>
+          <w:rFonts w:asciiTheme="majorHAnsi" w:hAnsiTheme="majorHAnsi" w:cstheme="majorHAnsi"/>
+          <w:color w:val="000000" w:themeColor="text1"/>
+          <w:sz w:val="22"/>
+          <w:szCs w:val="22"/>
+        </w:rPr>
+        <w:t xml:space="preserve"> ‘</w:t>
+      </w:r>
+      <w:proofErr w:type="spellStart"/>
+      <w:proofErr w:type="gramStart"/>
+      <w:r>
+        <w:rPr>
+          <w:rFonts w:asciiTheme="majorHAnsi" w:hAnsiTheme="majorHAnsi" w:cstheme="majorHAnsi"/>
+          <w:color w:val="000000" w:themeColor="text1"/>
+          <w:sz w:val="22"/>
+          <w:szCs w:val="22"/>
+        </w:rPr>
+        <w:t>json.dumps</w:t>
+      </w:r>
+      <w:proofErr w:type="spellEnd"/>
+      <w:proofErr w:type="gramEnd"/>
+      <w:r>
+        <w:rPr>
+          <w:rFonts w:asciiTheme="majorHAnsi" w:hAnsiTheme="majorHAnsi" w:cstheme="majorHAnsi"/>
+          <w:color w:val="000000" w:themeColor="text1"/>
+          <w:sz w:val="22"/>
+          <w:szCs w:val="22"/>
+        </w:rPr>
+        <w:t>()</w:t>
+      </w:r>
+      <w:r>
+        <w:rPr>
+          <w:rFonts w:asciiTheme="majorHAnsi" w:hAnsiTheme="majorHAnsi" w:cstheme="majorHAnsi"/>
+          <w:color w:val="000000" w:themeColor="text1"/>
+          <w:sz w:val="22"/>
+          <w:szCs w:val="22"/>
+        </w:rPr>
+        <w:t>’</w:t>
+      </w:r>
+      <w:r>
+        <w:rPr>
+          <w:rFonts w:asciiTheme="majorHAnsi" w:hAnsiTheme="majorHAnsi" w:cstheme="majorHAnsi"/>
+          <w:color w:val="000000" w:themeColor="text1"/>
+          <w:sz w:val="22"/>
+          <w:szCs w:val="22"/>
+        </w:rPr>
+        <w:t xml:space="preserve">, </w:t>
+      </w:r>
+      <w:r>
+        <w:rPr>
+          <w:rFonts w:asciiTheme="majorHAnsi" w:hAnsiTheme="majorHAnsi" w:cstheme="majorHAnsi"/>
+          <w:color w:val="000000" w:themeColor="text1"/>
+          <w:sz w:val="22"/>
+          <w:szCs w:val="22"/>
+        </w:rPr>
+        <w:t>For further details</w:t>
+      </w:r>
+      <w:r>
+        <w:rPr>
+          <w:rFonts w:asciiTheme="majorHAnsi" w:hAnsiTheme="majorHAnsi" w:cstheme="majorHAnsi"/>
+          <w:color w:val="000000" w:themeColor="text1"/>
+          <w:sz w:val="22"/>
+          <w:szCs w:val="22"/>
+        </w:rPr>
+        <w:t xml:space="preserve"> on the analytical metrics</w:t>
+      </w:r>
+      <w:r>
+        <w:rPr>
+          <w:rFonts w:asciiTheme="majorHAnsi" w:hAnsiTheme="majorHAnsi" w:cstheme="majorHAnsi"/>
+          <w:color w:val="000000" w:themeColor="text1"/>
+          <w:sz w:val="22"/>
+          <w:szCs w:val="22"/>
+        </w:rPr>
+        <w:t xml:space="preserve"> refer to Table 1 hereunder</w:t>
+      </w:r>
+      <w:r>
+        <w:rPr>
+          <w:rFonts w:asciiTheme="majorHAnsi" w:hAnsiTheme="majorHAnsi" w:cstheme="majorHAnsi"/>
+          <w:color w:val="000000" w:themeColor="text1"/>
+          <w:sz w:val="22"/>
+          <w:szCs w:val="22"/>
+        </w:rPr>
+        <w:t>. The basic foundational metrics describ</w:t>
+      </w:r>
+      <w:r>
+        <w:rPr>
+          <w:rFonts w:asciiTheme="majorHAnsi" w:hAnsiTheme="majorHAnsi" w:cstheme="majorHAnsi"/>
+          <w:color w:val="000000" w:themeColor="text1"/>
+          <w:sz w:val="22"/>
+          <w:szCs w:val="22"/>
+        </w:rPr>
+        <w:t>ing</w:t>
+      </w:r>
+      <w:r>
+        <w:rPr>
+          <w:rFonts w:asciiTheme="majorHAnsi" w:hAnsiTheme="majorHAnsi" w:cstheme="majorHAnsi"/>
+          <w:color w:val="000000" w:themeColor="text1"/>
+          <w:sz w:val="22"/>
+          <w:szCs w:val="22"/>
+        </w:rPr>
+        <w:t xml:space="preserve"> system activity include:</w:t>
+      </w:r>
+    </w:p>
+    <w:p>
+      <w:pPr>
+        <w:pStyle w:val="ListParagraph"/>
+        <w:numPr>
+          <w:ilvl w:val="0"/>
+          <w:numId w:val="45"/>
+        </w:numPr>
+        <w:spacing w:beforeLines="80" w:before="192" w:afterLines="40" w:after="96" w:line="360" w:lineRule="auto"/>
+        <w:jc w:val="both"/>
+        <w:rPr>
+          <w:rFonts w:asciiTheme="majorHAnsi" w:hAnsiTheme="majorHAnsi" w:cstheme="majorHAnsi"/>
+          <w:sz w:val="22"/>
+          <w:szCs w:val="22"/>
+        </w:rPr>
+      </w:pPr>
+      <w:proofErr w:type="spellStart"/>
+      <w:r>
+        <w:rPr>
+          <w:rFonts w:asciiTheme="majorHAnsi" w:hAnsiTheme="majorHAnsi" w:cstheme="majorHAnsi"/>
+          <w:color w:val="000000" w:themeColor="text1"/>
+          <w:sz w:val="22"/>
+          <w:szCs w:val="22"/>
+        </w:rPr>
+        <w:t>F</w:t>
+      </w:r>
+      <w:r>
+        <w:rPr>
+          <w:rFonts w:asciiTheme="majorHAnsi" w:hAnsiTheme="majorHAnsi" w:cstheme="majorHAnsi"/>
+          <w:color w:val="000000" w:themeColor="text1"/>
+          <w:sz w:val="22"/>
+          <w:szCs w:val="22"/>
+        </w:rPr>
+        <w:t>rame_index</w:t>
+      </w:r>
+      <w:proofErr w:type="spellEnd"/>
+      <w:r>
+        <w:rPr>
+          <w:rFonts w:asciiTheme="majorHAnsi" w:hAnsiTheme="majorHAnsi" w:cstheme="majorHAnsi"/>
+          <w:color w:val="000000" w:themeColor="text1"/>
+          <w:sz w:val="22"/>
+          <w:szCs w:val="22"/>
+        </w:rPr>
+        <w:t>:</w:t>
+      </w:r>
+      <w:r>
+        <w:rPr>
+          <w:rFonts w:asciiTheme="majorHAnsi" w:hAnsiTheme="majorHAnsi" w:cstheme="majorHAnsi"/>
+          <w:color w:val="000000" w:themeColor="text1"/>
+          <w:sz w:val="22"/>
+          <w:szCs w:val="22"/>
+        </w:rPr>
+        <w:t xml:space="preserve"> The sequential frame identifier assigned to each frame indicating its</w:t>
+      </w:r>
+      <w:r>
+        <w:rPr>
+          <w:rFonts w:asciiTheme="majorHAnsi" w:hAnsiTheme="majorHAnsi" w:cstheme="majorHAnsi"/>
+          <w:sz w:val="22"/>
+          <w:szCs w:val="22"/>
+        </w:rPr>
+        <w:t xml:space="preserve"> position within the video steam.</w:t>
+      </w:r>
+    </w:p>
+    <w:p>
+      <w:pPr>
+        <w:pStyle w:val="ListParagraph"/>
+        <w:numPr>
+          <w:ilvl w:val="0"/>
+          <w:numId w:val="35"/>
+        </w:numPr>
+        <w:spacing w:beforeLines="80" w:before="192" w:afterLines="40" w:after="96" w:line="360" w:lineRule="auto"/>
+        <w:jc w:val="both"/>
+        <w:rPr>
+          <w:rFonts w:asciiTheme="majorHAnsi" w:hAnsiTheme="majorHAnsi" w:cstheme="majorHAnsi"/>
+          <w:color w:val="000000" w:themeColor="text1"/>
+          <w:sz w:val="22"/>
+          <w:szCs w:val="22"/>
+        </w:rPr>
+      </w:pPr>
+      <w:r>
+        <w:rPr>
+          <w:rFonts w:asciiTheme="majorHAnsi" w:hAnsiTheme="majorHAnsi" w:cstheme="majorHAnsi"/>
+          <w:color w:val="000000" w:themeColor="text1"/>
+          <w:sz w:val="22"/>
+          <w:szCs w:val="22"/>
+        </w:rPr>
+        <w:t>Timestamp(s</w:t>
+      </w:r>
+      <w:r>
+        <w:rPr>
+          <w:rFonts w:asciiTheme="majorHAnsi" w:hAnsiTheme="majorHAnsi" w:cstheme="majorHAnsi"/>
+          <w:color w:val="000000" w:themeColor="text1"/>
+          <w:sz w:val="22"/>
+          <w:szCs w:val="22"/>
+        </w:rPr>
+        <w:t>): The</w:t>
+      </w:r>
+      <w:r>
+        <w:rPr>
+          <w:rFonts w:asciiTheme="majorHAnsi" w:hAnsiTheme="majorHAnsi" w:cstheme="majorHAnsi"/>
+          <w:color w:val="000000" w:themeColor="text1"/>
+          <w:sz w:val="22"/>
+          <w:szCs w:val="22"/>
+        </w:rPr>
+        <w:t xml:space="preserve"> time(s) in the video stream at which the frame was captured, as seconds from the start of the video.</w:t>
+      </w:r>
+    </w:p>
+    <w:p>
+      <w:pPr>
+        <w:pStyle w:val="ListParagraph"/>
+        <w:numPr>
+          <w:ilvl w:val="0"/>
+          <w:numId w:val="35"/>
+        </w:numPr>
+        <w:spacing w:beforeLines="80" w:before="192" w:afterLines="40" w:after="96" w:line="360" w:lineRule="auto"/>
+        <w:jc w:val="both"/>
+        <w:rPr>
+          <w:rFonts w:asciiTheme="majorHAnsi" w:hAnsiTheme="majorHAnsi" w:cstheme="majorHAnsi"/>
+          <w:color w:val="000000" w:themeColor="text1"/>
+          <w:sz w:val="22"/>
+          <w:szCs w:val="22"/>
+        </w:rPr>
+      </w:pPr>
+      <w:r>
+        <w:rPr>
+          <w:rFonts w:asciiTheme="majorHAnsi" w:hAnsiTheme="majorHAnsi" w:cstheme="majorHAnsi"/>
+          <w:color w:val="000000" w:themeColor="text1"/>
+          <w:sz w:val="22"/>
+          <w:szCs w:val="22"/>
+        </w:rPr>
+        <w:t xml:space="preserve">Total </w:t>
+      </w:r>
+      <w:r>
+        <w:rPr>
+          <w:rFonts w:asciiTheme="majorHAnsi" w:hAnsiTheme="majorHAnsi" w:cstheme="majorHAnsi"/>
+          <w:color w:val="000000" w:themeColor="text1"/>
+          <w:sz w:val="22"/>
+          <w:szCs w:val="22"/>
+        </w:rPr>
+        <w:t>Frames Seen:</w:t>
+      </w:r>
+      <w:r>
+        <w:rPr>
+          <w:rFonts w:asciiTheme="majorHAnsi" w:hAnsiTheme="majorHAnsi" w:cstheme="majorHAnsi"/>
+          <w:color w:val="000000" w:themeColor="text1"/>
+          <w:sz w:val="22"/>
+          <w:szCs w:val="22"/>
+        </w:rPr>
+        <w:t xml:space="preserve"> The</w:t>
+      </w:r>
+      <w:r>
+        <w:rPr>
+          <w:rFonts w:asciiTheme="majorHAnsi" w:hAnsiTheme="majorHAnsi" w:cstheme="majorHAnsi"/>
+          <w:color w:val="000000" w:themeColor="text1"/>
+          <w:sz w:val="22"/>
+          <w:szCs w:val="22"/>
+        </w:rPr>
+        <w:t xml:space="preserve"> </w:t>
+      </w:r>
+      <w:r>
+        <w:rPr>
+          <w:rFonts w:asciiTheme="majorHAnsi" w:hAnsiTheme="majorHAnsi" w:cstheme="majorHAnsi"/>
+          <w:color w:val="000000" w:themeColor="text1"/>
+          <w:sz w:val="22"/>
+          <w:szCs w:val="22"/>
+        </w:rPr>
+        <w:t>total number of frames extracted from the video stream.</w:t>
+      </w:r>
+    </w:p>
+    <w:p>
+      <w:pPr>
+        <w:pStyle w:val="ListParagraph"/>
+        <w:numPr>
+          <w:ilvl w:val="0"/>
+          <w:numId w:val="35"/>
+        </w:numPr>
+        <w:spacing w:beforeLines="80" w:before="192" w:afterLines="40" w:after="96" w:line="360" w:lineRule="auto"/>
+        <w:jc w:val="both"/>
+        <w:rPr>
+          <w:rFonts w:asciiTheme="majorHAnsi" w:hAnsiTheme="majorHAnsi" w:cstheme="majorHAnsi"/>
+          <w:color w:val="000000" w:themeColor="text1"/>
+          <w:sz w:val="22"/>
+          <w:szCs w:val="22"/>
+        </w:rPr>
+      </w:pPr>
+      <w:r>
+        <w:rPr>
+          <w:rFonts w:asciiTheme="majorHAnsi" w:hAnsiTheme="majorHAnsi" w:cstheme="majorHAnsi"/>
+          <w:color w:val="000000" w:themeColor="text1"/>
+          <w:sz w:val="22"/>
+          <w:szCs w:val="22"/>
+        </w:rPr>
+        <w:t xml:space="preserve">Frames Heuristically dropped: </w:t>
+      </w:r>
+      <w:r>
+        <w:rPr>
+          <w:rFonts w:asciiTheme="majorHAnsi" w:hAnsiTheme="majorHAnsi" w:cstheme="majorHAnsi"/>
+          <w:color w:val="000000" w:themeColor="text1"/>
+          <w:sz w:val="22"/>
+          <w:szCs w:val="22"/>
+        </w:rPr>
+        <w:t>The t</w:t>
+      </w:r>
+      <w:r>
+        <w:rPr>
+          <w:rFonts w:asciiTheme="majorHAnsi" w:hAnsiTheme="majorHAnsi" w:cstheme="majorHAnsi"/>
+          <w:color w:val="000000" w:themeColor="text1"/>
+          <w:sz w:val="22"/>
+          <w:szCs w:val="22"/>
+        </w:rPr>
+        <w:t>otal</w:t>
+      </w:r>
+      <w:r>
+        <w:rPr>
+          <w:rFonts w:asciiTheme="majorHAnsi" w:hAnsiTheme="majorHAnsi" w:cstheme="majorHAnsi"/>
+          <w:color w:val="000000" w:themeColor="text1"/>
+          <w:sz w:val="22"/>
+          <w:szCs w:val="22"/>
+        </w:rPr>
+        <w:t xml:space="preserve"> number of</w:t>
+      </w:r>
+      <w:r>
+        <w:rPr>
+          <w:rFonts w:asciiTheme="majorHAnsi" w:hAnsiTheme="majorHAnsi" w:cstheme="majorHAnsi"/>
+          <w:color w:val="000000" w:themeColor="text1"/>
+          <w:sz w:val="22"/>
+          <w:szCs w:val="22"/>
+        </w:rPr>
+        <w:t xml:space="preserve"> frames dropped by the heuristic filter.</w:t>
+      </w:r>
+    </w:p>
+    <w:p>
+      <w:pPr>
+        <w:pStyle w:val="ListParagraph"/>
+        <w:numPr>
+          <w:ilvl w:val="0"/>
+          <w:numId w:val="35"/>
+        </w:numPr>
+        <w:spacing w:beforeLines="80" w:before="192" w:afterLines="40" w:after="96" w:line="360" w:lineRule="auto"/>
+        <w:jc w:val="both"/>
+        <w:rPr>
+          <w:rFonts w:asciiTheme="majorHAnsi" w:hAnsiTheme="majorHAnsi" w:cstheme="majorHAnsi"/>
+          <w:color w:val="000000" w:themeColor="text1"/>
+          <w:sz w:val="22"/>
+          <w:szCs w:val="22"/>
+        </w:rPr>
+      </w:pPr>
+      <w:r>
+        <w:rPr>
+          <w:rFonts w:asciiTheme="majorHAnsi" w:hAnsiTheme="majorHAnsi" w:cstheme="majorHAnsi"/>
+          <w:color w:val="000000" w:themeColor="text1"/>
+          <w:sz w:val="22"/>
+          <w:szCs w:val="22"/>
+        </w:rPr>
         <w:lastRenderedPageBreak/>
+        <w:t>Frames Send to Cloud: Shows how often cloud offload occur.</w:t>
+      </w:r>
+    </w:p>
+    <w:p>
+      <w:pPr>
+        <w:pStyle w:val="ListParagraph"/>
+        <w:numPr>
+          <w:ilvl w:val="0"/>
+          <w:numId w:val="35"/>
+        </w:numPr>
+        <w:spacing w:beforeLines="80" w:before="192" w:afterLines="40" w:after="96" w:line="360" w:lineRule="auto"/>
+        <w:jc w:val="both"/>
+        <w:rPr>
+          <w:rFonts w:asciiTheme="majorHAnsi" w:hAnsiTheme="majorHAnsi" w:cstheme="majorHAnsi"/>
+          <w:color w:val="000000" w:themeColor="text1"/>
+          <w:sz w:val="22"/>
+          <w:szCs w:val="22"/>
+        </w:rPr>
+      </w:pPr>
+      <w:r>
+        <w:rPr>
+          <w:rFonts w:asciiTheme="majorHAnsi" w:hAnsiTheme="majorHAnsi" w:cstheme="majorHAnsi"/>
+          <w:color w:val="000000" w:themeColor="text1"/>
+          <w:sz w:val="22"/>
+          <w:szCs w:val="22"/>
+        </w:rPr>
+        <w:t>Edge Inference Time: The</w:t>
+      </w:r>
+      <w:r>
+        <w:rPr>
+          <w:rFonts w:asciiTheme="majorHAnsi" w:hAnsiTheme="majorHAnsi" w:cstheme="majorHAnsi"/>
+          <w:color w:val="000000" w:themeColor="text1"/>
+          <w:sz w:val="22"/>
+          <w:szCs w:val="22"/>
+        </w:rPr>
+        <w:t xml:space="preserve"> per</w:t>
+      </w:r>
+      <w:r>
+        <w:rPr>
+          <w:rFonts w:asciiTheme="majorHAnsi" w:hAnsiTheme="majorHAnsi" w:cstheme="majorHAnsi"/>
+          <w:color w:val="000000" w:themeColor="text1"/>
+          <w:sz w:val="22"/>
+          <w:szCs w:val="22"/>
+        </w:rPr>
+        <w:t>-</w:t>
+      </w:r>
+      <w:r>
+        <w:rPr>
+          <w:rFonts w:asciiTheme="majorHAnsi" w:hAnsiTheme="majorHAnsi" w:cstheme="majorHAnsi"/>
+          <w:color w:val="000000" w:themeColor="text1"/>
+          <w:sz w:val="22"/>
+          <w:szCs w:val="22"/>
+        </w:rPr>
+        <w:t>frame</w:t>
+      </w:r>
+      <w:r>
+        <w:rPr>
+          <w:rFonts w:asciiTheme="majorHAnsi" w:hAnsiTheme="majorHAnsi" w:cstheme="majorHAnsi"/>
+          <w:color w:val="000000" w:themeColor="text1"/>
+          <w:sz w:val="22"/>
+          <w:szCs w:val="22"/>
+        </w:rPr>
+        <w:t xml:space="preserve"> </w:t>
+      </w:r>
+      <w:r>
+        <w:rPr>
+          <w:rFonts w:asciiTheme="majorHAnsi" w:hAnsiTheme="majorHAnsi" w:cstheme="majorHAnsi"/>
+          <w:color w:val="000000" w:themeColor="text1"/>
+          <w:sz w:val="22"/>
+          <w:szCs w:val="22"/>
+        </w:rPr>
+        <w:t>inference time (</w:t>
+      </w:r>
+      <w:proofErr w:type="spellStart"/>
+      <w:r>
+        <w:rPr>
+          <w:rFonts w:asciiTheme="majorHAnsi" w:hAnsiTheme="majorHAnsi" w:cstheme="majorHAnsi"/>
+          <w:color w:val="000000" w:themeColor="text1"/>
+          <w:sz w:val="22"/>
+          <w:szCs w:val="22"/>
+        </w:rPr>
+        <w:t>ms</w:t>
+      </w:r>
+      <w:proofErr w:type="spellEnd"/>
+      <w:r>
+        <w:rPr>
+          <w:rFonts w:asciiTheme="majorHAnsi" w:hAnsiTheme="majorHAnsi" w:cstheme="majorHAnsi"/>
+          <w:color w:val="000000" w:themeColor="text1"/>
+          <w:sz w:val="22"/>
+          <w:szCs w:val="22"/>
+        </w:rPr>
+        <w:t>) on the edge</w:t>
+      </w:r>
+      <w:r>
+        <w:rPr>
+          <w:rFonts w:asciiTheme="majorHAnsi" w:hAnsiTheme="majorHAnsi" w:cstheme="majorHAnsi"/>
+          <w:color w:val="000000" w:themeColor="text1"/>
+          <w:sz w:val="22"/>
+          <w:szCs w:val="22"/>
+        </w:rPr>
+        <w:t>.</w:t>
+      </w:r>
+    </w:p>
+    <w:p>
+      <w:pPr>
+        <w:pStyle w:val="ListParagraph"/>
+        <w:numPr>
+          <w:ilvl w:val="0"/>
+          <w:numId w:val="35"/>
+        </w:numPr>
+        <w:spacing w:beforeLines="80" w:before="192" w:afterLines="40" w:after="96" w:line="360" w:lineRule="auto"/>
+        <w:jc w:val="both"/>
+        <w:rPr>
+          <w:rFonts w:asciiTheme="majorHAnsi" w:hAnsiTheme="majorHAnsi" w:cstheme="majorHAnsi"/>
+          <w:color w:val="000000" w:themeColor="text1"/>
+          <w:sz w:val="22"/>
+          <w:szCs w:val="22"/>
+        </w:rPr>
+      </w:pPr>
+      <w:r>
+        <w:rPr>
+          <w:rFonts w:asciiTheme="majorHAnsi" w:hAnsiTheme="majorHAnsi" w:cstheme="majorHAnsi"/>
+          <w:color w:val="000000" w:themeColor="text1"/>
+          <w:sz w:val="22"/>
+          <w:szCs w:val="22"/>
+        </w:rPr>
+        <w:t>Cloud Inference Time: The</w:t>
+      </w:r>
+      <w:r>
+        <w:rPr>
+          <w:rFonts w:asciiTheme="majorHAnsi" w:hAnsiTheme="majorHAnsi" w:cstheme="majorHAnsi"/>
+          <w:color w:val="000000" w:themeColor="text1"/>
+          <w:sz w:val="22"/>
+          <w:szCs w:val="22"/>
+        </w:rPr>
+        <w:t xml:space="preserve"> per frame</w:t>
+      </w:r>
+      <w:r>
+        <w:rPr>
+          <w:rFonts w:asciiTheme="majorHAnsi" w:hAnsiTheme="majorHAnsi" w:cstheme="majorHAnsi"/>
+          <w:color w:val="000000" w:themeColor="text1"/>
+          <w:sz w:val="22"/>
+          <w:szCs w:val="22"/>
+        </w:rPr>
+        <w:t>-</w:t>
+      </w:r>
+      <w:r>
+        <w:rPr>
+          <w:rFonts w:asciiTheme="majorHAnsi" w:hAnsiTheme="majorHAnsi" w:cstheme="majorHAnsi"/>
+          <w:color w:val="000000" w:themeColor="text1"/>
+          <w:sz w:val="22"/>
+          <w:szCs w:val="22"/>
+        </w:rPr>
+        <w:t>inference time (</w:t>
+      </w:r>
+      <w:proofErr w:type="spellStart"/>
+      <w:r>
+        <w:rPr>
+          <w:rFonts w:asciiTheme="majorHAnsi" w:hAnsiTheme="majorHAnsi" w:cstheme="majorHAnsi"/>
+          <w:color w:val="000000" w:themeColor="text1"/>
+          <w:sz w:val="22"/>
+          <w:szCs w:val="22"/>
+        </w:rPr>
+        <w:t>ms</w:t>
+      </w:r>
+      <w:proofErr w:type="spellEnd"/>
+      <w:r>
+        <w:rPr>
+          <w:rFonts w:asciiTheme="majorHAnsi" w:hAnsiTheme="majorHAnsi" w:cstheme="majorHAnsi"/>
+          <w:color w:val="000000" w:themeColor="text1"/>
+          <w:sz w:val="22"/>
+          <w:szCs w:val="22"/>
+        </w:rPr>
+        <w:t>)</w:t>
+      </w:r>
+      <w:r>
+        <w:rPr>
+          <w:rFonts w:asciiTheme="majorHAnsi" w:hAnsiTheme="majorHAnsi" w:cstheme="majorHAnsi"/>
+          <w:color w:val="000000" w:themeColor="text1"/>
+          <w:sz w:val="22"/>
+          <w:szCs w:val="22"/>
+        </w:rPr>
+        <w:t xml:space="preserve"> </w:t>
+      </w:r>
+      <w:r>
+        <w:rPr>
+          <w:rFonts w:asciiTheme="majorHAnsi" w:hAnsiTheme="majorHAnsi" w:cstheme="majorHAnsi"/>
+          <w:color w:val="000000" w:themeColor="text1"/>
+          <w:sz w:val="22"/>
+          <w:szCs w:val="22"/>
+        </w:rPr>
+        <w:t>measured on the cloud server.</w:t>
+      </w:r>
+      <w:r>
+        <w:rPr>
+          <w:rFonts w:asciiTheme="majorHAnsi" w:hAnsiTheme="majorHAnsi" w:cstheme="majorHAnsi"/>
+          <w:color w:val="000000" w:themeColor="text1"/>
+          <w:sz w:val="22"/>
+          <w:szCs w:val="22"/>
+        </w:rPr>
+        <w:t xml:space="preserve"> </w:t>
+      </w:r>
+    </w:p>
+    <w:p>
+      <w:pPr>
+        <w:spacing w:beforeLines="80" w:before="192" w:afterLines="40" w:after="96" w:line="360" w:lineRule="auto"/>
+        <w:jc w:val="both"/>
+        <w:rPr>
+          <w:rFonts w:asciiTheme="majorHAnsi" w:hAnsiTheme="majorHAnsi" w:cstheme="majorHAnsi"/>
+          <w:color w:val="000000" w:themeColor="text1"/>
+          <w:sz w:val="22"/>
+          <w:szCs w:val="22"/>
+        </w:rPr>
+      </w:pPr>
+      <w:r>
+        <w:rPr>
+          <w:rFonts w:asciiTheme="majorHAnsi" w:hAnsiTheme="majorHAnsi" w:cstheme="majorHAnsi"/>
+          <w:color w:val="000000" w:themeColor="text1"/>
+          <w:sz w:val="22"/>
+          <w:szCs w:val="22"/>
+        </w:rPr>
         <w:t>T</w:t>
       </w:r>
       <w:r>
@@ -5897,7 +6004,7 @@
           </w:tcPr>
           <w:p>
             <w:pPr>
-              <w:spacing w:beforeLines="40" w:before="96" w:afterLines="40" w:after="96"/>
+              <w:spacing w:beforeLines="80" w:before="192" w:afterLines="40" w:after="96"/>
               <w:jc w:val="center"/>
               <w:rPr>
                 <w:rFonts w:asciiTheme="majorHAnsi" w:hAnsiTheme="majorHAnsi" w:cstheme="majorHAnsi"/>
@@ -5923,7 +6030,7 @@
           </w:tcPr>
           <w:p>
             <w:pPr>
-              <w:spacing w:beforeLines="40" w:before="96" w:afterLines="40" w:after="96"/>
+              <w:spacing w:beforeLines="80" w:before="192" w:afterLines="40" w:after="96"/>
               <w:jc w:val="center"/>
               <w:cnfStyle w:val="100000000000" w:firstRow="1" w:lastRow="0" w:firstColumn="0" w:lastColumn="0" w:oddVBand="0" w:evenVBand="0" w:oddHBand="0" w:evenHBand="0" w:firstRowFirstColumn="0" w:firstRowLastColumn="0" w:lastRowFirstColumn="0" w:lastRowLastColumn="0"/>
               <w:rPr>
@@ -5968,7 +6075,7 @@
           </w:tcPr>
           <w:p>
             <w:pPr>
-              <w:spacing w:beforeLines="40" w:before="96" w:afterLines="40" w:after="96"/>
+              <w:spacing w:beforeLines="80" w:before="192" w:afterLines="40" w:after="96"/>
               <w:jc w:val="center"/>
               <w:cnfStyle w:val="100000000000" w:firstRow="1" w:lastRow="0" w:firstColumn="0" w:lastColumn="0" w:oddVBand="0" w:evenVBand="0" w:oddHBand="0" w:evenHBand="0" w:firstRowFirstColumn="0" w:firstRowLastColumn="0" w:lastRowFirstColumn="0" w:lastRowLastColumn="0"/>
               <w:rPr>
@@ -6013,8 +6120,7 @@
           </w:tcPr>
           <w:p>
             <w:pPr>
-              <w:spacing w:beforeLines="40" w:before="96" w:afterLines="40" w:after="96"/>
-              <w:jc w:val="both"/>
+              <w:spacing w:beforeLines="80" w:before="192" w:afterLines="40" w:after="96"/>
               <w:rPr>
                 <w:rFonts w:asciiTheme="majorHAnsi" w:hAnsiTheme="majorHAnsi" w:cstheme="majorHAnsi"/>
                 <w:b w:val="0"/>
@@ -6056,7 +6162,7 @@
           </w:tcPr>
           <w:p>
             <w:pPr>
-              <w:spacing w:beforeLines="40" w:before="96" w:afterLines="40" w:after="96"/>
+              <w:spacing w:beforeLines="80" w:before="192" w:afterLines="40" w:after="96"/>
               <w:jc w:val="both"/>
               <w:cnfStyle w:val="000000100000" w:firstRow="0" w:lastRow="0" w:firstColumn="0" w:lastColumn="0" w:oddVBand="0" w:evenVBand="0" w:oddHBand="1" w:evenHBand="0" w:firstRowFirstColumn="0" w:firstRowLastColumn="0" w:lastRowFirstColumn="0" w:lastRowLastColumn="0"/>
               <w:rPr>
@@ -6103,7 +6209,7 @@
           </w:tcPr>
           <w:p>
             <w:pPr>
-              <w:spacing w:beforeLines="40" w:before="96" w:afterLines="40" w:after="96"/>
+              <w:spacing w:beforeLines="80" w:before="192" w:afterLines="40" w:after="96"/>
               <w:jc w:val="both"/>
               <w:cnfStyle w:val="000000100000" w:firstRow="0" w:lastRow="0" w:firstColumn="0" w:lastColumn="0" w:oddVBand="0" w:evenVBand="0" w:oddHBand="1" w:evenHBand="0" w:firstRowFirstColumn="0" w:firstRowLastColumn="0" w:lastRowFirstColumn="0" w:lastRowLastColumn="0"/>
               <w:rPr>
@@ -6166,8 +6272,7 @@
           </w:tcPr>
           <w:p>
             <w:pPr>
-              <w:spacing w:beforeLines="40" w:before="96" w:afterLines="40" w:after="96"/>
-              <w:jc w:val="both"/>
+              <w:spacing w:beforeLines="80" w:before="192" w:afterLines="40" w:after="96"/>
               <w:rPr>
                 <w:rFonts w:asciiTheme="majorHAnsi" w:hAnsiTheme="majorHAnsi" w:cstheme="majorHAnsi"/>
                 <w:b w:val="0"/>
@@ -6198,7 +6303,7 @@
           </w:tcPr>
           <w:p>
             <w:pPr>
-              <w:spacing w:beforeLines="40" w:before="96" w:afterLines="40" w:after="96"/>
+              <w:spacing w:beforeLines="80" w:before="192" w:afterLines="40" w:after="96"/>
               <w:jc w:val="both"/>
               <w:cnfStyle w:val="000000000000" w:firstRow="0" w:lastRow="0" w:firstColumn="0" w:lastColumn="0" w:oddVBand="0" w:evenVBand="0" w:oddHBand="0" w:evenHBand="0" w:firstRowFirstColumn="0" w:firstRowLastColumn="0" w:lastRowFirstColumn="0" w:lastRowLastColumn="0"/>
               <w:rPr>
@@ -6245,7 +6350,7 @@
           </w:tcPr>
           <w:p>
             <w:pPr>
-              <w:spacing w:beforeLines="40" w:before="96" w:afterLines="40" w:after="96"/>
+              <w:spacing w:beforeLines="80" w:before="192" w:afterLines="40" w:after="96"/>
               <w:jc w:val="both"/>
               <w:cnfStyle w:val="000000000000" w:firstRow="0" w:lastRow="0" w:firstColumn="0" w:lastColumn="0" w:oddVBand="0" w:evenVBand="0" w:oddHBand="0" w:evenHBand="0" w:firstRowFirstColumn="0" w:firstRowLastColumn="0" w:lastRowFirstColumn="0" w:lastRowLastColumn="0"/>
               <w:rPr>
@@ -6372,8 +6477,7 @@
           </w:tcPr>
           <w:p>
             <w:pPr>
-              <w:spacing w:beforeLines="40" w:before="96" w:afterLines="40" w:after="96"/>
-              <w:jc w:val="both"/>
+              <w:spacing w:beforeLines="80" w:before="192" w:afterLines="40" w:after="96"/>
               <w:rPr>
                 <w:rFonts w:asciiTheme="majorHAnsi" w:hAnsiTheme="majorHAnsi" w:cstheme="majorHAnsi"/>
                 <w:b w:val="0"/>
@@ -6463,7 +6567,7 @@
           </w:tcPr>
           <w:p>
             <w:pPr>
-              <w:spacing w:beforeLines="40" w:before="96" w:afterLines="40" w:after="96"/>
+              <w:spacing w:beforeLines="80" w:before="192" w:afterLines="40" w:after="96"/>
               <w:jc w:val="both"/>
               <w:cnfStyle w:val="000000100000" w:firstRow="0" w:lastRow="0" w:firstColumn="0" w:lastColumn="0" w:oddVBand="0" w:evenVBand="0" w:oddHBand="1" w:evenHBand="0" w:firstRowFirstColumn="0" w:firstRowLastColumn="0" w:lastRowFirstColumn="0" w:lastRowLastColumn="0"/>
               <w:rPr>
@@ -6492,7 +6596,7 @@
           </w:tcPr>
           <w:p>
             <w:pPr>
-              <w:spacing w:beforeLines="40" w:before="96" w:afterLines="40" w:after="96"/>
+              <w:spacing w:beforeLines="80" w:before="192" w:afterLines="40" w:after="96"/>
               <w:jc w:val="both"/>
               <w:cnfStyle w:val="000000100000" w:firstRow="0" w:lastRow="0" w:firstColumn="0" w:lastColumn="0" w:oddVBand="0" w:evenVBand="0" w:oddHBand="1" w:evenHBand="0" w:firstRowFirstColumn="0" w:firstRowLastColumn="0" w:lastRowFirstColumn="0" w:lastRowLastColumn="0"/>
               <w:rPr>
@@ -6563,8 +6667,7 @@
           </w:tcPr>
           <w:p>
             <w:pPr>
-              <w:spacing w:beforeLines="40" w:before="96" w:afterLines="40" w:after="96"/>
-              <w:jc w:val="both"/>
+              <w:spacing w:beforeLines="80" w:before="192" w:afterLines="40" w:after="96"/>
               <w:rPr>
                 <w:rFonts w:asciiTheme="majorHAnsi" w:hAnsiTheme="majorHAnsi" w:cstheme="majorHAnsi"/>
                 <w:b w:val="0"/>
@@ -6642,7 +6745,7 @@
           </w:tcPr>
           <w:p>
             <w:pPr>
-              <w:spacing w:beforeLines="40" w:before="96" w:afterLines="40" w:after="96"/>
+              <w:spacing w:beforeLines="80" w:before="192" w:afterLines="40" w:after="96"/>
               <w:jc w:val="both"/>
               <w:cnfStyle w:val="000000000000" w:firstRow="0" w:lastRow="0" w:firstColumn="0" w:lastColumn="0" w:oddVBand="0" w:evenVBand="0" w:oddHBand="0" w:evenHBand="0" w:firstRowFirstColumn="0" w:firstRowLastColumn="0" w:lastRowFirstColumn="0" w:lastRowLastColumn="0"/>
               <w:rPr>
@@ -6670,7 +6773,7 @@
           </w:tcPr>
           <w:p>
             <w:pPr>
-              <w:spacing w:beforeLines="40" w:before="96" w:afterLines="40" w:after="96"/>
+              <w:spacing w:beforeLines="80" w:before="192" w:afterLines="40" w:after="96"/>
               <w:jc w:val="both"/>
               <w:cnfStyle w:val="000000000000" w:firstRow="0" w:lastRow="0" w:firstColumn="0" w:lastColumn="0" w:oddVBand="0" w:evenVBand="0" w:oddHBand="0" w:evenHBand="0" w:firstRowFirstColumn="0" w:firstRowLastColumn="0" w:lastRowFirstColumn="0" w:lastRowLastColumn="0"/>
               <w:rPr>
@@ -6706,8 +6809,7 @@
           </w:tcPr>
           <w:p>
             <w:pPr>
-              <w:spacing w:beforeLines="40" w:before="96" w:afterLines="40" w:after="96"/>
-              <w:jc w:val="both"/>
+              <w:spacing w:beforeLines="80" w:before="192" w:afterLines="40" w:after="96"/>
               <w:rPr>
                 <w:rFonts w:asciiTheme="majorHAnsi" w:hAnsiTheme="majorHAnsi" w:cstheme="majorHAnsi"/>
                 <w:b w:val="0"/>
@@ -6785,7 +6887,7 @@
           </w:tcPr>
           <w:p>
             <w:pPr>
-              <w:spacing w:beforeLines="40" w:before="96" w:afterLines="40" w:after="96"/>
+              <w:spacing w:beforeLines="80" w:before="192" w:afterLines="40" w:after="96"/>
               <w:jc w:val="both"/>
               <w:cnfStyle w:val="000000100000" w:firstRow="0" w:lastRow="0" w:firstColumn="0" w:lastColumn="0" w:oddVBand="0" w:evenVBand="0" w:oddHBand="1" w:evenHBand="0" w:firstRowFirstColumn="0" w:firstRowLastColumn="0" w:lastRowFirstColumn="0" w:lastRowLastColumn="0"/>
               <w:rPr>
@@ -6849,7 +6951,7 @@
           </w:tcPr>
           <w:p>
             <w:pPr>
-              <w:spacing w:beforeLines="40" w:before="96" w:afterLines="40" w:after="96"/>
+              <w:spacing w:beforeLines="80" w:before="192" w:afterLines="40" w:after="96"/>
               <w:jc w:val="both"/>
               <w:cnfStyle w:val="000000100000" w:firstRow="0" w:lastRow="0" w:firstColumn="0" w:lastColumn="0" w:oddVBand="0" w:evenVBand="0" w:oddHBand="1" w:evenHBand="0" w:firstRowFirstColumn="0" w:firstRowLastColumn="0" w:lastRowFirstColumn="0" w:lastRowLastColumn="0"/>
               <w:rPr>
@@ -6884,8 +6986,7 @@
           </w:tcPr>
           <w:p>
             <w:pPr>
-              <w:spacing w:beforeLines="40" w:before="96" w:afterLines="40" w:after="96"/>
-              <w:jc w:val="both"/>
+              <w:spacing w:beforeLines="80" w:before="192" w:afterLines="40" w:after="96"/>
               <w:rPr>
                 <w:rFonts w:asciiTheme="majorHAnsi" w:hAnsiTheme="majorHAnsi" w:cstheme="majorHAnsi"/>
                 <w:b w:val="0"/>
@@ -6959,7 +7060,7 @@
           </w:tcPr>
           <w:p>
             <w:pPr>
-              <w:spacing w:beforeLines="40" w:before="96" w:afterLines="40" w:after="96"/>
+              <w:spacing w:beforeLines="80" w:before="192" w:afterLines="40" w:after="96"/>
               <w:jc w:val="both"/>
               <w:cnfStyle w:val="000000000000" w:firstRow="0" w:lastRow="0" w:firstColumn="0" w:lastColumn="0" w:oddVBand="0" w:evenVBand="0" w:oddHBand="0" w:evenHBand="0" w:firstRowFirstColumn="0" w:firstRowLastColumn="0" w:lastRowFirstColumn="0" w:lastRowLastColumn="0"/>
               <w:rPr>
@@ -7005,7 +7106,7 @@
           </w:tcPr>
           <w:p>
             <w:pPr>
-              <w:spacing w:beforeLines="40" w:before="96" w:afterLines="40" w:after="96"/>
+              <w:spacing w:beforeLines="80" w:before="192" w:afterLines="40" w:after="96"/>
               <w:jc w:val="both"/>
               <w:cnfStyle w:val="000000000000" w:firstRow="0" w:lastRow="0" w:firstColumn="0" w:lastColumn="0" w:oddVBand="0" w:evenVBand="0" w:oddHBand="0" w:evenHBand="0" w:firstRowFirstColumn="0" w:firstRowLastColumn="0" w:lastRowFirstColumn="0" w:lastRowLastColumn="0"/>
               <w:rPr>
@@ -7041,8 +7142,7 @@
           </w:tcPr>
           <w:p>
             <w:pPr>
-              <w:spacing w:beforeLines="40" w:before="96" w:afterLines="40" w:after="96"/>
-              <w:jc w:val="both"/>
+              <w:spacing w:beforeLines="80" w:before="192" w:afterLines="40" w:after="96"/>
               <w:rPr>
                 <w:rFonts w:asciiTheme="majorHAnsi" w:hAnsiTheme="majorHAnsi" w:cstheme="majorHAnsi"/>
                 <w:b w:val="0"/>
@@ -7173,7 +7273,7 @@
           </w:tcPr>
           <w:p>
             <w:pPr>
-              <w:spacing w:beforeLines="40" w:before="96" w:afterLines="40" w:after="96"/>
+              <w:spacing w:beforeLines="80" w:before="192" w:afterLines="40" w:after="96"/>
               <w:jc w:val="both"/>
               <w:cnfStyle w:val="000000100000" w:firstRow="0" w:lastRow="0" w:firstColumn="0" w:lastColumn="0" w:oddVBand="0" w:evenVBand="0" w:oddHBand="1" w:evenHBand="0" w:firstRowFirstColumn="0" w:firstRowLastColumn="0" w:lastRowFirstColumn="0" w:lastRowLastColumn="0"/>
               <w:rPr>
@@ -7201,7 +7301,7 @@
           </w:tcPr>
           <w:p>
             <w:pPr>
-              <w:spacing w:beforeLines="40" w:before="96" w:afterLines="40" w:after="96"/>
+              <w:spacing w:beforeLines="80" w:before="192" w:afterLines="40" w:after="96"/>
               <w:jc w:val="both"/>
               <w:cnfStyle w:val="000000100000" w:firstRow="0" w:lastRow="0" w:firstColumn="0" w:lastColumn="0" w:oddVBand="0" w:evenVBand="0" w:oddHBand="1" w:evenHBand="0" w:firstRowFirstColumn="0" w:firstRowLastColumn="0" w:lastRowFirstColumn="0" w:lastRowLastColumn="0"/>
               <w:rPr>
@@ -7226,7 +7326,7 @@
     </w:tbl>
     <w:p>
       <w:pPr>
-        <w:spacing w:beforeLines="40" w:before="96" w:afterLines="40" w:after="96" w:line="360" w:lineRule="auto"/>
+        <w:spacing w:beforeLines="80" w:before="192" w:afterLines="40" w:after="96" w:line="360" w:lineRule="auto"/>
         <w:jc w:val="both"/>
         <w:rPr>
           <w:rFonts w:asciiTheme="majorHAnsi" w:hAnsiTheme="majorHAnsi" w:cstheme="majorHAnsi"/>
@@ -7326,7 +7426,7 @@
           <w:ilvl w:val="0"/>
           <w:numId w:val="69"/>
         </w:numPr>
-        <w:spacing w:beforeLines="40" w:before="96" w:afterLines="40" w:after="96" w:line="360" w:lineRule="auto"/>
+        <w:spacing w:beforeLines="80" w:before="192" w:afterLines="40" w:after="96" w:line="360" w:lineRule="auto"/>
         <w:jc w:val="both"/>
         <w:rPr>
           <w:rFonts w:asciiTheme="majorHAnsi" w:hAnsiTheme="majorHAnsi" w:cstheme="majorHAnsi"/>
@@ -7345,7 +7445,7 @@
     </w:p>
     <w:p>
       <w:pPr>
-        <w:spacing w:beforeLines="40" w:before="96" w:afterLines="40" w:after="96" w:line="360" w:lineRule="auto"/>
+        <w:spacing w:beforeLines="80" w:before="192" w:afterLines="40" w:after="96" w:line="360" w:lineRule="auto"/>
         <w:jc w:val="both"/>
         <w:rPr>
           <w:rFonts w:asciiTheme="majorHAnsi" w:hAnsiTheme="majorHAnsi" w:cstheme="majorHAnsi"/>
@@ -7436,7 +7536,7 @@
           <w:ilvl w:val="0"/>
           <w:numId w:val="69"/>
         </w:numPr>
-        <w:spacing w:beforeLines="40" w:before="96" w:afterLines="40" w:after="96" w:line="360" w:lineRule="auto"/>
+        <w:spacing w:beforeLines="80" w:before="192" w:afterLines="40" w:after="96" w:line="360" w:lineRule="auto"/>
         <w:jc w:val="both"/>
         <w:rPr>
           <w:rFonts w:asciiTheme="majorHAnsi" w:hAnsiTheme="majorHAnsi" w:cstheme="majorHAnsi"/>
@@ -7452,6 +7552,7 @@
           <w:bCs/>
           <w:color w:val="000000" w:themeColor="text1"/>
         </w:rPr>
+        <w:lastRenderedPageBreak/>
         <w:t>I</w:t>
       </w:r>
       <w:r>
@@ -7466,7 +7567,7 @@
     </w:p>
     <w:p>
       <w:pPr>
-        <w:spacing w:beforeLines="40" w:before="96" w:afterLines="40" w:after="96" w:line="360" w:lineRule="auto"/>
+        <w:spacing w:beforeLines="80" w:before="192" w:afterLines="40" w:after="96" w:line="360" w:lineRule="auto"/>
         <w:jc w:val="both"/>
         <w:rPr>
           <w:rFonts w:asciiTheme="majorHAnsi" w:hAnsiTheme="majorHAnsi" w:cstheme="majorHAnsi"/>
@@ -7766,17 +7867,7 @@
           <w:sz w:val="22"/>
           <w:szCs w:val="22"/>
         </w:rPr>
-        <w:t xml:space="preserve">and sent through HTTP to a </w:t>
-      </w:r>
-      <w:r>
-        <w:rPr>
-          <w:rFonts w:asciiTheme="majorHAnsi" w:hAnsiTheme="majorHAnsi" w:cstheme="majorHAnsi"/>
-          <w:color w:val="000000" w:themeColor="text1"/>
-          <w:sz w:val="22"/>
-          <w:szCs w:val="22"/>
-        </w:rPr>
-        <w:lastRenderedPageBreak/>
-        <w:t>Flask cloud API, that run more</w:t>
+        <w:t>and sent through HTTP to a Flask cloud API, that run more</w:t>
       </w:r>
       <w:r>
         <w:rPr>
@@ -8162,7 +8253,7 @@
     </w:p>
     <w:p>
       <w:pPr>
-        <w:spacing w:beforeLines="40" w:before="96" w:afterLines="40" w:after="96" w:line="360" w:lineRule="auto"/>
+        <w:spacing w:beforeLines="80" w:before="192" w:afterLines="40" w:after="96" w:line="360" w:lineRule="auto"/>
         <w:jc w:val="both"/>
         <w:rPr>
           <w:rFonts w:asciiTheme="majorHAnsi" w:hAnsiTheme="majorHAnsi" w:cstheme="majorHAnsi"/>
@@ -8291,7 +8382,7 @@
           <w:ilvl w:val="0"/>
           <w:numId w:val="37"/>
         </w:numPr>
-        <w:spacing w:beforeLines="40" w:before="96" w:afterLines="40" w:after="96" w:line="360" w:lineRule="auto"/>
+        <w:spacing w:beforeLines="80" w:before="192" w:afterLines="40" w:after="96" w:line="360" w:lineRule="auto"/>
         <w:jc w:val="both"/>
         <w:rPr>
           <w:rFonts w:asciiTheme="majorHAnsi" w:hAnsiTheme="majorHAnsi" w:cstheme="majorHAnsi"/>
@@ -8316,16 +8407,7 @@
           <w:sz w:val="22"/>
           <w:szCs w:val="22"/>
         </w:rPr>
-        <w:t>o</w:t>
-      </w:r>
-      <w:r>
-        <w:rPr>
-          <w:rFonts w:asciiTheme="majorHAnsi" w:hAnsiTheme="majorHAnsi" w:cstheme="majorHAnsi"/>
-          <w:color w:val="000000" w:themeColor="text1"/>
-          <w:sz w:val="22"/>
-          <w:szCs w:val="22"/>
-        </w:rPr>
-        <w:t>rchestrator</w:t>
+        <w:t>orchestrator</w:t>
       </w:r>
       <w:r>
         <w:rPr>
@@ -8542,7 +8624,7 @@
           <w:ilvl w:val="0"/>
           <w:numId w:val="37"/>
         </w:numPr>
-        <w:spacing w:beforeLines="40" w:before="96" w:afterLines="40" w:after="96" w:line="360" w:lineRule="auto"/>
+        <w:spacing w:beforeLines="80" w:before="192" w:afterLines="40" w:after="96" w:line="360" w:lineRule="auto"/>
         <w:jc w:val="both"/>
         <w:rPr>
           <w:rFonts w:asciiTheme="majorHAnsi" w:hAnsiTheme="majorHAnsi" w:cstheme="majorHAnsi"/>
@@ -8672,7 +8754,7 @@
           <w:ilvl w:val="0"/>
           <w:numId w:val="37"/>
         </w:numPr>
-        <w:spacing w:beforeLines="40" w:before="96" w:afterLines="40" w:after="96" w:line="360" w:lineRule="auto"/>
+        <w:spacing w:beforeLines="80" w:before="192" w:afterLines="40" w:after="96" w:line="360" w:lineRule="auto"/>
         <w:jc w:val="both"/>
         <w:rPr>
           <w:rFonts w:asciiTheme="majorHAnsi" w:hAnsiTheme="majorHAnsi" w:cstheme="majorHAnsi"/>
@@ -8956,7 +9038,7 @@
           <w:ilvl w:val="0"/>
           <w:numId w:val="37"/>
         </w:numPr>
-        <w:spacing w:beforeLines="40" w:before="96" w:afterLines="40" w:after="96" w:line="360" w:lineRule="auto"/>
+        <w:spacing w:beforeLines="80" w:before="192" w:afterLines="40" w:after="96" w:line="360" w:lineRule="auto"/>
         <w:jc w:val="both"/>
         <w:rPr>
           <w:rFonts w:asciiTheme="majorHAnsi" w:hAnsiTheme="majorHAnsi" w:cstheme="majorHAnsi"/>
@@ -9296,7 +9378,7 @@
           <w:ilvl w:val="0"/>
           <w:numId w:val="37"/>
         </w:numPr>
-        <w:spacing w:beforeLines="40" w:before="96" w:afterLines="40" w:after="96" w:line="360" w:lineRule="auto"/>
+        <w:spacing w:beforeLines="80" w:before="192" w:afterLines="40" w:after="96" w:line="360" w:lineRule="auto"/>
         <w:jc w:val="both"/>
         <w:rPr>
           <w:rFonts w:asciiTheme="majorHAnsi" w:hAnsiTheme="majorHAnsi" w:cstheme="majorHAnsi"/>
@@ -9450,7 +9532,7 @@
           <w:ilvl w:val="0"/>
           <w:numId w:val="69"/>
         </w:numPr>
-        <w:spacing w:beforeLines="40" w:before="96" w:afterLines="40" w:after="96" w:line="360" w:lineRule="auto"/>
+        <w:spacing w:beforeLines="80" w:before="192" w:afterLines="40" w:after="96" w:line="360" w:lineRule="auto"/>
         <w:jc w:val="both"/>
         <w:rPr>
           <w:rFonts w:asciiTheme="majorHAnsi" w:hAnsiTheme="majorHAnsi" w:cstheme="majorHAnsi"/>
@@ -9480,21 +9562,21 @@
     </w:p>
     <w:p>
       <w:pPr>
-        <w:spacing w:beforeLines="40" w:before="96" w:afterLines="40" w:after="96" w:line="360" w:lineRule="auto"/>
+        <w:spacing w:beforeLines="80" w:before="192" w:afterLines="40" w:after="96" w:line="360" w:lineRule="auto"/>
         <w:jc w:val="both"/>
-        <w:rPr>
-          <w:rFonts w:asciiTheme="majorHAnsi" w:hAnsiTheme="majorHAnsi" w:cstheme="majorHAnsi"/>
-          <w:color w:val="000000" w:themeColor="text1"/>
-          <w:sz w:val="22"/>
-          <w:szCs w:val="22"/>
-        </w:rPr>
-      </w:pPr>
-      <w:r>
         <w:rPr>
           <w:rFonts w:asciiTheme="majorHAnsi" w:hAnsiTheme="majorHAnsi" w:cstheme="majorHAnsi"/>
           <w:b/>
           <w:bCs/>
           <w:color w:val="000000" w:themeColor="text1"/>
+        </w:rPr>
+      </w:pPr>
+      <w:r>
+        <w:rPr>
+          <w:rFonts w:asciiTheme="majorHAnsi" w:hAnsiTheme="majorHAnsi" w:cstheme="majorHAnsi"/>
+          <w:b/>
+          <w:bCs/>
+          <w:color w:val="000000" w:themeColor="text1"/>
           <w:sz w:val="22"/>
           <w:szCs w:val="22"/>
         </w:rPr>
@@ -9512,7 +9594,7 @@
     </w:p>
     <w:p>
       <w:pPr>
-        <w:spacing w:beforeLines="40" w:before="96" w:afterLines="40" w:after="96" w:line="360" w:lineRule="auto"/>
+        <w:spacing w:beforeLines="80" w:before="192" w:afterLines="40" w:after="96" w:line="360" w:lineRule="auto"/>
         <w:jc w:val="both"/>
         <w:rPr>
           <w:rFonts w:asciiTheme="majorHAnsi" w:hAnsiTheme="majorHAnsi" w:cstheme="majorHAnsi"/>
@@ -9528,12 +9610,13 @@
           <w:sz w:val="22"/>
           <w:szCs w:val="22"/>
         </w:rPr>
+        <w:lastRenderedPageBreak/>
         <w:t>To stress-test the pipeline and effectively measure trade-offs, I use a busy-scene (multiple pedestrians and vehicles), this yields more detections, cleaner metrics signal, for a thorough analysis.</w:t>
       </w:r>
     </w:p>
     <w:p>
       <w:pPr>
-        <w:spacing w:beforeLines="40" w:before="96" w:afterLines="40" w:after="96" w:line="360" w:lineRule="auto"/>
+        <w:spacing w:beforeLines="80" w:before="192" w:afterLines="40" w:after="96" w:line="360" w:lineRule="auto"/>
         <w:jc w:val="both"/>
         <w:rPr>
           <w:rFonts w:asciiTheme="majorHAnsi" w:hAnsiTheme="majorHAnsi" w:cstheme="majorHAnsi"/>
@@ -9585,7 +9668,7 @@
     </w:p>
     <w:p>
       <w:pPr>
-        <w:spacing w:beforeLines="40" w:before="96" w:afterLines="40" w:after="96" w:line="360" w:lineRule="auto"/>
+        <w:spacing w:beforeLines="80" w:before="192" w:afterLines="40" w:after="96" w:line="360" w:lineRule="auto"/>
         <w:jc w:val="both"/>
         <w:rPr>
           <w:rFonts w:asciiTheme="majorHAnsi" w:hAnsiTheme="majorHAnsi" w:cstheme="majorHAnsi"/>
@@ -9682,7 +9765,7 @@
           <w:ilvl w:val="0"/>
           <w:numId w:val="62"/>
         </w:numPr>
-        <w:spacing w:beforeLines="40" w:before="96" w:afterLines="40" w:after="96" w:line="360" w:lineRule="auto"/>
+        <w:spacing w:beforeLines="80" w:before="192" w:afterLines="40" w:after="96" w:line="360" w:lineRule="auto"/>
         <w:jc w:val="both"/>
         <w:rPr>
           <w:rFonts w:asciiTheme="majorHAnsi" w:hAnsiTheme="majorHAnsi" w:cstheme="majorHAnsi"/>
@@ -9700,7 +9783,6 @@
           <w:sz w:val="22"/>
           <w:szCs w:val="22"/>
         </w:rPr>
-        <w:lastRenderedPageBreak/>
         <w:t>Edge-only run</w:t>
       </w:r>
       <w:r>
@@ -9780,7 +9862,7 @@
           <w:ilvl w:val="0"/>
           <w:numId w:val="62"/>
         </w:numPr>
-        <w:spacing w:beforeLines="40" w:before="96" w:afterLines="40" w:after="96" w:line="360" w:lineRule="auto"/>
+        <w:spacing w:beforeLines="80" w:before="192" w:afterLines="40" w:after="96" w:line="360" w:lineRule="auto"/>
         <w:jc w:val="both"/>
         <w:rPr>
           <w:rFonts w:asciiTheme="majorHAnsi" w:hAnsiTheme="majorHAnsi" w:cstheme="majorHAnsi"/>
@@ -9882,7 +9964,7 @@
     </w:p>
     <w:p>
       <w:pPr>
-        <w:spacing w:beforeLines="40" w:before="96" w:afterLines="40" w:after="96" w:line="360" w:lineRule="auto"/>
+        <w:spacing w:beforeLines="80" w:before="192" w:afterLines="40" w:after="96" w:line="360" w:lineRule="auto"/>
         <w:jc w:val="both"/>
         <w:rPr>
           <w:rFonts w:asciiTheme="majorHAnsi" w:hAnsiTheme="majorHAnsi" w:cstheme="majorHAnsi"/>
@@ -9923,7 +10005,7 @@
     </w:p>
     <w:p>
       <w:pPr>
-        <w:spacing w:beforeLines="40" w:before="96" w:afterLines="40" w:after="96" w:line="360" w:lineRule="auto"/>
+        <w:spacing w:beforeLines="80" w:before="192" w:afterLines="40" w:after="96" w:line="360" w:lineRule="auto"/>
         <w:jc w:val="both"/>
         <w:rPr>
           <w:rFonts w:asciiTheme="majorHAnsi" w:hAnsiTheme="majorHAnsi" w:cstheme="majorHAnsi"/>
@@ -9990,7 +10072,7 @@
           </w:tcPr>
           <w:p>
             <w:pPr>
-              <w:spacing w:beforeLines="40" w:before="96" w:afterLines="40" w:after="96"/>
+              <w:spacing w:beforeLines="80" w:before="192" w:afterLines="40" w:after="96" w:line="360" w:lineRule="auto"/>
               <w:jc w:val="center"/>
               <w:rPr>
                 <w:rFonts w:asciiTheme="majorHAnsi" w:hAnsiTheme="majorHAnsi" w:cstheme="majorHAnsi"/>
@@ -10015,7 +10097,7 @@
           </w:tcPr>
           <w:p>
             <w:pPr>
-              <w:spacing w:beforeLines="40" w:before="96" w:afterLines="40" w:after="96"/>
+              <w:spacing w:beforeLines="80" w:before="192" w:afterLines="40" w:after="96" w:line="360" w:lineRule="auto"/>
               <w:jc w:val="center"/>
               <w:cnfStyle w:val="100000000000" w:firstRow="1" w:lastRow="0" w:firstColumn="0" w:lastColumn="0" w:oddVBand="0" w:evenVBand="0" w:oddHBand="0" w:evenHBand="0" w:firstRowFirstColumn="0" w:firstRowLastColumn="0" w:lastRowFirstColumn="0" w:lastRowLastColumn="0"/>
               <w:rPr>
@@ -10043,7 +10125,7 @@
           </w:tcPr>
           <w:p>
             <w:pPr>
-              <w:spacing w:beforeLines="40" w:before="96" w:afterLines="40" w:after="96"/>
+              <w:spacing w:beforeLines="80" w:before="192" w:afterLines="40" w:after="96" w:line="360" w:lineRule="auto"/>
               <w:jc w:val="center"/>
               <w:cnfStyle w:val="100000000000" w:firstRow="1" w:lastRow="0" w:firstColumn="0" w:lastColumn="0" w:oddVBand="0" w:evenVBand="0" w:oddHBand="0" w:evenHBand="0" w:firstRowFirstColumn="0" w:firstRowLastColumn="0" w:lastRowFirstColumn="0" w:lastRowLastColumn="0"/>
               <w:rPr>
@@ -10071,7 +10153,7 @@
           </w:tcPr>
           <w:p>
             <w:pPr>
-              <w:spacing w:beforeLines="40" w:before="96" w:afterLines="40" w:after="96"/>
+              <w:spacing w:beforeLines="80" w:before="192" w:afterLines="40" w:after="96" w:line="360" w:lineRule="auto"/>
               <w:jc w:val="center"/>
               <w:cnfStyle w:val="100000000000" w:firstRow="1" w:lastRow="0" w:firstColumn="0" w:lastColumn="0" w:oddVBand="0" w:evenVBand="0" w:oddHBand="0" w:evenHBand="0" w:firstRowFirstColumn="0" w:firstRowLastColumn="0" w:lastRowFirstColumn="0" w:lastRowLastColumn="0"/>
               <w:rPr>
@@ -10099,7 +10181,7 @@
           </w:tcPr>
           <w:p>
             <w:pPr>
-              <w:spacing w:beforeLines="40" w:before="96" w:afterLines="40" w:after="96"/>
+              <w:spacing w:beforeLines="80" w:before="192" w:afterLines="40" w:after="96" w:line="360" w:lineRule="auto"/>
               <w:jc w:val="center"/>
               <w:cnfStyle w:val="100000000000" w:firstRow="1" w:lastRow="0" w:firstColumn="0" w:lastColumn="0" w:oddVBand="0" w:evenVBand="0" w:oddHBand="0" w:evenHBand="0" w:firstRowFirstColumn="0" w:firstRowLastColumn="0" w:lastRowFirstColumn="0" w:lastRowLastColumn="0"/>
               <w:rPr>
@@ -10127,7 +10209,7 @@
           </w:tcPr>
           <w:p>
             <w:pPr>
-              <w:spacing w:beforeLines="40" w:before="96" w:afterLines="40" w:after="96"/>
+              <w:spacing w:beforeLines="80" w:before="192" w:afterLines="40" w:after="96" w:line="360" w:lineRule="auto"/>
               <w:jc w:val="center"/>
               <w:cnfStyle w:val="100000000000" w:firstRow="1" w:lastRow="0" w:firstColumn="0" w:lastColumn="0" w:oddVBand="0" w:evenVBand="0" w:oddHBand="0" w:evenHBand="0" w:firstRowFirstColumn="0" w:firstRowLastColumn="0" w:lastRowFirstColumn="0" w:lastRowLastColumn="0"/>
               <w:rPr>
@@ -10170,7 +10252,7 @@
           </w:tcPr>
           <w:p>
             <w:pPr>
-              <w:spacing w:beforeLines="40" w:before="96" w:afterLines="40" w:after="96"/>
+              <w:spacing w:beforeLines="80" w:before="192" w:afterLines="40" w:after="96"/>
               <w:jc w:val="center"/>
               <w:rPr>
                 <w:rFonts w:asciiTheme="majorHAnsi" w:hAnsiTheme="majorHAnsi" w:cstheme="majorHAnsi"/>
@@ -10196,7 +10278,7 @@
           </w:tcPr>
           <w:p>
             <w:pPr>
-              <w:spacing w:beforeLines="40" w:before="96" w:afterLines="40" w:after="96"/>
+              <w:spacing w:beforeLines="80" w:before="192" w:afterLines="40" w:after="96"/>
               <w:jc w:val="center"/>
               <w:cnfStyle w:val="000000100000" w:firstRow="0" w:lastRow="0" w:firstColumn="0" w:lastColumn="0" w:oddVBand="0" w:evenVBand="0" w:oddHBand="1" w:evenHBand="0" w:firstRowFirstColumn="0" w:firstRowLastColumn="0" w:lastRowFirstColumn="0" w:lastRowLastColumn="0"/>
               <w:rPr>
@@ -10223,7 +10305,7 @@
           </w:tcPr>
           <w:p>
             <w:pPr>
-              <w:spacing w:beforeLines="40" w:before="96" w:afterLines="40" w:after="96"/>
+              <w:spacing w:beforeLines="80" w:before="192" w:afterLines="40" w:after="96"/>
               <w:jc w:val="center"/>
               <w:cnfStyle w:val="000000100000" w:firstRow="0" w:lastRow="0" w:firstColumn="0" w:lastColumn="0" w:oddVBand="0" w:evenVBand="0" w:oddHBand="1" w:evenHBand="0" w:firstRowFirstColumn="0" w:firstRowLastColumn="0" w:lastRowFirstColumn="0" w:lastRowLastColumn="0"/>
               <w:rPr>
@@ -10250,7 +10332,7 @@
           </w:tcPr>
           <w:p>
             <w:pPr>
-              <w:spacing w:beforeLines="40" w:before="96" w:afterLines="40" w:after="96"/>
+              <w:spacing w:beforeLines="80" w:before="192" w:afterLines="40" w:after="96"/>
               <w:jc w:val="center"/>
               <w:cnfStyle w:val="000000100000" w:firstRow="0" w:lastRow="0" w:firstColumn="0" w:lastColumn="0" w:oddVBand="0" w:evenVBand="0" w:oddHBand="1" w:evenHBand="0" w:firstRowFirstColumn="0" w:firstRowLastColumn="0" w:lastRowFirstColumn="0" w:lastRowLastColumn="0"/>
               <w:rPr>
@@ -10277,7 +10359,7 @@
           </w:tcPr>
           <w:p>
             <w:pPr>
-              <w:spacing w:beforeLines="40" w:before="96" w:afterLines="40" w:after="96"/>
+              <w:spacing w:beforeLines="80" w:before="192" w:afterLines="40" w:after="96"/>
               <w:jc w:val="center"/>
               <w:cnfStyle w:val="000000100000" w:firstRow="0" w:lastRow="0" w:firstColumn="0" w:lastColumn="0" w:oddVBand="0" w:evenVBand="0" w:oddHBand="1" w:evenHBand="0" w:firstRowFirstColumn="0" w:firstRowLastColumn="0" w:lastRowFirstColumn="0" w:lastRowLastColumn="0"/>
               <w:rPr>
@@ -10304,7 +10386,7 @@
           </w:tcPr>
           <w:p>
             <w:pPr>
-              <w:spacing w:beforeLines="40" w:before="96" w:afterLines="40" w:after="96"/>
+              <w:spacing w:beforeLines="80" w:before="192" w:afterLines="40" w:after="96"/>
               <w:jc w:val="center"/>
               <w:cnfStyle w:val="000000100000" w:firstRow="0" w:lastRow="0" w:firstColumn="0" w:lastColumn="0" w:oddVBand="0" w:evenVBand="0" w:oddHBand="1" w:evenHBand="0" w:firstRowFirstColumn="0" w:firstRowLastColumn="0" w:lastRowFirstColumn="0" w:lastRowLastColumn="0"/>
               <w:rPr>
@@ -10338,7 +10420,7 @@
           </w:tcPr>
           <w:p>
             <w:pPr>
-              <w:spacing w:beforeLines="40" w:before="96" w:afterLines="40" w:after="96"/>
+              <w:spacing w:beforeLines="80" w:before="192" w:afterLines="40" w:after="96"/>
               <w:jc w:val="center"/>
               <w:rPr>
                 <w:rFonts w:asciiTheme="majorHAnsi" w:hAnsiTheme="majorHAnsi" w:cstheme="majorHAnsi"/>
@@ -10364,7 +10446,7 @@
           </w:tcPr>
           <w:p>
             <w:pPr>
-              <w:spacing w:beforeLines="40" w:before="96" w:afterLines="40" w:after="96"/>
+              <w:spacing w:beforeLines="80" w:before="192" w:afterLines="40" w:after="96"/>
               <w:jc w:val="center"/>
               <w:cnfStyle w:val="000000000000" w:firstRow="0" w:lastRow="0" w:firstColumn="0" w:lastColumn="0" w:oddVBand="0" w:evenVBand="0" w:oddHBand="0" w:evenHBand="0" w:firstRowFirstColumn="0" w:firstRowLastColumn="0" w:lastRowFirstColumn="0" w:lastRowLastColumn="0"/>
               <w:rPr>
@@ -10391,7 +10473,7 @@
           </w:tcPr>
           <w:p>
             <w:pPr>
-              <w:spacing w:beforeLines="40" w:before="96" w:afterLines="40" w:after="96"/>
+              <w:spacing w:beforeLines="80" w:before="192" w:afterLines="40" w:after="96"/>
               <w:jc w:val="center"/>
               <w:cnfStyle w:val="000000000000" w:firstRow="0" w:lastRow="0" w:firstColumn="0" w:lastColumn="0" w:oddVBand="0" w:evenVBand="0" w:oddHBand="0" w:evenHBand="0" w:firstRowFirstColumn="0" w:firstRowLastColumn="0" w:lastRowFirstColumn="0" w:lastRowLastColumn="0"/>
               <w:rPr>
@@ -10515,7 +10597,7 @@
           </w:tcPr>
           <w:p>
             <w:pPr>
-              <w:spacing w:beforeLines="40" w:before="96" w:afterLines="40" w:after="96"/>
+              <w:spacing w:beforeLines="80" w:before="192" w:afterLines="40" w:after="96"/>
               <w:jc w:val="center"/>
               <w:cnfStyle w:val="000000000000" w:firstRow="0" w:lastRow="0" w:firstColumn="0" w:lastColumn="0" w:oddVBand="0" w:evenVBand="0" w:oddHBand="0" w:evenHBand="0" w:firstRowFirstColumn="0" w:firstRowLastColumn="0" w:lastRowFirstColumn="0" w:lastRowLastColumn="0"/>
               <w:rPr>
@@ -10542,7 +10624,7 @@
           </w:tcPr>
           <w:p>
             <w:pPr>
-              <w:spacing w:beforeLines="40" w:before="96" w:afterLines="40" w:after="96"/>
+              <w:spacing w:beforeLines="80" w:before="192" w:afterLines="40" w:after="96"/>
               <w:jc w:val="center"/>
               <w:cnfStyle w:val="000000000000" w:firstRow="0" w:lastRow="0" w:firstColumn="0" w:lastColumn="0" w:oddVBand="0" w:evenVBand="0" w:oddHBand="0" w:evenHBand="0" w:firstRowFirstColumn="0" w:firstRowLastColumn="0" w:lastRowFirstColumn="0" w:lastRowLastColumn="0"/>
               <w:rPr>
@@ -10665,7 +10747,7 @@
           </w:tcPr>
           <w:p>
             <w:pPr>
-              <w:spacing w:beforeLines="40" w:before="96" w:afterLines="40" w:after="96"/>
+              <w:spacing w:beforeLines="80" w:before="192" w:afterLines="40" w:after="96"/>
               <w:jc w:val="center"/>
               <w:cnfStyle w:val="000000000000" w:firstRow="0" w:lastRow="0" w:firstColumn="0" w:lastColumn="0" w:oddVBand="0" w:evenVBand="0" w:oddHBand="0" w:evenHBand="0" w:firstRowFirstColumn="0" w:firstRowLastColumn="0" w:lastRowFirstColumn="0" w:lastRowLastColumn="0"/>
               <w:rPr>
@@ -10771,12 +10853,323 @@
     </w:tbl>
     <w:p>
       <w:pPr>
-        <w:spacing w:beforeLines="40" w:before="96" w:afterLines="40" w:after="96" w:line="360" w:lineRule="auto"/>
+        <w:spacing w:beforeLines="80" w:before="192" w:afterLines="40" w:after="96" w:line="360" w:lineRule="auto"/>
         <w:jc w:val="both"/>
         <w:rPr>
           <w:rFonts w:asciiTheme="majorHAnsi" w:hAnsiTheme="majorHAnsi" w:cstheme="majorHAnsi"/>
           <w:b/>
           <w:bCs/>
+          <w:color w:val="000000" w:themeColor="text1"/>
+          <w:sz w:val="22"/>
+          <w:szCs w:val="22"/>
+        </w:rPr>
+      </w:pPr>
+      <w:r>
+        <w:rPr>
+          <w:rFonts w:asciiTheme="majorHAnsi" w:hAnsiTheme="majorHAnsi" w:cstheme="majorHAnsi"/>
+          <w:b/>
+          <w:bCs/>
+          <w:color w:val="000000" w:themeColor="text1"/>
+          <w:sz w:val="22"/>
+          <w:szCs w:val="22"/>
+        </w:rPr>
+        <w:t>Cumulative Metrics Summary</w:t>
+      </w:r>
+    </w:p>
+    <w:p>
+      <w:pPr>
+        <w:pStyle w:val="ListParagraph"/>
+        <w:numPr>
+          <w:ilvl w:val="0"/>
+          <w:numId w:val="60"/>
+        </w:numPr>
+        <w:spacing w:beforeLines="80" w:before="192" w:afterLines="40" w:after="96" w:line="360" w:lineRule="auto"/>
+        <w:jc w:val="both"/>
+        <w:rPr>
+          <w:rFonts w:asciiTheme="majorHAnsi" w:hAnsiTheme="majorHAnsi" w:cstheme="majorHAnsi"/>
+          <w:color w:val="000000" w:themeColor="text1"/>
+          <w:sz w:val="22"/>
+          <w:szCs w:val="22"/>
+        </w:rPr>
+      </w:pPr>
+      <w:r>
+        <w:rPr>
+          <w:rFonts w:asciiTheme="majorHAnsi" w:hAnsiTheme="majorHAnsi" w:cstheme="majorHAnsi"/>
+          <w:b/>
+          <w:bCs/>
+          <w:color w:val="000000" w:themeColor="text1"/>
+          <w:sz w:val="22"/>
+          <w:szCs w:val="22"/>
+        </w:rPr>
+        <w:t xml:space="preserve">Cloud-only: </w:t>
+      </w:r>
+      <w:r>
+        <w:rPr>
+          <w:rFonts w:asciiTheme="majorHAnsi" w:hAnsiTheme="majorHAnsi" w:cstheme="majorHAnsi"/>
+          <w:color w:val="000000" w:themeColor="text1"/>
+          <w:sz w:val="22"/>
+          <w:szCs w:val="22"/>
+        </w:rPr>
+        <w:t xml:space="preserve">Frames are either dropped by the heuristic filter or offloaded to the cloud (heuristic drop ratio=loud avoidance ratio). ~117 megabytes were transmitted. </w:t>
+      </w:r>
+    </w:p>
+    <w:p>
+      <w:pPr>
+        <w:pStyle w:val="ListParagraph"/>
+        <w:numPr>
+          <w:ilvl w:val="0"/>
+          <w:numId w:val="60"/>
+        </w:numPr>
+        <w:spacing w:beforeLines="80" w:before="192" w:afterLines="40" w:after="96" w:line="360" w:lineRule="auto"/>
+        <w:jc w:val="both"/>
+        <w:rPr>
+          <w:rFonts w:asciiTheme="majorHAnsi" w:hAnsiTheme="majorHAnsi" w:cstheme="majorHAnsi"/>
+          <w:color w:val="000000" w:themeColor="text1"/>
+          <w:sz w:val="22"/>
+          <w:szCs w:val="22"/>
+        </w:rPr>
+      </w:pPr>
+      <w:r>
+        <w:rPr>
+          <w:rFonts w:asciiTheme="majorHAnsi" w:hAnsiTheme="majorHAnsi" w:cstheme="majorHAnsi"/>
+          <w:b/>
+          <w:bCs/>
+          <w:color w:val="000000" w:themeColor="text1"/>
+          <w:sz w:val="22"/>
+          <w:szCs w:val="22"/>
+        </w:rPr>
+        <w:t>Edge-only:</w:t>
+      </w:r>
+      <w:r>
+        <w:rPr>
+          <w:rFonts w:asciiTheme="majorHAnsi" w:hAnsiTheme="majorHAnsi" w:cstheme="majorHAnsi"/>
+          <w:color w:val="000000" w:themeColor="text1"/>
+          <w:sz w:val="22"/>
+          <w:szCs w:val="22"/>
+        </w:rPr>
+        <w:t xml:space="preserve"> All frames were processed locally (cloud avoidance ratio=1), with no bandwidth consumption.</w:t>
+      </w:r>
+    </w:p>
+    <w:p>
+      <w:pPr>
+        <w:spacing w:beforeLines="80" w:before="192" w:afterLines="40" w:after="96" w:line="360" w:lineRule="auto"/>
+        <w:jc w:val="both"/>
+        <w:rPr>
+          <w:rFonts w:asciiTheme="majorHAnsi" w:hAnsiTheme="majorHAnsi" w:cstheme="majorHAnsi"/>
+          <w:color w:val="000000" w:themeColor="text1"/>
+          <w:sz w:val="22"/>
+          <w:szCs w:val="22"/>
+        </w:rPr>
+      </w:pPr>
+      <w:r>
+        <w:rPr>
+          <w:rFonts w:asciiTheme="majorHAnsi" w:hAnsiTheme="majorHAnsi" w:cstheme="majorHAnsi"/>
+          <w:b/>
+          <w:bCs/>
+          <w:color w:val="000000" w:themeColor="text1"/>
+          <w:sz w:val="22"/>
+          <w:szCs w:val="22"/>
+        </w:rPr>
+        <w:t xml:space="preserve">Cost (Latency and Bandwidth) vs. Detection Quality Trade-off –– </w:t>
+      </w:r>
+      <w:r>
+        <w:rPr>
+          <w:rFonts w:asciiTheme="majorHAnsi" w:hAnsiTheme="majorHAnsi" w:cstheme="majorHAnsi"/>
+          <w:color w:val="000000" w:themeColor="text1"/>
+          <w:sz w:val="22"/>
+          <w:szCs w:val="22"/>
+        </w:rPr>
+        <w:t>To compare cost and detection quality across the two runs I aligned the two metrics datasets using</w:t>
+      </w:r>
+      <w:r>
+        <w:rPr>
+          <w:rFonts w:asciiTheme="majorHAnsi" w:hAnsiTheme="majorHAnsi" w:cstheme="majorHAnsi"/>
+          <w:b/>
+          <w:bCs/>
+          <w:color w:val="000000" w:themeColor="text1"/>
+          <w:sz w:val="22"/>
+          <w:szCs w:val="22"/>
+        </w:rPr>
+        <w:t xml:space="preserve"> </w:t>
+      </w:r>
+      <w:r>
+        <w:rPr>
+          <w:rFonts w:asciiTheme="majorHAnsi" w:hAnsiTheme="majorHAnsi" w:cstheme="majorHAnsi"/>
+          <w:color w:val="000000" w:themeColor="text1"/>
+          <w:sz w:val="22"/>
+          <w:szCs w:val="22"/>
+        </w:rPr>
+        <w:t>‘</w:t>
+      </w:r>
+      <w:proofErr w:type="spellStart"/>
+      <w:r>
+        <w:rPr>
+          <w:rFonts w:asciiTheme="majorHAnsi" w:hAnsiTheme="majorHAnsi" w:cstheme="majorHAnsi"/>
+          <w:color w:val="000000" w:themeColor="text1"/>
+          <w:sz w:val="22"/>
+          <w:szCs w:val="22"/>
+        </w:rPr>
+        <w:t>frame_index</w:t>
+      </w:r>
+      <w:proofErr w:type="spellEnd"/>
+      <w:r>
+        <w:rPr>
+          <w:rFonts w:asciiTheme="majorHAnsi" w:hAnsiTheme="majorHAnsi" w:cstheme="majorHAnsi"/>
+          <w:color w:val="000000" w:themeColor="text1"/>
+          <w:sz w:val="22"/>
+          <w:szCs w:val="22"/>
+        </w:rPr>
+        <w:t>’ as the common denominator and from the two dataset I extracted the per-frame:</w:t>
+      </w:r>
+    </w:p>
+    <w:p>
+      <w:pPr>
+        <w:pStyle w:val="ListParagraph"/>
+        <w:numPr>
+          <w:ilvl w:val="0"/>
+          <w:numId w:val="60"/>
+        </w:numPr>
+        <w:spacing w:beforeLines="80" w:before="192" w:afterLines="40" w:after="96" w:line="360" w:lineRule="auto"/>
+        <w:jc w:val="both"/>
+        <w:rPr>
+          <w:rFonts w:asciiTheme="majorHAnsi" w:hAnsiTheme="majorHAnsi" w:cstheme="majorHAnsi"/>
+          <w:color w:val="000000" w:themeColor="text1"/>
+          <w:sz w:val="22"/>
+          <w:szCs w:val="22"/>
+        </w:rPr>
+      </w:pPr>
+      <w:r>
+        <w:rPr>
+          <w:rFonts w:asciiTheme="majorHAnsi" w:hAnsiTheme="majorHAnsi" w:cstheme="majorHAnsi"/>
+          <w:color w:val="000000" w:themeColor="text1"/>
+          <w:sz w:val="22"/>
+          <w:szCs w:val="22"/>
+        </w:rPr>
+        <w:t xml:space="preserve">Objects detected count. Average detection confidence/accuracy. </w:t>
+      </w:r>
+    </w:p>
+    <w:p>
+      <w:pPr>
+        <w:pStyle w:val="ListParagraph"/>
+        <w:numPr>
+          <w:ilvl w:val="0"/>
+          <w:numId w:val="60"/>
+        </w:numPr>
+        <w:spacing w:beforeLines="80" w:before="192" w:afterLines="40" w:after="96" w:line="360" w:lineRule="auto"/>
+        <w:jc w:val="both"/>
+        <w:rPr>
+          <w:rFonts w:asciiTheme="majorHAnsi" w:hAnsiTheme="majorHAnsi" w:cstheme="majorHAnsi"/>
+          <w:color w:val="000000" w:themeColor="text1"/>
+          <w:sz w:val="22"/>
+          <w:szCs w:val="22"/>
+        </w:rPr>
+      </w:pPr>
+      <w:r>
+        <w:rPr>
+          <w:rFonts w:asciiTheme="majorHAnsi" w:hAnsiTheme="majorHAnsi" w:cstheme="majorHAnsi"/>
+          <w:color w:val="000000" w:themeColor="text1"/>
+          <w:sz w:val="22"/>
+          <w:szCs w:val="22"/>
+        </w:rPr>
+        <w:t>Latency, in cloud-only run this is the round-trip time (</w:t>
+      </w:r>
+      <w:proofErr w:type="spellStart"/>
+      <w:r>
+        <w:rPr>
+          <w:rFonts w:asciiTheme="majorHAnsi" w:hAnsiTheme="majorHAnsi" w:cstheme="majorHAnsi"/>
+          <w:color w:val="000000" w:themeColor="text1"/>
+          <w:sz w:val="22"/>
+          <w:szCs w:val="22"/>
+        </w:rPr>
+        <w:t>ms</w:t>
+      </w:r>
+      <w:proofErr w:type="spellEnd"/>
+      <w:r>
+        <w:rPr>
+          <w:rFonts w:asciiTheme="majorHAnsi" w:hAnsiTheme="majorHAnsi" w:cstheme="majorHAnsi"/>
+          <w:color w:val="000000" w:themeColor="text1"/>
+          <w:sz w:val="22"/>
+          <w:szCs w:val="22"/>
+        </w:rPr>
+        <w:t>), in the edge-only run this is equal to edge inference time (</w:t>
+      </w:r>
+      <w:proofErr w:type="spellStart"/>
+      <w:r>
+        <w:rPr>
+          <w:rFonts w:asciiTheme="majorHAnsi" w:hAnsiTheme="majorHAnsi" w:cstheme="majorHAnsi"/>
+          <w:color w:val="000000" w:themeColor="text1"/>
+          <w:sz w:val="22"/>
+          <w:szCs w:val="22"/>
+        </w:rPr>
+        <w:t>ms</w:t>
+      </w:r>
+      <w:proofErr w:type="spellEnd"/>
+      <w:r>
+        <w:rPr>
+          <w:rFonts w:asciiTheme="majorHAnsi" w:hAnsiTheme="majorHAnsi" w:cstheme="majorHAnsi"/>
+          <w:color w:val="000000" w:themeColor="text1"/>
+          <w:sz w:val="22"/>
+          <w:szCs w:val="22"/>
+        </w:rPr>
+        <w:t xml:space="preserve">). Figure </w:t>
+      </w:r>
+      <w:r>
+        <w:rPr>
+          <w:rFonts w:asciiTheme="majorHAnsi" w:hAnsiTheme="majorHAnsi" w:cstheme="majorHAnsi"/>
+          <w:color w:val="000000" w:themeColor="text1"/>
+          <w:sz w:val="22"/>
+          <w:szCs w:val="22"/>
+        </w:rPr>
+        <w:t>4</w:t>
+      </w:r>
+      <w:r>
+        <w:rPr>
+          <w:rFonts w:asciiTheme="majorHAnsi" w:hAnsiTheme="majorHAnsi" w:cstheme="majorHAnsi"/>
+          <w:color w:val="000000" w:themeColor="text1"/>
+          <w:sz w:val="22"/>
+          <w:szCs w:val="22"/>
+        </w:rPr>
+        <w:t xml:space="preserve"> plots frame index (X-axis) against these metrics (Y-axis) and demonstrates a trade-off.</w:t>
+      </w:r>
+    </w:p>
+    <w:p>
+      <w:pPr>
+        <w:spacing w:beforeLines="80" w:before="192" w:afterLines="40" w:after="96" w:line="360" w:lineRule="auto"/>
+        <w:jc w:val="both"/>
+        <w:rPr>
+          <w:rFonts w:asciiTheme="majorHAnsi" w:hAnsiTheme="majorHAnsi" w:cstheme="majorHAnsi"/>
+          <w:color w:val="000000" w:themeColor="text1"/>
+          <w:sz w:val="22"/>
+          <w:szCs w:val="22"/>
+        </w:rPr>
+      </w:pPr>
+      <w:r>
+        <w:rPr>
+          <w:rFonts w:asciiTheme="majorHAnsi" w:hAnsiTheme="majorHAnsi" w:cstheme="majorHAnsi"/>
+          <w:b/>
+          <w:bCs/>
+          <w:color w:val="000000" w:themeColor="text1"/>
+          <w:sz w:val="22"/>
+          <w:szCs w:val="22"/>
+        </w:rPr>
+        <w:t>Objects detected</w:t>
+      </w:r>
+      <w:r>
+        <w:rPr>
+          <w:rFonts w:asciiTheme="majorHAnsi" w:hAnsiTheme="majorHAnsi" w:cstheme="majorHAnsi"/>
+          <w:color w:val="000000" w:themeColor="text1"/>
+          <w:sz w:val="22"/>
+          <w:szCs w:val="22"/>
+        </w:rPr>
+        <w:t xml:space="preserve"> –– The plot’s overall trend shows that the cloud consistently detects more objects per frame than the edge. This indicates higher detection sensitivity from the cloud model.  </w:t>
+      </w:r>
+    </w:p>
+    <w:p>
+      <w:pPr>
+        <w:spacing w:beforeLines="80" w:before="192" w:afterLines="40" w:after="96" w:line="360" w:lineRule="auto"/>
+        <w:jc w:val="both"/>
+        <w:rPr>
+          <w:rFonts w:asciiTheme="majorHAnsi" w:hAnsiTheme="majorHAnsi" w:cstheme="majorHAnsi"/>
           <w:color w:val="000000" w:themeColor="text1"/>
           <w:sz w:val="22"/>
           <w:szCs w:val="22"/>
@@ -10791,17 +11184,18 @@
           <w:sz w:val="22"/>
           <w:szCs w:val="22"/>
         </w:rPr>
+        <w:lastRenderedPageBreak/>
         <w:drawing>
-          <wp:anchor distT="0" distB="0" distL="114300" distR="114300" simplePos="0" relativeHeight="251714560" behindDoc="0" locked="0" layoutInCell="1" allowOverlap="1" wp14:anchorId="18E8E026" wp14:editId="6BBD5782">
+          <wp:anchor distT="0" distB="0" distL="114300" distR="114300" simplePos="0" relativeHeight="251714560" behindDoc="0" locked="0" layoutInCell="1" allowOverlap="1" wp14:anchorId="18E8E026" wp14:editId="7FB35F72">
             <wp:simplePos x="0" y="0"/>
             <wp:positionH relativeFrom="margin">
-              <wp:posOffset>3200400</wp:posOffset>
+              <wp:posOffset>3208020</wp:posOffset>
             </wp:positionH>
             <wp:positionV relativeFrom="paragraph">
-              <wp:posOffset>76200</wp:posOffset>
+              <wp:posOffset>525780</wp:posOffset>
             </wp:positionV>
-            <wp:extent cx="3439160" cy="5629275"/>
-            <wp:effectExtent l="0" t="0" r="8890" b="9525"/>
+            <wp:extent cx="3485515" cy="5557520"/>
+            <wp:effectExtent l="0" t="0" r="635" b="5080"/>
             <wp:wrapSquare wrapText="bothSides"/>
             <wp:docPr id="1079307638" name="Picture 1" descr="A group of graphs showing different types of data&#10;&#10;AI-generated content may be incorrect."/>
             <wp:cNvGraphicFramePr>
@@ -10829,7 +11223,7 @@
                   <pic:spPr>
                     <a:xfrm>
                       <a:off x="0" y="0"/>
-                      <a:ext cx="3439160" cy="5629275"/>
+                      <a:ext cx="3485515" cy="5557520"/>
                     </a:xfrm>
                     <a:prstGeom prst="rect">
                       <a:avLst/>
@@ -10856,17 +11250,21 @@
           <w:sz w:val="22"/>
           <w:szCs w:val="22"/>
         </w:rPr>
-        <w:t>Cumulative Metrics Summary</w:t>
+        <w:t>Average confidence (proxy for accuracy)</w:t>
+      </w:r>
+      <w:r>
+        <w:rPr>
+          <w:rFonts w:asciiTheme="majorHAnsi" w:hAnsiTheme="majorHAnsi" w:cstheme="majorHAnsi"/>
+          <w:color w:val="000000" w:themeColor="text1"/>
+          <w:sz w:val="22"/>
+          <w:szCs w:val="22"/>
+        </w:rPr>
+        <w:t xml:space="preserve"> –– The plot shows that cloud also exhibits a slightly higher per-frame mean confidence compared to the edge. This indicates that the edge model has comparable confidence on average when it detects objects, but the cloud remains slightly better.</w:t>
       </w:r>
     </w:p>
     <w:p>
       <w:pPr>
-        <w:pStyle w:val="ListParagraph"/>
-        <w:numPr>
-          <w:ilvl w:val="0"/>
-          <w:numId w:val="60"/>
-        </w:numPr>
-        <w:spacing w:beforeLines="40" w:before="96" w:afterLines="40" w:after="96" w:line="360" w:lineRule="auto"/>
+        <w:spacing w:beforeLines="80" w:before="192" w:afterLines="40" w:after="96" w:line="360" w:lineRule="auto"/>
         <w:jc w:val="both"/>
         <w:rPr>
           <w:rFonts w:asciiTheme="majorHAnsi" w:hAnsiTheme="majorHAnsi" w:cstheme="majorHAnsi"/>
@@ -10884,26 +11282,81 @@
           <w:sz w:val="22"/>
           <w:szCs w:val="22"/>
         </w:rPr>
-        <w:t xml:space="preserve">Cloud-only: </w:t>
-      </w:r>
-      <w:r>
-        <w:rPr>
-          <w:rFonts w:asciiTheme="majorHAnsi" w:hAnsiTheme="majorHAnsi" w:cstheme="majorHAnsi"/>
-          <w:color w:val="000000" w:themeColor="text1"/>
-          <w:sz w:val="22"/>
-          <w:szCs w:val="22"/>
-        </w:rPr>
-        <w:t xml:space="preserve">Frames are either dropped by the heuristic filter or offloaded to the cloud (heuristic drop ratio=loud avoidance ratio). ~117 megabytes were transmitted. </w:t>
+        <w:t>Latency ––</w:t>
+      </w:r>
+      <w:r>
+        <w:rPr>
+          <w:rFonts w:asciiTheme="majorHAnsi" w:hAnsiTheme="majorHAnsi" w:cstheme="majorHAnsi"/>
+          <w:color w:val="000000" w:themeColor="text1"/>
+          <w:sz w:val="22"/>
+          <w:szCs w:val="22"/>
+        </w:rPr>
+        <w:t xml:space="preserve"> Edge latency is significantly lower than the cloud latency, as cloud incurs transmission overhead. On average edge latency is ~17 </w:t>
+      </w:r>
+      <w:proofErr w:type="spellStart"/>
+      <w:r>
+        <w:rPr>
+          <w:rFonts w:asciiTheme="majorHAnsi" w:hAnsiTheme="majorHAnsi" w:cstheme="majorHAnsi"/>
+          <w:color w:val="000000" w:themeColor="text1"/>
+          <w:sz w:val="22"/>
+          <w:szCs w:val="22"/>
+        </w:rPr>
+        <w:t>ms</w:t>
+      </w:r>
+      <w:proofErr w:type="spellEnd"/>
+      <w:r>
+        <w:rPr>
+          <w:rFonts w:asciiTheme="majorHAnsi" w:hAnsiTheme="majorHAnsi" w:cstheme="majorHAnsi"/>
+          <w:color w:val="000000" w:themeColor="text1"/>
+          <w:sz w:val="22"/>
+          <w:szCs w:val="22"/>
+        </w:rPr>
+        <w:t xml:space="preserve">, and cloud latency is ~37 </w:t>
+      </w:r>
+      <w:proofErr w:type="spellStart"/>
+      <w:r>
+        <w:rPr>
+          <w:rFonts w:asciiTheme="majorHAnsi" w:hAnsiTheme="majorHAnsi" w:cstheme="majorHAnsi"/>
+          <w:color w:val="000000" w:themeColor="text1"/>
+          <w:sz w:val="22"/>
+          <w:szCs w:val="22"/>
+        </w:rPr>
+        <w:t>ms</w:t>
+      </w:r>
+      <w:proofErr w:type="spellEnd"/>
+      <w:r>
+        <w:rPr>
+          <w:rFonts w:asciiTheme="majorHAnsi" w:hAnsiTheme="majorHAnsi" w:cstheme="majorHAnsi"/>
+          <w:color w:val="000000" w:themeColor="text1"/>
+          <w:sz w:val="22"/>
+          <w:szCs w:val="22"/>
+        </w:rPr>
+        <w:t xml:space="preserve">, making cloud inference </w:t>
+      </w:r>
+      <w:r>
+        <w:rPr>
+          <w:rFonts w:asciiTheme="majorHAnsi" w:hAnsiTheme="majorHAnsi" w:cstheme="majorHAnsi"/>
+          <w:b/>
+          <w:bCs/>
+          <w:color w:val="000000" w:themeColor="text1"/>
+          <w:sz w:val="22"/>
+          <w:szCs w:val="22"/>
+        </w:rPr>
+        <w:t>~2×</w:t>
+      </w:r>
+      <w:r>
+        <w:rPr>
+          <w:rFonts w:asciiTheme="majorHAnsi" w:hAnsiTheme="majorHAnsi" w:cstheme="majorHAnsi"/>
+          <w:color w:val="000000" w:themeColor="text1"/>
+          <w:sz w:val="22"/>
+          <w:szCs w:val="22"/>
+        </w:rPr>
+        <w:t xml:space="preserve"> slower.</w:t>
       </w:r>
     </w:p>
     <w:p>
       <w:pPr>
-        <w:pStyle w:val="ListParagraph"/>
-        <w:numPr>
-          <w:ilvl w:val="0"/>
-          <w:numId w:val="60"/>
-        </w:numPr>
-        <w:spacing w:beforeLines="40" w:before="96" w:afterLines="40" w:after="96" w:line="360" w:lineRule="auto"/>
+        <w:spacing w:beforeLines="80" w:before="192" w:afterLines="40" w:after="96" w:line="360" w:lineRule="auto"/>
         <w:jc w:val="both"/>
         <w:rPr>
           <w:rFonts w:asciiTheme="majorHAnsi" w:hAnsiTheme="majorHAnsi" w:cstheme="majorHAnsi"/>
@@ -10921,21 +11374,21 @@
           <w:sz w:val="22"/>
           <w:szCs w:val="22"/>
         </w:rPr>
-        <w:t>Edge-only:</w:t>
-      </w:r>
-      <w:r>
-        <w:rPr>
-          <w:rFonts w:asciiTheme="majorHAnsi" w:hAnsiTheme="majorHAnsi" w:cstheme="majorHAnsi"/>
-          <w:color w:val="000000" w:themeColor="text1"/>
-          <w:sz w:val="22"/>
-          <w:szCs w:val="22"/>
-        </w:rPr>
-        <w:t xml:space="preserve"> All frames were processed locally (cloud avoidance ratio=1), with no bandwidth consumption.</w:t>
+        <w:t>Trade-off ––</w:t>
+      </w:r>
+      <w:r>
+        <w:rPr>
+          <w:rFonts w:asciiTheme="majorHAnsi" w:hAnsiTheme="majorHAnsi" w:cstheme="majorHAnsi"/>
+          <w:color w:val="000000" w:themeColor="text1"/>
+          <w:sz w:val="22"/>
+          <w:szCs w:val="22"/>
+        </w:rPr>
+        <w:t xml:space="preserve"> A trade-off is empirically observed: the cloud provides modest but noticeable better detection quality (more objects with slightly higher accuracy), at the cost of a significantly higher latency (~2×). Edge inference offers faster response while maintaining comparable detection quality.</w:t>
       </w:r>
     </w:p>
     <w:p>
       <w:pPr>
-        <w:spacing w:beforeLines="40" w:before="96" w:afterLines="40" w:after="96" w:line="360" w:lineRule="auto"/>
+        <w:spacing w:beforeLines="80" w:before="192" w:afterLines="40" w:after="96" w:line="360" w:lineRule="auto"/>
         <w:jc w:val="both"/>
         <w:rPr>
           <w:rFonts w:asciiTheme="majorHAnsi" w:hAnsiTheme="majorHAnsi" w:cstheme="majorHAnsi"/>
@@ -10947,177 +11400,16 @@
       <w:r>
         <w:rPr>
           <w:rFonts w:asciiTheme="majorHAnsi" w:hAnsiTheme="majorHAnsi" w:cstheme="majorHAnsi"/>
-          <w:b/>
-          <w:bCs/>
-          <w:color w:val="000000" w:themeColor="text1"/>
-          <w:sz w:val="22"/>
-          <w:szCs w:val="22"/>
-        </w:rPr>
-        <w:t xml:space="preserve">Cost (Latency and Bandwidth) vs. Detection Quality Trade-off –– </w:t>
-      </w:r>
-      <w:r>
-        <w:rPr>
-          <w:rFonts w:asciiTheme="majorHAnsi" w:hAnsiTheme="majorHAnsi" w:cstheme="majorHAnsi"/>
-          <w:color w:val="000000" w:themeColor="text1"/>
-          <w:sz w:val="22"/>
-          <w:szCs w:val="22"/>
-        </w:rPr>
-        <w:t>To compare cost and detection quality across the two runs I aligned the two metrics datasets using</w:t>
-      </w:r>
-      <w:r>
-        <w:rPr>
-          <w:rFonts w:asciiTheme="majorHAnsi" w:hAnsiTheme="majorHAnsi" w:cstheme="majorHAnsi"/>
-          <w:b/>
-          <w:bCs/>
-          <w:color w:val="000000" w:themeColor="text1"/>
-          <w:sz w:val="22"/>
-          <w:szCs w:val="22"/>
-        </w:rPr>
-        <w:t xml:space="preserve"> </w:t>
-      </w:r>
-      <w:r>
-        <w:rPr>
-          <w:rFonts w:asciiTheme="majorHAnsi" w:hAnsiTheme="majorHAnsi" w:cstheme="majorHAnsi"/>
-          <w:color w:val="000000" w:themeColor="text1"/>
-          <w:sz w:val="22"/>
-          <w:szCs w:val="22"/>
-        </w:rPr>
-        <w:t>‘</w:t>
-      </w:r>
-      <w:proofErr w:type="spellStart"/>
-      <w:r>
-        <w:rPr>
-          <w:rFonts w:asciiTheme="majorHAnsi" w:hAnsiTheme="majorHAnsi" w:cstheme="majorHAnsi"/>
-          <w:color w:val="000000" w:themeColor="text1"/>
-          <w:sz w:val="22"/>
-          <w:szCs w:val="22"/>
-        </w:rPr>
-        <w:t>frame_index</w:t>
-      </w:r>
-      <w:proofErr w:type="spellEnd"/>
-      <w:r>
-        <w:rPr>
-          <w:rFonts w:asciiTheme="majorHAnsi" w:hAnsiTheme="majorHAnsi" w:cstheme="majorHAnsi"/>
-          <w:color w:val="000000" w:themeColor="text1"/>
-          <w:sz w:val="22"/>
-          <w:szCs w:val="22"/>
-        </w:rPr>
-        <w:t>’ as the common denominator and from the two dataset I extracted the per-frame:</w:t>
+          <w:color w:val="000000" w:themeColor="text1"/>
+          <w:sz w:val="22"/>
+          <w:szCs w:val="22"/>
+        </w:rPr>
+        <w:t>Caveat –– I use the per-frame average confidence as a proxy for the “detection quality”.  Confidence scores are not calibrated across model sizes (small vs. large YOLO), higher confidence does not strictly imply higher true accuracy. Therefore, I incorporated per-frame objects count to contextualise the ‘detection quality’.</w:t>
       </w:r>
     </w:p>
     <w:p>
       <w:pPr>
-        <w:pStyle w:val="ListParagraph"/>
-        <w:numPr>
-          <w:ilvl w:val="0"/>
-          <w:numId w:val="60"/>
-        </w:numPr>
-        <w:spacing w:beforeLines="40" w:before="96" w:afterLines="40" w:after="96" w:line="360" w:lineRule="auto"/>
-        <w:jc w:val="both"/>
-        <w:rPr>
-          <w:rFonts w:asciiTheme="majorHAnsi" w:hAnsiTheme="majorHAnsi" w:cstheme="majorHAnsi"/>
-          <w:color w:val="000000" w:themeColor="text1"/>
-          <w:sz w:val="22"/>
-          <w:szCs w:val="22"/>
-        </w:rPr>
-      </w:pPr>
-      <w:r>
-        <w:rPr>
-          <w:rFonts w:asciiTheme="majorHAnsi" w:hAnsiTheme="majorHAnsi" w:cstheme="majorHAnsi"/>
-          <w:color w:val="000000" w:themeColor="text1"/>
-          <w:sz w:val="22"/>
-          <w:szCs w:val="22"/>
-        </w:rPr>
-        <w:t xml:space="preserve">Objects detected count. Average detection confidence/accuracy. </w:t>
-      </w:r>
-    </w:p>
-    <w:p>
-      <w:pPr>
-        <w:pStyle w:val="ListParagraph"/>
-        <w:numPr>
-          <w:ilvl w:val="0"/>
-          <w:numId w:val="60"/>
-        </w:numPr>
-        <w:spacing w:beforeLines="40" w:before="96" w:afterLines="40" w:after="96" w:line="360" w:lineRule="auto"/>
-        <w:jc w:val="both"/>
-        <w:rPr>
-          <w:rFonts w:asciiTheme="majorHAnsi" w:hAnsiTheme="majorHAnsi" w:cstheme="majorHAnsi"/>
-          <w:color w:val="000000" w:themeColor="text1"/>
-          <w:sz w:val="22"/>
-          <w:szCs w:val="22"/>
-        </w:rPr>
-      </w:pPr>
-      <w:r>
-        <w:rPr>
-          <w:rFonts w:asciiTheme="majorHAnsi" w:hAnsiTheme="majorHAnsi" w:cstheme="majorHAnsi"/>
-          <w:color w:val="000000" w:themeColor="text1"/>
-          <w:sz w:val="22"/>
-          <w:szCs w:val="22"/>
-        </w:rPr>
-        <w:t>Latency, in cloud-only run this is the round-trip time (</w:t>
-      </w:r>
-      <w:proofErr w:type="spellStart"/>
-      <w:r>
-        <w:rPr>
-          <w:rFonts w:asciiTheme="majorHAnsi" w:hAnsiTheme="majorHAnsi" w:cstheme="majorHAnsi"/>
-          <w:color w:val="000000" w:themeColor="text1"/>
-          <w:sz w:val="22"/>
-          <w:szCs w:val="22"/>
-        </w:rPr>
-        <w:t>ms</w:t>
-      </w:r>
-      <w:proofErr w:type="spellEnd"/>
-      <w:r>
-        <w:rPr>
-          <w:rFonts w:asciiTheme="majorHAnsi" w:hAnsiTheme="majorHAnsi" w:cstheme="majorHAnsi"/>
-          <w:color w:val="000000" w:themeColor="text1"/>
-          <w:sz w:val="22"/>
-          <w:szCs w:val="22"/>
-        </w:rPr>
-        <w:t>), in the edge-only run this is equal to edge inference time (</w:t>
-      </w:r>
-      <w:proofErr w:type="spellStart"/>
-      <w:r>
-        <w:rPr>
-          <w:rFonts w:asciiTheme="majorHAnsi" w:hAnsiTheme="majorHAnsi" w:cstheme="majorHAnsi"/>
-          <w:color w:val="000000" w:themeColor="text1"/>
-          <w:sz w:val="22"/>
-          <w:szCs w:val="22"/>
-        </w:rPr>
-        <w:t>ms</w:t>
-      </w:r>
-      <w:proofErr w:type="spellEnd"/>
-      <w:r>
-        <w:rPr>
-          <w:rFonts w:asciiTheme="majorHAnsi" w:hAnsiTheme="majorHAnsi" w:cstheme="majorHAnsi"/>
-          <w:color w:val="000000" w:themeColor="text1"/>
-          <w:sz w:val="22"/>
-          <w:szCs w:val="22"/>
-        </w:rPr>
-        <w:t xml:space="preserve">). Figure </w:t>
-      </w:r>
-      <w:r>
-        <w:rPr>
-          <w:rFonts w:asciiTheme="majorHAnsi" w:hAnsiTheme="majorHAnsi" w:cstheme="majorHAnsi"/>
-          <w:color w:val="000000" w:themeColor="text1"/>
-          <w:sz w:val="22"/>
-          <w:szCs w:val="22"/>
-        </w:rPr>
-        <w:t>4</w:t>
-      </w:r>
-      <w:r>
-        <w:rPr>
-          <w:rFonts w:asciiTheme="majorHAnsi" w:hAnsiTheme="majorHAnsi" w:cstheme="majorHAnsi"/>
-          <w:color w:val="000000" w:themeColor="text1"/>
-          <w:sz w:val="22"/>
-          <w:szCs w:val="22"/>
-        </w:rPr>
-        <w:t xml:space="preserve"> plots frame index (X-axis) against these metrics (Y-axis) and demonstrates a trade-off.</w:t>
-      </w:r>
-    </w:p>
-    <w:p>
-      <w:pPr>
-        <w:spacing w:beforeLines="40" w:before="96" w:afterLines="40" w:after="96" w:line="360" w:lineRule="auto"/>
+        <w:spacing w:beforeLines="80" w:before="192" w:afterLines="40" w:after="96" w:line="360" w:lineRule="auto"/>
         <w:jc w:val="both"/>
         <w:rPr>
           <w:rFonts w:asciiTheme="majorHAnsi" w:hAnsiTheme="majorHAnsi" w:cstheme="majorHAnsi"/>
@@ -11136,13 +11428,13 @@
         <mc:AlternateContent>
           <mc:Choice Requires="wps">
             <w:drawing>
-              <wp:anchor distT="0" distB="0" distL="114300" distR="114300" simplePos="0" relativeHeight="251715584" behindDoc="0" locked="0" layoutInCell="1" allowOverlap="1" wp14:anchorId="4707D7D2" wp14:editId="363E7C72">
+              <wp:anchor distT="0" distB="0" distL="114300" distR="114300" simplePos="0" relativeHeight="251715584" behindDoc="0" locked="0" layoutInCell="1" allowOverlap="1" wp14:anchorId="4707D7D2" wp14:editId="2B575616">
                 <wp:simplePos x="0" y="0"/>
                 <wp:positionH relativeFrom="margin">
                   <wp:align>right</wp:align>
                 </wp:positionH>
                 <wp:positionV relativeFrom="paragraph">
-                  <wp:posOffset>645050</wp:posOffset>
+                  <wp:posOffset>774452</wp:posOffset>
                 </wp:positionV>
                 <wp:extent cx="3307715" cy="342900"/>
                 <wp:effectExtent l="0" t="0" r="6985" b="0"/>
@@ -11251,7 +11543,7 @@
           </mc:Choice>
           <mc:Fallback>
             <w:pict>
-              <v:shape w14:anchorId="4707D7D2" id="_x0000_s1029" type="#_x0000_t202" style="position:absolute;left:0;text-align:left;margin-left:209.25pt;margin-top:50.8pt;width:260.45pt;height:27pt;z-index:251715584;visibility:visible;mso-wrap-style:square;mso-width-percent:0;mso-height-percent:0;mso-wrap-distance-left:9pt;mso-wrap-distance-top:0;mso-wrap-distance-right:9pt;mso-wrap-distance-bottom:0;mso-position-horizontal:right;mso-position-horizontal-relative:margin;mso-position-vertical:absolute;mso-position-vertical-relative:text;mso-width-percent:0;mso-height-percent:0;mso-width-relative:margin;mso-height-relative:margin;v-text-anchor:top" o:gfxdata="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" stroked="f">
+              <v:shape w14:anchorId="4707D7D2" id="_x0000_s1029" type="#_x0000_t202" style="position:absolute;left:0;text-align:left;margin-left:209.25pt;margin-top:61pt;width:260.45pt;height:27pt;z-index:251715584;visibility:visible;mso-wrap-style:square;mso-width-percent:0;mso-height-percent:0;mso-wrap-distance-left:9pt;mso-wrap-distance-top:0;mso-wrap-distance-right:9pt;mso-wrap-distance-bottom:0;mso-position-horizontal:right;mso-position-horizontal-relative:margin;mso-position-vertical:absolute;mso-position-vertical-relative:text;mso-width-percent:0;mso-height-percent:0;mso-width-relative:margin;mso-height-relative:margin;v-text-anchor:top" o:gfxdata="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" stroked="f">
                 <v:textbox inset="0,0,0,0">
                   <w:txbxContent>
                     <w:p>
@@ -11330,311 +11622,101 @@
           <w:sz w:val="22"/>
           <w:szCs w:val="22"/>
         </w:rPr>
-        <w:t>Objects detected</w:t>
-      </w:r>
-      <w:r>
-        <w:rPr>
-          <w:rFonts w:asciiTheme="majorHAnsi" w:hAnsiTheme="majorHAnsi" w:cstheme="majorHAnsi"/>
-          <w:color w:val="000000" w:themeColor="text1"/>
-          <w:sz w:val="22"/>
-          <w:szCs w:val="22"/>
-        </w:rPr>
-        <w:t xml:space="preserve"> –– The plot’s overall trend shows that the cloud consistently detects more objects per frame than the edge. This indicates higher detection sensitivity from the cloud model.  </w:t>
+        <w:t>Experiment 2: Heuristic Filter Efficiency ––</w:t>
+      </w:r>
+      <w:r>
+        <w:rPr>
+          <w:rFonts w:asciiTheme="majorHAnsi" w:hAnsiTheme="majorHAnsi" w:cstheme="majorHAnsi"/>
+          <w:color w:val="000000" w:themeColor="text1"/>
+          <w:sz w:val="22"/>
+          <w:szCs w:val="22"/>
+        </w:rPr>
+        <w:t xml:space="preserve"> To evaluate filter’s impact and</w:t>
+      </w:r>
+      <w:r>
+        <w:rPr>
+          <w:rFonts w:asciiTheme="majorHAnsi" w:hAnsiTheme="majorHAnsi" w:cstheme="majorHAnsi"/>
+          <w:b/>
+          <w:bCs/>
+          <w:color w:val="000000" w:themeColor="text1"/>
+          <w:sz w:val="22"/>
+          <w:szCs w:val="22"/>
+        </w:rPr>
+        <w:t xml:space="preserve"> </w:t>
+      </w:r>
+      <w:r>
+        <w:rPr>
+          <w:rFonts w:asciiTheme="majorHAnsi" w:hAnsiTheme="majorHAnsi" w:cstheme="majorHAnsi"/>
+          <w:color w:val="000000" w:themeColor="text1"/>
+          <w:sz w:val="22"/>
+          <w:szCs w:val="22"/>
+        </w:rPr>
+        <w:t>effectiveness, I ran two analytics queries (filter OFF/ON) on the same video (</w:t>
+      </w:r>
+      <w:r>
+        <w:rPr>
+          <w:rFonts w:asciiTheme="majorHAnsi" w:hAnsiTheme="majorHAnsi" w:cstheme="majorHAnsi"/>
+          <w:i/>
+          <w:iCs/>
+          <w:color w:val="000000" w:themeColor="text1"/>
+          <w:sz w:val="22"/>
+          <w:szCs w:val="22"/>
+        </w:rPr>
+        <w:t>data/experiment_sample.mp4</w:t>
+      </w:r>
+      <w:r>
+        <w:rPr>
+          <w:rFonts w:asciiTheme="majorHAnsi" w:hAnsiTheme="majorHAnsi" w:cstheme="majorHAnsi"/>
+          <w:color w:val="000000" w:themeColor="text1"/>
+          <w:sz w:val="22"/>
+          <w:szCs w:val="22"/>
+        </w:rPr>
+        <w:t>), with --</w:t>
+      </w:r>
+      <w:proofErr w:type="spellStart"/>
+      <w:r>
+        <w:rPr>
+          <w:rFonts w:asciiTheme="majorHAnsi" w:hAnsiTheme="majorHAnsi" w:cstheme="majorHAnsi"/>
+          <w:color w:val="000000" w:themeColor="text1"/>
+          <w:sz w:val="22"/>
+          <w:szCs w:val="22"/>
+        </w:rPr>
+        <w:t>edge_conf_threshold</w:t>
+      </w:r>
+      <w:proofErr w:type="spellEnd"/>
+      <w:r>
+        <w:rPr>
+          <w:rFonts w:asciiTheme="majorHAnsi" w:hAnsiTheme="majorHAnsi" w:cstheme="majorHAnsi"/>
+          <w:color w:val="000000" w:themeColor="text1"/>
+          <w:sz w:val="22"/>
+          <w:szCs w:val="22"/>
+        </w:rPr>
+        <w:t>=0.70 (default), and --</w:t>
+      </w:r>
+      <w:proofErr w:type="spellStart"/>
+      <w:r>
+        <w:rPr>
+          <w:rFonts w:asciiTheme="majorHAnsi" w:hAnsiTheme="majorHAnsi" w:cstheme="majorHAnsi"/>
+          <w:color w:val="000000" w:themeColor="text1"/>
+          <w:sz w:val="22"/>
+          <w:szCs w:val="22"/>
+        </w:rPr>
+        <w:t>skip_interval</w:t>
+      </w:r>
+      <w:proofErr w:type="spellEnd"/>
+      <w:r>
+        <w:rPr>
+          <w:rFonts w:asciiTheme="majorHAnsi" w:hAnsiTheme="majorHAnsi" w:cstheme="majorHAnsi"/>
+          <w:color w:val="000000" w:themeColor="text1"/>
+          <w:sz w:val="22"/>
+          <w:szCs w:val="22"/>
+        </w:rPr>
+        <w:t>=0.</w:t>
       </w:r>
     </w:p>
     <w:p>
       <w:pPr>
-        <w:spacing w:beforeLines="40" w:before="96" w:afterLines="40" w:after="96" w:line="360" w:lineRule="auto"/>
-        <w:jc w:val="both"/>
-        <w:rPr>
-          <w:rFonts w:asciiTheme="majorHAnsi" w:hAnsiTheme="majorHAnsi" w:cstheme="majorHAnsi"/>
-          <w:color w:val="000000" w:themeColor="text1"/>
-          <w:sz w:val="22"/>
-          <w:szCs w:val="22"/>
-        </w:rPr>
-      </w:pPr>
-      <w:r>
-        <w:rPr>
-          <w:rFonts w:asciiTheme="majorHAnsi" w:hAnsiTheme="majorHAnsi" w:cstheme="majorHAnsi"/>
-          <w:b/>
-          <w:bCs/>
-          <w:color w:val="000000" w:themeColor="text1"/>
-          <w:sz w:val="22"/>
-          <w:szCs w:val="22"/>
-        </w:rPr>
-        <w:lastRenderedPageBreak/>
-        <w:t>Average confidence (proxy for accuracy)</w:t>
-      </w:r>
-      <w:r>
-        <w:rPr>
-          <w:rFonts w:asciiTheme="majorHAnsi" w:hAnsiTheme="majorHAnsi" w:cstheme="majorHAnsi"/>
-          <w:color w:val="000000" w:themeColor="text1"/>
-          <w:sz w:val="22"/>
-          <w:szCs w:val="22"/>
-        </w:rPr>
-        <w:t xml:space="preserve"> –– The plot shows that cloud also exhibits a slightly higher per-frame mean confidence compared to the edge. This indicates that the edge model has comparable confidence on average when it detects objects, but the cloud remains slightly better.</w:t>
-      </w:r>
-    </w:p>
-    <w:p>
-      <w:pPr>
-        <w:spacing w:beforeLines="40" w:before="96" w:afterLines="40" w:after="96" w:line="360" w:lineRule="auto"/>
-        <w:jc w:val="both"/>
-        <w:rPr>
-          <w:rFonts w:asciiTheme="majorHAnsi" w:hAnsiTheme="majorHAnsi" w:cstheme="majorHAnsi"/>
-          <w:color w:val="000000" w:themeColor="text1"/>
-          <w:sz w:val="22"/>
-          <w:szCs w:val="22"/>
-        </w:rPr>
-      </w:pPr>
-      <w:r>
-        <w:rPr>
-          <w:rFonts w:asciiTheme="majorHAnsi" w:hAnsiTheme="majorHAnsi" w:cstheme="majorHAnsi"/>
-          <w:b/>
-          <w:bCs/>
-          <w:color w:val="000000" w:themeColor="text1"/>
-          <w:sz w:val="22"/>
-          <w:szCs w:val="22"/>
-        </w:rPr>
-        <w:t>Latency ––</w:t>
-      </w:r>
-      <w:r>
-        <w:rPr>
-          <w:rFonts w:asciiTheme="majorHAnsi" w:hAnsiTheme="majorHAnsi" w:cstheme="majorHAnsi"/>
-          <w:color w:val="000000" w:themeColor="text1"/>
-          <w:sz w:val="22"/>
-          <w:szCs w:val="22"/>
-        </w:rPr>
-        <w:t xml:space="preserve"> Edge latency is significantly lower than the cloud latency, as cloud incurs transmission overhead. On average edge latency is ~17 </w:t>
-      </w:r>
-      <w:proofErr w:type="spellStart"/>
-      <w:r>
-        <w:rPr>
-          <w:rFonts w:asciiTheme="majorHAnsi" w:hAnsiTheme="majorHAnsi" w:cstheme="majorHAnsi"/>
-          <w:color w:val="000000" w:themeColor="text1"/>
-          <w:sz w:val="22"/>
-          <w:szCs w:val="22"/>
-        </w:rPr>
-        <w:t>ms</w:t>
-      </w:r>
-      <w:proofErr w:type="spellEnd"/>
-      <w:r>
-        <w:rPr>
-          <w:rFonts w:asciiTheme="majorHAnsi" w:hAnsiTheme="majorHAnsi" w:cstheme="majorHAnsi"/>
-          <w:color w:val="000000" w:themeColor="text1"/>
-          <w:sz w:val="22"/>
-          <w:szCs w:val="22"/>
-        </w:rPr>
-        <w:t xml:space="preserve">, and cloud latency is ~37 </w:t>
-      </w:r>
-      <w:proofErr w:type="spellStart"/>
-      <w:r>
-        <w:rPr>
-          <w:rFonts w:asciiTheme="majorHAnsi" w:hAnsiTheme="majorHAnsi" w:cstheme="majorHAnsi"/>
-          <w:color w:val="000000" w:themeColor="text1"/>
-          <w:sz w:val="22"/>
-          <w:szCs w:val="22"/>
-        </w:rPr>
-        <w:t>ms</w:t>
-      </w:r>
-      <w:proofErr w:type="spellEnd"/>
-      <w:r>
-        <w:rPr>
-          <w:rFonts w:asciiTheme="majorHAnsi" w:hAnsiTheme="majorHAnsi" w:cstheme="majorHAnsi"/>
-          <w:color w:val="000000" w:themeColor="text1"/>
-          <w:sz w:val="22"/>
-          <w:szCs w:val="22"/>
-        </w:rPr>
-        <w:t xml:space="preserve">, making cloud inference </w:t>
-      </w:r>
-      <w:r>
-        <w:rPr>
-          <w:rFonts w:asciiTheme="majorHAnsi" w:hAnsiTheme="majorHAnsi" w:cstheme="majorHAnsi"/>
-          <w:b/>
-          <w:bCs/>
-          <w:color w:val="000000" w:themeColor="text1"/>
-          <w:sz w:val="22"/>
-          <w:szCs w:val="22"/>
-        </w:rPr>
-        <w:t>~2×</w:t>
-      </w:r>
-      <w:r>
-        <w:rPr>
-          <w:rFonts w:asciiTheme="majorHAnsi" w:hAnsiTheme="majorHAnsi" w:cstheme="majorHAnsi"/>
-          <w:color w:val="000000" w:themeColor="text1"/>
-          <w:sz w:val="22"/>
-          <w:szCs w:val="22"/>
-        </w:rPr>
-        <w:t xml:space="preserve"> slower.</w:t>
-      </w:r>
-    </w:p>
-    <w:p>
-      <w:pPr>
-        <w:spacing w:beforeLines="40" w:before="96" w:afterLines="40" w:after="96" w:line="360" w:lineRule="auto"/>
-        <w:jc w:val="both"/>
-        <w:rPr>
-          <w:rFonts w:asciiTheme="majorHAnsi" w:hAnsiTheme="majorHAnsi" w:cstheme="majorHAnsi"/>
-          <w:color w:val="000000" w:themeColor="text1"/>
-          <w:sz w:val="22"/>
-          <w:szCs w:val="22"/>
-        </w:rPr>
-      </w:pPr>
-      <w:r>
-        <w:rPr>
-          <w:rFonts w:asciiTheme="majorHAnsi" w:hAnsiTheme="majorHAnsi" w:cstheme="majorHAnsi"/>
-          <w:b/>
-          <w:bCs/>
-          <w:color w:val="000000" w:themeColor="text1"/>
-          <w:sz w:val="22"/>
-          <w:szCs w:val="22"/>
-        </w:rPr>
-        <w:t>Trade-off ––</w:t>
-      </w:r>
-      <w:r>
-        <w:rPr>
-          <w:rFonts w:asciiTheme="majorHAnsi" w:hAnsiTheme="majorHAnsi" w:cstheme="majorHAnsi"/>
-          <w:color w:val="000000" w:themeColor="text1"/>
-          <w:sz w:val="22"/>
-          <w:szCs w:val="22"/>
-        </w:rPr>
-        <w:t xml:space="preserve"> A trade-off is empirically observed: the cloud provides modest but noticeable better detection quality (more objects with slightly higher accuracy), at the cost of a significantly higher latency (~2×). Edge inference offers faster response while maintaining comparable detection quality.</w:t>
-      </w:r>
-    </w:p>
-    <w:p>
-      <w:pPr>
-        <w:spacing w:beforeLines="40" w:before="96" w:afterLines="40" w:after="96" w:line="360" w:lineRule="auto"/>
-        <w:jc w:val="both"/>
-        <w:rPr>
-          <w:rFonts w:asciiTheme="majorHAnsi" w:hAnsiTheme="majorHAnsi" w:cstheme="majorHAnsi"/>
-          <w:color w:val="000000" w:themeColor="text1"/>
-          <w:sz w:val="22"/>
-          <w:szCs w:val="22"/>
-        </w:rPr>
-      </w:pPr>
-      <w:r>
-        <w:rPr>
-          <w:rFonts w:asciiTheme="majorHAnsi" w:hAnsiTheme="majorHAnsi" w:cstheme="majorHAnsi"/>
-          <w:color w:val="000000" w:themeColor="text1"/>
-          <w:sz w:val="22"/>
-          <w:szCs w:val="22"/>
-        </w:rPr>
-        <w:t>Caveat –– I use the per-frame average confidence as a proxy for the “detection quality”.  Confidence scores are not calibrated across model sizes (small vs. large YOLO), higher confidence does not strictly imply higher true accuracy. Therefore, I incorporated per-frame objects count to contextualise the ‘detection quality’.</w:t>
-      </w:r>
-    </w:p>
-    <w:p>
-      <w:pPr>
-        <w:spacing w:beforeLines="40" w:before="96" w:afterLines="40" w:after="96" w:line="360" w:lineRule="auto"/>
-        <w:jc w:val="both"/>
-        <w:rPr>
-          <w:rFonts w:asciiTheme="majorHAnsi" w:hAnsiTheme="majorHAnsi" w:cstheme="majorHAnsi"/>
-          <w:color w:val="000000" w:themeColor="text1"/>
-          <w:sz w:val="22"/>
-          <w:szCs w:val="22"/>
-        </w:rPr>
-      </w:pPr>
-      <w:r>
-        <w:rPr>
-          <w:rFonts w:asciiTheme="majorHAnsi" w:hAnsiTheme="majorHAnsi" w:cstheme="majorHAnsi"/>
-          <w:b/>
-          <w:bCs/>
-          <w:color w:val="000000" w:themeColor="text1"/>
-          <w:sz w:val="22"/>
-          <w:szCs w:val="22"/>
-        </w:rPr>
-        <w:t>Experiment 2: Heuristic Filter Efficiency ––</w:t>
-      </w:r>
-      <w:r>
-        <w:rPr>
-          <w:rFonts w:asciiTheme="majorHAnsi" w:hAnsiTheme="majorHAnsi" w:cstheme="majorHAnsi"/>
-          <w:color w:val="000000" w:themeColor="text1"/>
-          <w:sz w:val="22"/>
-          <w:szCs w:val="22"/>
-        </w:rPr>
-        <w:t xml:space="preserve"> To evaluate filter’s impact and</w:t>
-      </w:r>
-      <w:r>
-        <w:rPr>
-          <w:rFonts w:asciiTheme="majorHAnsi" w:hAnsiTheme="majorHAnsi" w:cstheme="majorHAnsi"/>
-          <w:b/>
-          <w:bCs/>
-          <w:color w:val="000000" w:themeColor="text1"/>
-          <w:sz w:val="22"/>
-          <w:szCs w:val="22"/>
-        </w:rPr>
-        <w:t xml:space="preserve"> </w:t>
-      </w:r>
-      <w:r>
-        <w:rPr>
-          <w:rFonts w:asciiTheme="majorHAnsi" w:hAnsiTheme="majorHAnsi" w:cstheme="majorHAnsi"/>
-          <w:color w:val="000000" w:themeColor="text1"/>
-          <w:sz w:val="22"/>
-          <w:szCs w:val="22"/>
-        </w:rPr>
-        <w:t>effectiveness, I ran two analytics queries (filter OFF/ON) on the same video (</w:t>
-      </w:r>
-      <w:r>
-        <w:rPr>
-          <w:rFonts w:asciiTheme="majorHAnsi" w:hAnsiTheme="majorHAnsi" w:cstheme="majorHAnsi"/>
-          <w:i/>
-          <w:iCs/>
-          <w:color w:val="000000" w:themeColor="text1"/>
-          <w:sz w:val="22"/>
-          <w:szCs w:val="22"/>
-        </w:rPr>
-        <w:t>data/experiment_sample.mp4</w:t>
-      </w:r>
-      <w:r>
-        <w:rPr>
-          <w:rFonts w:asciiTheme="majorHAnsi" w:hAnsiTheme="majorHAnsi" w:cstheme="majorHAnsi"/>
-          <w:color w:val="000000" w:themeColor="text1"/>
-          <w:sz w:val="22"/>
-          <w:szCs w:val="22"/>
-        </w:rPr>
-        <w:t>), with --</w:t>
-      </w:r>
-      <w:proofErr w:type="spellStart"/>
-      <w:r>
-        <w:rPr>
-          <w:rFonts w:asciiTheme="majorHAnsi" w:hAnsiTheme="majorHAnsi" w:cstheme="majorHAnsi"/>
-          <w:color w:val="000000" w:themeColor="text1"/>
-          <w:sz w:val="22"/>
-          <w:szCs w:val="22"/>
-        </w:rPr>
-        <w:t>edge_conf_threshold</w:t>
-      </w:r>
-      <w:proofErr w:type="spellEnd"/>
-      <w:r>
-        <w:rPr>
-          <w:rFonts w:asciiTheme="majorHAnsi" w:hAnsiTheme="majorHAnsi" w:cstheme="majorHAnsi"/>
-          <w:color w:val="000000" w:themeColor="text1"/>
-          <w:sz w:val="22"/>
-          <w:szCs w:val="22"/>
-        </w:rPr>
-        <w:t>=0.70 (default), and --</w:t>
-      </w:r>
-      <w:proofErr w:type="spellStart"/>
-      <w:r>
-        <w:rPr>
-          <w:rFonts w:asciiTheme="majorHAnsi" w:hAnsiTheme="majorHAnsi" w:cstheme="majorHAnsi"/>
-          <w:color w:val="000000" w:themeColor="text1"/>
-          <w:sz w:val="22"/>
-          <w:szCs w:val="22"/>
-        </w:rPr>
-        <w:t>skip_interval</w:t>
-      </w:r>
-      <w:proofErr w:type="spellEnd"/>
-      <w:r>
-        <w:rPr>
-          <w:rFonts w:asciiTheme="majorHAnsi" w:hAnsiTheme="majorHAnsi" w:cstheme="majorHAnsi"/>
-          <w:color w:val="000000" w:themeColor="text1"/>
-          <w:sz w:val="22"/>
-          <w:szCs w:val="22"/>
-        </w:rPr>
-        <w:t>=0.</w:t>
-      </w:r>
-    </w:p>
-    <w:p>
-      <w:pPr>
-        <w:spacing w:beforeLines="40" w:before="96" w:afterLines="40" w:after="96" w:line="360" w:lineRule="auto"/>
+        <w:spacing w:beforeLines="80" w:before="192" w:afterLines="40" w:after="96" w:line="360" w:lineRule="auto"/>
         <w:jc w:val="both"/>
         <w:rPr>
           <w:rFonts w:asciiTheme="majorHAnsi" w:hAnsiTheme="majorHAnsi" w:cstheme="majorHAnsi"/>
@@ -11674,13 +11756,13 @@
     <w:tbl>
       <w:tblPr>
         <w:tblStyle w:val="GridTable4"/>
-        <w:tblW w:w="10672" w:type="dxa"/>
+        <w:tblW w:w="10535" w:type="dxa"/>
         <w:jc w:val="center"/>
         <w:tblLayout w:type="fixed"/>
         <w:tblLook w:val="04A0" w:firstRow="1" w:lastRow="0" w:firstColumn="1" w:lastColumn="0" w:noHBand="0" w:noVBand="1"/>
       </w:tblPr>
       <w:tblGrid>
-        <w:gridCol w:w="1696"/>
+        <w:gridCol w:w="1559"/>
         <w:gridCol w:w="1496"/>
         <w:gridCol w:w="1523"/>
         <w:gridCol w:w="1674"/>
@@ -11697,12 +11779,12 @@
         <w:tc>
           <w:tcPr>
             <w:cnfStyle w:val="001000000000" w:firstRow="0" w:lastRow="0" w:firstColumn="1" w:lastColumn="0" w:oddVBand="0" w:evenVBand="0" w:oddHBand="0" w:evenHBand="0" w:firstRowFirstColumn="0" w:firstRowLastColumn="0" w:lastRowFirstColumn="0" w:lastRowLastColumn="0"/>
-            <w:tcW w:w="1696" w:type="dxa"/>
+            <w:tcW w:w="1559" w:type="dxa"/>
             <w:vAlign w:val="center"/>
           </w:tcPr>
           <w:p>
             <w:pPr>
-              <w:spacing w:beforeLines="40" w:before="96" w:afterLines="40" w:after="96"/>
+              <w:spacing w:beforeLines="80" w:before="192" w:afterLines="40" w:after="96" w:line="360" w:lineRule="auto"/>
               <w:jc w:val="center"/>
               <w:rPr>
                 <w:rFonts w:asciiTheme="majorHAnsi" w:hAnsiTheme="majorHAnsi" w:cstheme="majorHAnsi"/>
@@ -11727,7 +11809,7 @@
           </w:tcPr>
           <w:p>
             <w:pPr>
-              <w:spacing w:beforeLines="40" w:before="96" w:afterLines="40" w:after="96"/>
+              <w:spacing w:beforeLines="80" w:before="192" w:afterLines="40" w:after="96" w:line="360" w:lineRule="auto"/>
               <w:jc w:val="center"/>
               <w:cnfStyle w:val="100000000000" w:firstRow="1" w:lastRow="0" w:firstColumn="0" w:lastColumn="0" w:oddVBand="0" w:evenVBand="0" w:oddHBand="0" w:evenHBand="0" w:firstRowFirstColumn="0" w:firstRowLastColumn="0" w:lastRowFirstColumn="0" w:lastRowLastColumn="0"/>
               <w:rPr>
@@ -11755,7 +11837,7 @@
           </w:tcPr>
           <w:p>
             <w:pPr>
-              <w:spacing w:beforeLines="40" w:before="96" w:afterLines="40" w:after="96"/>
+              <w:spacing w:beforeLines="80" w:before="192" w:afterLines="40" w:after="96" w:line="360" w:lineRule="auto"/>
               <w:jc w:val="center"/>
               <w:cnfStyle w:val="100000000000" w:firstRow="1" w:lastRow="0" w:firstColumn="0" w:lastColumn="0" w:oddVBand="0" w:evenVBand="0" w:oddHBand="0" w:evenHBand="0" w:firstRowFirstColumn="0" w:firstRowLastColumn="0" w:lastRowFirstColumn="0" w:lastRowLastColumn="0"/>
               <w:rPr>
@@ -11783,7 +11865,7 @@
           </w:tcPr>
           <w:p>
             <w:pPr>
-              <w:spacing w:beforeLines="40" w:before="96" w:afterLines="40" w:after="96"/>
+              <w:spacing w:beforeLines="80" w:before="192" w:afterLines="40" w:after="96" w:line="360" w:lineRule="auto"/>
               <w:jc w:val="center"/>
               <w:cnfStyle w:val="100000000000" w:firstRow="1" w:lastRow="0" w:firstColumn="0" w:lastColumn="0" w:oddVBand="0" w:evenVBand="0" w:oddHBand="0" w:evenHBand="0" w:firstRowFirstColumn="0" w:firstRowLastColumn="0" w:lastRowFirstColumn="0" w:lastRowLastColumn="0"/>
               <w:rPr>
@@ -11811,7 +11893,7 @@
           </w:tcPr>
           <w:p>
             <w:pPr>
-              <w:spacing w:beforeLines="40" w:before="96" w:afterLines="40" w:after="96"/>
+              <w:spacing w:beforeLines="80" w:before="192" w:afterLines="40" w:after="96" w:line="360" w:lineRule="auto"/>
               <w:jc w:val="center"/>
               <w:cnfStyle w:val="100000000000" w:firstRow="1" w:lastRow="0" w:firstColumn="0" w:lastColumn="0" w:oddVBand="0" w:evenVBand="0" w:oddHBand="0" w:evenHBand="0" w:firstRowFirstColumn="0" w:firstRowLastColumn="0" w:lastRowFirstColumn="0" w:lastRowLastColumn="0"/>
               <w:rPr>
@@ -11839,7 +11921,7 @@
           </w:tcPr>
           <w:p>
             <w:pPr>
-              <w:spacing w:beforeLines="40" w:before="96" w:afterLines="40" w:after="96"/>
+              <w:spacing w:beforeLines="80" w:before="192" w:afterLines="40" w:after="96" w:line="360" w:lineRule="auto"/>
               <w:jc w:val="center"/>
               <w:cnfStyle w:val="100000000000" w:firstRow="1" w:lastRow="0" w:firstColumn="0" w:lastColumn="0" w:oddVBand="0" w:evenVBand="0" w:oddHBand="0" w:evenHBand="0" w:firstRowFirstColumn="0" w:firstRowLastColumn="0" w:lastRowFirstColumn="0" w:lastRowLastColumn="0"/>
               <w:rPr>
@@ -11867,7 +11949,7 @@
           </w:tcPr>
           <w:p>
             <w:pPr>
-              <w:spacing w:beforeLines="40" w:before="96" w:afterLines="40" w:after="96"/>
+              <w:spacing w:beforeLines="80" w:before="192" w:afterLines="40" w:after="96" w:line="360" w:lineRule="auto"/>
               <w:jc w:val="center"/>
               <w:cnfStyle w:val="100000000000" w:firstRow="1" w:lastRow="0" w:firstColumn="0" w:lastColumn="0" w:oddVBand="0" w:evenVBand="0" w:oddHBand="0" w:evenHBand="0" w:firstRowFirstColumn="0" w:firstRowLastColumn="0" w:lastRowFirstColumn="0" w:lastRowLastColumn="0"/>
               <w:rPr>
@@ -11906,12 +11988,12 @@
         <w:tc>
           <w:tcPr>
             <w:cnfStyle w:val="001000000000" w:firstRow="0" w:lastRow="0" w:firstColumn="1" w:lastColumn="0" w:oddVBand="0" w:evenVBand="0" w:oddHBand="0" w:evenHBand="0" w:firstRowFirstColumn="0" w:firstRowLastColumn="0" w:lastRowFirstColumn="0" w:lastRowLastColumn="0"/>
-            <w:tcW w:w="1696" w:type="dxa"/>
+            <w:tcW w:w="1559" w:type="dxa"/>
             <w:vAlign w:val="center"/>
           </w:tcPr>
           <w:p>
             <w:pPr>
-              <w:spacing w:beforeLines="40" w:before="96" w:afterLines="40" w:after="96"/>
+              <w:spacing w:beforeLines="80" w:before="192" w:afterLines="40" w:after="96"/>
               <w:rPr>
                 <w:rFonts w:asciiTheme="majorHAnsi" w:hAnsiTheme="majorHAnsi" w:cstheme="majorHAnsi"/>
                 <w:b w:val="0"/>
@@ -11939,7 +12021,7 @@
           </w:tcPr>
           <w:p>
             <w:pPr>
-              <w:spacing w:beforeLines="40" w:before="96" w:afterLines="40" w:after="96"/>
+              <w:spacing w:beforeLines="80" w:before="192" w:afterLines="40" w:after="96"/>
               <w:jc w:val="center"/>
               <w:cnfStyle w:val="000000100000" w:firstRow="0" w:lastRow="0" w:firstColumn="0" w:lastColumn="0" w:oddVBand="0" w:evenVBand="0" w:oddHBand="1" w:evenHBand="0" w:firstRowFirstColumn="0" w:firstRowLastColumn="0" w:lastRowFirstColumn="0" w:lastRowLastColumn="0"/>
               <w:rPr>
@@ -11967,7 +12049,7 @@
           </w:tcPr>
           <w:p>
             <w:pPr>
-              <w:spacing w:beforeLines="40" w:before="96" w:afterLines="40" w:after="96"/>
+              <w:spacing w:beforeLines="80" w:before="192" w:afterLines="40" w:after="96"/>
               <w:jc w:val="center"/>
               <w:cnfStyle w:val="000000100000" w:firstRow="0" w:lastRow="0" w:firstColumn="0" w:lastColumn="0" w:oddVBand="0" w:evenVBand="0" w:oddHBand="1" w:evenHBand="0" w:firstRowFirstColumn="0" w:firstRowLastColumn="0" w:lastRowFirstColumn="0" w:lastRowLastColumn="0"/>
               <w:rPr>
@@ -11995,7 +12077,7 @@
           </w:tcPr>
           <w:p>
             <w:pPr>
-              <w:spacing w:beforeLines="40" w:before="96" w:afterLines="40" w:after="96"/>
+              <w:spacing w:beforeLines="80" w:before="192" w:afterLines="40" w:after="96"/>
               <w:jc w:val="center"/>
               <w:cnfStyle w:val="000000100000" w:firstRow="0" w:lastRow="0" w:firstColumn="0" w:lastColumn="0" w:oddVBand="0" w:evenVBand="0" w:oddHBand="1" w:evenHBand="0" w:firstRowFirstColumn="0" w:firstRowLastColumn="0" w:lastRowFirstColumn="0" w:lastRowLastColumn="0"/>
               <w:rPr>
@@ -12023,7 +12105,7 @@
           </w:tcPr>
           <w:p>
             <w:pPr>
-              <w:spacing w:beforeLines="40" w:before="96" w:afterLines="40" w:after="96"/>
+              <w:spacing w:beforeLines="80" w:before="192" w:afterLines="40" w:after="96"/>
               <w:jc w:val="center"/>
               <w:cnfStyle w:val="000000100000" w:firstRow="0" w:lastRow="0" w:firstColumn="0" w:lastColumn="0" w:oddVBand="0" w:evenVBand="0" w:oddHBand="1" w:evenHBand="0" w:firstRowFirstColumn="0" w:firstRowLastColumn="0" w:lastRowFirstColumn="0" w:lastRowLastColumn="0"/>
               <w:rPr>
@@ -12051,7 +12133,7 @@
           </w:tcPr>
           <w:p>
             <w:pPr>
-              <w:spacing w:beforeLines="40" w:before="96" w:afterLines="40" w:after="96"/>
+              <w:spacing w:beforeLines="80" w:before="192" w:afterLines="40" w:after="96"/>
               <w:jc w:val="center"/>
               <w:cnfStyle w:val="000000100000" w:firstRow="0" w:lastRow="0" w:firstColumn="0" w:lastColumn="0" w:oddVBand="0" w:evenVBand="0" w:oddHBand="1" w:evenHBand="0" w:firstRowFirstColumn="0" w:firstRowLastColumn="0" w:lastRowFirstColumn="0" w:lastRowLastColumn="0"/>
               <w:rPr>
@@ -12079,7 +12161,7 @@
           </w:tcPr>
           <w:p>
             <w:pPr>
-              <w:spacing w:beforeLines="40" w:before="96" w:afterLines="40" w:after="96"/>
+              <w:spacing w:beforeLines="80" w:before="192" w:afterLines="40" w:after="96"/>
               <w:jc w:val="center"/>
               <w:cnfStyle w:val="000000100000" w:firstRow="0" w:lastRow="0" w:firstColumn="0" w:lastColumn="0" w:oddVBand="0" w:evenVBand="0" w:oddHBand="1" w:evenHBand="0" w:firstRowFirstColumn="0" w:firstRowLastColumn="0" w:lastRowFirstColumn="0" w:lastRowLastColumn="0"/>
               <w:rPr>
@@ -12109,12 +12191,12 @@
         <w:tc>
           <w:tcPr>
             <w:cnfStyle w:val="001000000000" w:firstRow="0" w:lastRow="0" w:firstColumn="1" w:lastColumn="0" w:oddVBand="0" w:evenVBand="0" w:oddHBand="0" w:evenHBand="0" w:firstRowFirstColumn="0" w:firstRowLastColumn="0" w:lastRowFirstColumn="0" w:lastRowLastColumn="0"/>
-            <w:tcW w:w="1696" w:type="dxa"/>
+            <w:tcW w:w="1559" w:type="dxa"/>
             <w:vAlign w:val="center"/>
           </w:tcPr>
           <w:p>
             <w:pPr>
-              <w:spacing w:beforeLines="40" w:before="96" w:afterLines="40" w:after="96"/>
+              <w:spacing w:beforeLines="80" w:before="192" w:afterLines="40" w:after="96"/>
               <w:rPr>
                 <w:rFonts w:asciiTheme="majorHAnsi" w:hAnsiTheme="majorHAnsi" w:cstheme="majorHAnsi"/>
                 <w:b w:val="0"/>
@@ -12142,7 +12224,7 @@
           </w:tcPr>
           <w:p>
             <w:pPr>
-              <w:spacing w:beforeLines="40" w:before="96" w:afterLines="40" w:after="96"/>
+              <w:spacing w:beforeLines="80" w:before="192" w:afterLines="40" w:after="96"/>
               <w:jc w:val="center"/>
               <w:cnfStyle w:val="000000000000" w:firstRow="0" w:lastRow="0" w:firstColumn="0" w:lastColumn="0" w:oddVBand="0" w:evenVBand="0" w:oddHBand="0" w:evenHBand="0" w:firstRowFirstColumn="0" w:firstRowLastColumn="0" w:lastRowFirstColumn="0" w:lastRowLastColumn="0"/>
               <w:rPr>
@@ -12170,7 +12252,7 @@
           </w:tcPr>
           <w:p>
             <w:pPr>
-              <w:spacing w:beforeLines="40" w:before="96" w:afterLines="40" w:after="96"/>
+              <w:spacing w:beforeLines="80" w:before="192" w:afterLines="40" w:after="96"/>
               <w:jc w:val="center"/>
               <w:cnfStyle w:val="000000000000" w:firstRow="0" w:lastRow="0" w:firstColumn="0" w:lastColumn="0" w:oddVBand="0" w:evenVBand="0" w:oddHBand="0" w:evenHBand="0" w:firstRowFirstColumn="0" w:firstRowLastColumn="0" w:lastRowFirstColumn="0" w:lastRowLastColumn="0"/>
               <w:rPr>
@@ -12278,7 +12360,7 @@
           </w:tcPr>
           <w:p>
             <w:pPr>
-              <w:spacing w:beforeLines="40" w:before="96" w:afterLines="40" w:after="96"/>
+              <w:spacing w:beforeLines="80" w:before="192" w:afterLines="40" w:after="96"/>
               <w:jc w:val="center"/>
               <w:cnfStyle w:val="000000000000" w:firstRow="0" w:lastRow="0" w:firstColumn="0" w:lastColumn="0" w:oddVBand="0" w:evenVBand="0" w:oddHBand="0" w:evenHBand="0" w:firstRowFirstColumn="0" w:firstRowLastColumn="0" w:lastRowFirstColumn="0" w:lastRowLastColumn="0"/>
               <w:rPr>
@@ -12387,7 +12469,7 @@
           </w:tcPr>
           <w:p>
             <w:pPr>
-              <w:spacing w:beforeLines="40" w:before="96" w:afterLines="40" w:after="96"/>
+              <w:spacing w:beforeLines="80" w:before="192" w:afterLines="40" w:after="96"/>
               <w:jc w:val="center"/>
               <w:cnfStyle w:val="000000000000" w:firstRow="0" w:lastRow="0" w:firstColumn="0" w:lastColumn="0" w:oddVBand="0" w:evenVBand="0" w:oddHBand="0" w:evenHBand="0" w:firstRowFirstColumn="0" w:firstRowLastColumn="0" w:lastRowFirstColumn="0" w:lastRowLastColumn="0"/>
               <w:rPr>
@@ -12496,7 +12578,7 @@
           </w:tcPr>
           <w:p>
             <w:pPr>
-              <w:spacing w:beforeLines="40" w:before="96" w:afterLines="40" w:after="96"/>
+              <w:spacing w:beforeLines="80" w:before="192" w:afterLines="40" w:after="96"/>
               <w:jc w:val="center"/>
               <w:cnfStyle w:val="000000000000" w:firstRow="0" w:lastRow="0" w:firstColumn="0" w:lastColumn="0" w:oddVBand="0" w:evenVBand="0" w:oddHBand="0" w:evenHBand="0" w:firstRowFirstColumn="0" w:firstRowLastColumn="0" w:lastRowFirstColumn="0" w:lastRowLastColumn="0"/>
               <w:rPr>
@@ -12605,7 +12687,7 @@
           </w:tcPr>
           <w:p>
             <w:pPr>
-              <w:spacing w:beforeLines="40" w:before="96" w:afterLines="40" w:after="96"/>
+              <w:spacing w:beforeLines="80" w:before="192" w:afterLines="40" w:after="96"/>
               <w:jc w:val="center"/>
               <w:cnfStyle w:val="000000000000" w:firstRow="0" w:lastRow="0" w:firstColumn="0" w:lastColumn="0" w:oddVBand="0" w:evenVBand="0" w:oddHBand="0" w:evenHBand="0" w:firstRowFirstColumn="0" w:firstRowLastColumn="0" w:lastRowFirstColumn="0" w:lastRowLastColumn="0"/>
               <w:rPr>
@@ -12711,7 +12793,7 @@
     </w:tbl>
     <w:p>
       <w:pPr>
-        <w:spacing w:line="360" w:lineRule="auto"/>
+        <w:spacing w:beforeLines="80" w:before="192" w:line="360" w:lineRule="auto"/>
         <w:jc w:val="both"/>
         <w:rPr>
           <w:rFonts w:asciiTheme="majorHAnsi" w:hAnsiTheme="majorHAnsi" w:cstheme="majorHAnsi"/>
@@ -12745,7 +12827,7 @@
     </w:p>
     <w:p>
       <w:pPr>
-        <w:spacing w:line="360" w:lineRule="auto"/>
+        <w:spacing w:beforeLines="80" w:before="192" w:line="360" w:lineRule="auto"/>
         <w:jc w:val="both"/>
         <w:rPr>
           <w:rFonts w:asciiTheme="majorHAnsi" w:hAnsiTheme="majorHAnsi" w:cstheme="majorHAnsi"/>
@@ -12757,114 +12839,23 @@
       <w:r>
         <w:rPr>
           <w:rFonts w:asciiTheme="majorHAnsi" w:hAnsiTheme="majorHAnsi" w:cstheme="majorHAnsi"/>
-          <w:b/>
-          <w:bCs/>
-          <w:color w:val="000000" w:themeColor="text1"/>
-          <w:sz w:val="22"/>
-          <w:szCs w:val="22"/>
-        </w:rPr>
-        <w:t>Heuristic filter OFF (</w:t>
-      </w:r>
-      <w:r>
-        <w:rPr>
-          <w:rFonts w:asciiTheme="majorHAnsi" w:hAnsiTheme="majorHAnsi" w:cstheme="majorHAnsi"/>
-          <w:color w:val="000000" w:themeColor="text1"/>
-          <w:sz w:val="22"/>
-          <w:szCs w:val="22"/>
-        </w:rPr>
-        <w:t>threshold=</w:t>
-      </w:r>
-      <w:r>
-        <w:rPr>
-          <w:rFonts w:asciiTheme="majorHAnsi" w:hAnsiTheme="majorHAnsi" w:cstheme="majorHAnsi"/>
-          <w:b/>
-          <w:bCs/>
-          <w:color w:val="000000" w:themeColor="text1"/>
-          <w:sz w:val="22"/>
-          <w:szCs w:val="22"/>
-        </w:rPr>
-        <w:t>0)</w:t>
-      </w:r>
-      <w:r>
-        <w:rPr>
-          <w:rFonts w:asciiTheme="majorHAnsi" w:hAnsiTheme="majorHAnsi" w:cstheme="majorHAnsi"/>
-          <w:color w:val="000000" w:themeColor="text1"/>
-          <w:sz w:val="22"/>
-          <w:szCs w:val="22"/>
-        </w:rPr>
-        <w:t xml:space="preserve"> –– The heuristic drop ratio is zero (no filtering), this resulted in a high workload, every frame is processed, either by the edge or the cloud.</w:t>
-      </w:r>
-    </w:p>
-    <w:p>
-      <w:pPr>
-        <w:spacing w:line="360" w:lineRule="auto"/>
-        <w:jc w:val="both"/>
-        <w:rPr>
-          <w:rFonts w:asciiTheme="majorHAnsi" w:hAnsiTheme="majorHAnsi" w:cstheme="majorHAnsi"/>
-          <w:color w:val="000000" w:themeColor="text1"/>
-          <w:sz w:val="22"/>
-          <w:szCs w:val="22"/>
-        </w:rPr>
-      </w:pPr>
-      <w:r>
-        <w:rPr>
-          <w:rFonts w:asciiTheme="majorHAnsi" w:hAnsiTheme="majorHAnsi" w:cstheme="majorHAnsi"/>
-          <w:b/>
-          <w:bCs/>
-          <w:color w:val="000000" w:themeColor="text1"/>
-          <w:sz w:val="22"/>
-          <w:szCs w:val="22"/>
-        </w:rPr>
-        <w:t>Heuristic Filter ON (</w:t>
-      </w:r>
-      <w:r>
-        <w:rPr>
-          <w:rFonts w:asciiTheme="majorHAnsi" w:hAnsiTheme="majorHAnsi" w:cstheme="majorHAnsi"/>
-          <w:color w:val="000000" w:themeColor="text1"/>
-          <w:sz w:val="22"/>
-          <w:szCs w:val="22"/>
-        </w:rPr>
-        <w:t>threshold=5.0</w:t>
-      </w:r>
-      <w:r>
-        <w:rPr>
-          <w:rFonts w:asciiTheme="majorHAnsi" w:hAnsiTheme="majorHAnsi" w:cstheme="majorHAnsi"/>
-          <w:b/>
-          <w:bCs/>
-          <w:color w:val="000000" w:themeColor="text1"/>
-          <w:sz w:val="22"/>
-          <w:szCs w:val="22"/>
-        </w:rPr>
-        <w:t>)</w:t>
-      </w:r>
-      <w:r>
-        <w:rPr>
-          <w:rFonts w:asciiTheme="majorHAnsi" w:hAnsiTheme="majorHAnsi" w:cstheme="majorHAnsi"/>
-          <w:color w:val="000000" w:themeColor="text1"/>
-          <w:sz w:val="22"/>
-          <w:szCs w:val="22"/>
-        </w:rPr>
-        <w:t xml:space="preserve"> –– For greyscale frames pixel intensity range is [0–255], the default threshold (5/255 of the range) corresponds to a tiny pixel-intensity change, i.e., dropped frames are visually and statistically near-identical to their predecessors. With the filter ON, Heuristic drop ratio=55%, this corresponds to an early reduction in </w:t>
-      </w:r>
-      <w:r>
-        <w:rPr>
-          <w:rFonts w:asciiTheme="majorHAnsi" w:hAnsiTheme="majorHAnsi" w:cstheme="majorHAnsi"/>
           <w:noProof/>
           <w:color w:val="000000" w:themeColor="text1"/>
           <w:sz w:val="22"/>
           <w:szCs w:val="22"/>
         </w:rPr>
+        <w:lastRenderedPageBreak/>
         <w:drawing>
-          <wp:anchor distT="0" distB="0" distL="114300" distR="114300" simplePos="0" relativeHeight="251716608" behindDoc="0" locked="0" layoutInCell="1" allowOverlap="1" wp14:anchorId="321A9C7A" wp14:editId="780FDC32">
+          <wp:anchor distT="0" distB="0" distL="114300" distR="114300" simplePos="0" relativeHeight="251716608" behindDoc="0" locked="0" layoutInCell="1" allowOverlap="1" wp14:anchorId="321A9C7A" wp14:editId="3D0FB46E">
             <wp:simplePos x="0" y="0"/>
             <wp:positionH relativeFrom="margin">
-              <wp:align>right</wp:align>
+              <wp:posOffset>3478530</wp:posOffset>
             </wp:positionH>
             <wp:positionV relativeFrom="paragraph">
-              <wp:posOffset>0</wp:posOffset>
+              <wp:posOffset>365760</wp:posOffset>
             </wp:positionV>
-            <wp:extent cx="2677795" cy="2604770"/>
-            <wp:effectExtent l="0" t="0" r="8255" b="5080"/>
+            <wp:extent cx="3193415" cy="3371215"/>
+            <wp:effectExtent l="0" t="0" r="6985" b="635"/>
             <wp:wrapSquare wrapText="bothSides"/>
             <wp:docPr id="1658847511" name="Chart 6"/>
             <wp:cNvGraphicFramePr/>
@@ -12885,34 +12876,117 @@
       <w:r>
         <w:rPr>
           <w:rFonts w:asciiTheme="majorHAnsi" w:hAnsiTheme="majorHAnsi" w:cstheme="majorHAnsi"/>
-          <w:color w:val="000000" w:themeColor="text1"/>
-          <w:sz w:val="22"/>
-          <w:szCs w:val="22"/>
-        </w:rPr>
-        <w:t xml:space="preserve">overall workload/frame for the entire pipeline by 55%, without losing vital information. This created cascading gains: ~40% less edge workload, ~70% of bandwidth savings, and ~71% less cloud workload. See Figure </w:t>
-      </w:r>
-      <w:r>
-        <w:rPr>
-          <w:rFonts w:asciiTheme="majorHAnsi" w:hAnsiTheme="majorHAnsi" w:cstheme="majorHAnsi"/>
-          <w:color w:val="000000" w:themeColor="text1"/>
-          <w:sz w:val="22"/>
-          <w:szCs w:val="22"/>
-        </w:rPr>
-        <w:t>5</w:t>
-      </w:r>
-      <w:r>
-        <w:rPr>
-          <w:rFonts w:asciiTheme="majorHAnsi" w:hAnsiTheme="majorHAnsi" w:cstheme="majorHAnsi"/>
-          <w:color w:val="000000" w:themeColor="text1"/>
-          <w:sz w:val="22"/>
-          <w:szCs w:val="22"/>
-        </w:rPr>
-        <w:t>.</w:t>
+          <w:b/>
+          <w:bCs/>
+          <w:color w:val="000000" w:themeColor="text1"/>
+          <w:sz w:val="22"/>
+          <w:szCs w:val="22"/>
+        </w:rPr>
+        <w:t>Heuristic filter OFF (</w:t>
+      </w:r>
+      <w:r>
+        <w:rPr>
+          <w:rFonts w:asciiTheme="majorHAnsi" w:hAnsiTheme="majorHAnsi" w:cstheme="majorHAnsi"/>
+          <w:color w:val="000000" w:themeColor="text1"/>
+          <w:sz w:val="22"/>
+          <w:szCs w:val="22"/>
+        </w:rPr>
+        <w:t>threshold=</w:t>
+      </w:r>
+      <w:r>
+        <w:rPr>
+          <w:rFonts w:asciiTheme="majorHAnsi" w:hAnsiTheme="majorHAnsi" w:cstheme="majorHAnsi"/>
+          <w:b/>
+          <w:bCs/>
+          <w:color w:val="000000" w:themeColor="text1"/>
+          <w:sz w:val="22"/>
+          <w:szCs w:val="22"/>
+        </w:rPr>
+        <w:t>0)</w:t>
+      </w:r>
+      <w:r>
+        <w:rPr>
+          <w:rFonts w:asciiTheme="majorHAnsi" w:hAnsiTheme="majorHAnsi" w:cstheme="majorHAnsi"/>
+          <w:color w:val="000000" w:themeColor="text1"/>
+          <w:sz w:val="22"/>
+          <w:szCs w:val="22"/>
+        </w:rPr>
+        <w:t xml:space="preserve"> –– The heuristic drop ratio is zero (no filtering), this resulted in a high workload, every frame is processed, either by the edge or the cloud.</w:t>
       </w:r>
     </w:p>
     <w:p>
       <w:pPr>
-        <w:spacing w:beforeLines="40" w:before="96" w:afterLines="40" w:after="96" w:line="360" w:lineRule="auto"/>
+        <w:spacing w:beforeLines="80" w:before="192" w:line="360" w:lineRule="auto"/>
+        <w:jc w:val="both"/>
+        <w:rPr>
+          <w:rFonts w:asciiTheme="majorHAnsi" w:hAnsiTheme="majorHAnsi" w:cstheme="majorHAnsi"/>
+          <w:color w:val="000000" w:themeColor="text1"/>
+          <w:sz w:val="22"/>
+          <w:szCs w:val="22"/>
+        </w:rPr>
+      </w:pPr>
+      <w:r>
+        <w:rPr>
+          <w:rFonts w:asciiTheme="majorHAnsi" w:hAnsiTheme="majorHAnsi" w:cstheme="majorHAnsi"/>
+          <w:b/>
+          <w:bCs/>
+          <w:color w:val="000000" w:themeColor="text1"/>
+          <w:sz w:val="22"/>
+          <w:szCs w:val="22"/>
+        </w:rPr>
+        <w:t>Heuristic Filter ON (</w:t>
+      </w:r>
+      <w:r>
+        <w:rPr>
+          <w:rFonts w:asciiTheme="majorHAnsi" w:hAnsiTheme="majorHAnsi" w:cstheme="majorHAnsi"/>
+          <w:color w:val="000000" w:themeColor="text1"/>
+          <w:sz w:val="22"/>
+          <w:szCs w:val="22"/>
+        </w:rPr>
+        <w:t>threshold=5.0</w:t>
+      </w:r>
+      <w:r>
+        <w:rPr>
+          <w:rFonts w:asciiTheme="majorHAnsi" w:hAnsiTheme="majorHAnsi" w:cstheme="majorHAnsi"/>
+          <w:b/>
+          <w:bCs/>
+          <w:color w:val="000000" w:themeColor="text1"/>
+          <w:sz w:val="22"/>
+          <w:szCs w:val="22"/>
+        </w:rPr>
+        <w:t>)</w:t>
+      </w:r>
+      <w:r>
+        <w:rPr>
+          <w:rFonts w:asciiTheme="majorHAnsi" w:hAnsiTheme="majorHAnsi" w:cstheme="majorHAnsi"/>
+          <w:color w:val="000000" w:themeColor="text1"/>
+          <w:sz w:val="22"/>
+          <w:szCs w:val="22"/>
+        </w:rPr>
+        <w:t xml:space="preserve"> –– For greyscale frames pixel intensity range is [0–255], the default threshold (5/255 of the range) corresponds to a tiny pixel-intensity change, i.e., dropped frames are visually and statistically near-identical to their predecessors. With the filter ON, Heuristic drop ratio=55%, this corresponds to an early reduction in overall workload/frame for the entire pipeline by 55%, without losing vital information. This created cascading gains: ~40% less edge workload, ~70% of bandwidth savings, and ~71% less cloud workload. See Figure </w:t>
+      </w:r>
+      <w:r>
+        <w:rPr>
+          <w:rFonts w:asciiTheme="majorHAnsi" w:hAnsiTheme="majorHAnsi" w:cstheme="majorHAnsi"/>
+          <w:color w:val="000000" w:themeColor="text1"/>
+          <w:sz w:val="22"/>
+          <w:szCs w:val="22"/>
+        </w:rPr>
+        <w:t>5</w:t>
+      </w:r>
+      <w:r>
+        <w:rPr>
+          <w:rFonts w:asciiTheme="majorHAnsi" w:hAnsiTheme="majorHAnsi" w:cstheme="majorHAnsi"/>
+          <w:color w:val="000000" w:themeColor="text1"/>
+          <w:sz w:val="22"/>
+          <w:szCs w:val="22"/>
+        </w:rPr>
+        <w:t>.</w:t>
+      </w:r>
+    </w:p>
+    <w:p>
+      <w:pPr>
+        <w:spacing w:beforeLines="80" w:before="192" w:afterLines="40" w:after="96" w:line="360" w:lineRule="auto"/>
         <w:jc w:val="both"/>
         <w:rPr>
           <w:rFonts w:asciiTheme="majorHAnsi" w:hAnsiTheme="majorHAnsi" w:cstheme="majorHAnsi"/>
@@ -12931,16 +13005,16 @@
         <mc:AlternateContent>
           <mc:Choice Requires="wps">
             <w:drawing>
-              <wp:anchor distT="0" distB="0" distL="114300" distR="114300" simplePos="0" relativeHeight="251717632" behindDoc="0" locked="0" layoutInCell="1" allowOverlap="1" wp14:anchorId="701ADF21" wp14:editId="64C9E032">
+              <wp:anchor distT="0" distB="0" distL="114300" distR="114300" simplePos="0" relativeHeight="251717632" behindDoc="0" locked="0" layoutInCell="1" allowOverlap="1" wp14:anchorId="701ADF21" wp14:editId="3CB1F110">
                 <wp:simplePos x="0" y="0"/>
                 <wp:positionH relativeFrom="margin">
-                  <wp:align>right</wp:align>
+                  <wp:posOffset>3756660</wp:posOffset>
                 </wp:positionH>
                 <wp:positionV relativeFrom="paragraph">
-                  <wp:posOffset>339725</wp:posOffset>
+                  <wp:posOffset>511810</wp:posOffset>
                 </wp:positionV>
-                <wp:extent cx="2412365" cy="317500"/>
-                <wp:effectExtent l="0" t="0" r="6985" b="6350"/>
+                <wp:extent cx="2840990" cy="588010"/>
+                <wp:effectExtent l="0" t="0" r="0" b="2540"/>
                 <wp:wrapSquare wrapText="bothSides"/>
                 <wp:docPr id="197835924" name="Text Box 1"/>
                 <wp:cNvGraphicFramePr/>
@@ -12951,7 +13025,7 @@
                       <wps:spPr>
                         <a:xfrm>
                           <a:off x="0" y="0"/>
-                          <a:ext cx="2412365" cy="317500"/>
+                          <a:ext cx="2840990" cy="588010"/>
                         </a:xfrm>
                         <a:prstGeom prst="rect">
                           <a:avLst/>
@@ -13027,7 +13101,7 @@
           </mc:Choice>
           <mc:Fallback>
             <w:pict>
-              <v:shape w14:anchorId="701ADF21" id="_x0000_s1030" type="#_x0000_t202" style="position:absolute;left:0;text-align:left;margin-left:138.75pt;margin-top:26.75pt;width:189.95pt;height:25pt;z-index:251717632;visibility:visible;mso-wrap-style:square;mso-width-percent:0;mso-height-percent:0;mso-wrap-distance-left:9pt;mso-wrap-distance-top:0;mso-wrap-distance-right:9pt;mso-wrap-distance-bottom:0;mso-position-horizontal:right;mso-position-horizontal-relative:margin;mso-position-vertical:absolute;mso-position-vertical-relative:text;mso-width-percent:0;mso-height-percent:0;mso-width-relative:margin;mso-height-relative:margin;v-text-anchor:top" o:gfxdata="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" stroked="f">
+              <v:shape w14:anchorId="701ADF21" id="_x0000_s1030" type="#_x0000_t202" style="position:absolute;left:0;text-align:left;margin-left:295.8pt;margin-top:40.3pt;width:223.7pt;height:46.3pt;z-index:251717632;visibility:visible;mso-wrap-style:square;mso-width-percent:0;mso-height-percent:0;mso-wrap-distance-left:9pt;mso-wrap-distance-top:0;mso-wrap-distance-right:9pt;mso-wrap-distance-bottom:0;mso-position-horizontal:absolute;mso-position-horizontal-relative:margin;mso-position-vertical:absolute;mso-position-vertical-relative:text;mso-width-percent:0;mso-height-percent:0;mso-width-relative:margin;mso-height-relative:margin;v-text-anchor:top" o:gfxdata="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" stroked="f">
                 <v:textbox inset="0,0,0,0">
                   <w:txbxContent>
                     <w:p>
@@ -13085,17 +13159,7 @@
           <w:sz w:val="22"/>
           <w:szCs w:val="22"/>
         </w:rPr>
-        <w:t xml:space="preserve">Overall, edge intelligence (filter and detection) empirically improves pipeline’s efficiency. The heuristic motion filter eliminated redundant </w:t>
-      </w:r>
-      <w:r>
-        <w:rPr>
-          <w:rFonts w:asciiTheme="majorHAnsi" w:hAnsiTheme="majorHAnsi" w:cstheme="majorHAnsi"/>
-          <w:color w:val="000000" w:themeColor="text1"/>
-          <w:sz w:val="22"/>
-          <w:szCs w:val="22"/>
-        </w:rPr>
-        <w:lastRenderedPageBreak/>
-        <w:t>workload early reducing cost (compute and bandwidth). The lightweight edge detection reduces latency while maintaining reasonable detection quality (count and accuracy).</w:t>
+        <w:t>Overall, edge intelligence (filter and detection) empirically improves pipeline’s efficiency. The heuristic motion filter eliminated redundant workload early reducing cost (compute and bandwidth). The lightweight edge detection reduces latency while maintaining reasonable detection quality (count and accuracy).</w:t>
       </w:r>
     </w:p>
     <w:p>
@@ -13105,7 +13169,7 @@
           <w:ilvl w:val="0"/>
           <w:numId w:val="69"/>
         </w:numPr>
-        <w:spacing w:line="360" w:lineRule="auto"/>
+        <w:spacing w:beforeLines="80" w:before="192" w:line="360" w:lineRule="auto"/>
         <w:jc w:val="both"/>
         <w:rPr>
           <w:rFonts w:asciiTheme="majorHAnsi" w:hAnsiTheme="majorHAnsi" w:cstheme="majorHAnsi"/>
@@ -13162,7 +13226,7 @@
     </w:p>
     <w:p>
       <w:pPr>
-        <w:spacing w:line="360" w:lineRule="auto"/>
+        <w:spacing w:beforeLines="80" w:before="192" w:line="360" w:lineRule="auto"/>
         <w:jc w:val="both"/>
         <w:rPr>
           <w:rFonts w:asciiTheme="majorHAnsi" w:hAnsiTheme="majorHAnsi" w:cstheme="majorHAnsi"/>
@@ -13232,25 +13296,7 @@
           <w:sz w:val="22"/>
           <w:szCs w:val="22"/>
         </w:rPr>
-        <w:t xml:space="preserve">. Real-world production deployment must </w:t>
-      </w:r>
-      <w:r>
-        <w:rPr>
-          <w:rFonts w:asciiTheme="majorHAnsi" w:hAnsiTheme="majorHAnsi" w:cstheme="majorHAnsi"/>
-          <w:color w:val="000000" w:themeColor="text1"/>
-          <w:sz w:val="22"/>
-          <w:szCs w:val="22"/>
-        </w:rPr>
-        <w:t>be optimized for efficient</w:t>
-      </w:r>
-      <w:r>
-        <w:rPr>
-          <w:rFonts w:asciiTheme="majorHAnsi" w:hAnsiTheme="majorHAnsi" w:cstheme="majorHAnsi"/>
-          <w:color w:val="000000" w:themeColor="text1"/>
-          <w:sz w:val="22"/>
-          <w:szCs w:val="22"/>
-        </w:rPr>
-        <w:t xml:space="preserve"> scalability (multiple sensors generating frames simultaneously) and account for network connectivity issues. Therefore, this prototype </w:t>
+        <w:t xml:space="preserve">. Real-world production deployment must be optimized for efficient scalability (multiple sensors generating frames simultaneously) and account for network connectivity issues. Therefore, this prototype </w:t>
       </w:r>
       <w:r>
         <w:rPr>
@@ -13332,7 +13378,7 @@
           <w:ilvl w:val="0"/>
           <w:numId w:val="69"/>
         </w:numPr>
-        <w:spacing w:line="360" w:lineRule="auto"/>
+        <w:spacing w:beforeLines="80" w:before="192" w:line="360" w:lineRule="auto"/>
         <w:jc w:val="both"/>
         <w:rPr>
           <w:rFonts w:asciiTheme="majorHAnsi" w:hAnsiTheme="majorHAnsi" w:cstheme="majorHAnsi"/>
@@ -13376,7 +13422,7 @@
           <w:ilvl w:val="0"/>
           <w:numId w:val="48"/>
         </w:numPr>
-        <w:spacing w:line="360" w:lineRule="auto"/>
+        <w:spacing w:beforeLines="80" w:before="192" w:line="360" w:lineRule="auto"/>
         <w:jc w:val="both"/>
         <w:rPr>
           <w:rFonts w:asciiTheme="majorHAnsi" w:hAnsiTheme="majorHAnsi" w:cstheme="majorHAnsi"/>
@@ -13422,7 +13468,7 @@
           <w:ilvl w:val="0"/>
           <w:numId w:val="48"/>
         </w:numPr>
-        <w:spacing w:line="360" w:lineRule="auto"/>
+        <w:spacing w:beforeLines="80" w:before="192" w:line="360" w:lineRule="auto"/>
         <w:jc w:val="both"/>
         <w:rPr>
           <w:rFonts w:asciiTheme="majorHAnsi" w:hAnsiTheme="majorHAnsi" w:cstheme="majorHAnsi"/>
@@ -13488,7 +13534,7 @@
           <w:ilvl w:val="0"/>
           <w:numId w:val="48"/>
         </w:numPr>
-        <w:spacing w:line="360" w:lineRule="auto"/>
+        <w:spacing w:beforeLines="80" w:before="192" w:line="360" w:lineRule="auto"/>
         <w:jc w:val="both"/>
         <w:rPr>
           <w:rFonts w:asciiTheme="majorHAnsi" w:hAnsiTheme="majorHAnsi" w:cstheme="majorHAnsi"/>
@@ -13504,7 +13550,16 @@
           <w:sz w:val="22"/>
           <w:szCs w:val="22"/>
         </w:rPr>
-        <w:t xml:space="preserve">Ultralytics, n.d. Ultralytics YOLO Documentation. Available </w:t>
+        <w:t>Ultralytics, n.d. Ultralytics YOLO Documentation. Availabl</w:t>
+      </w:r>
+      <w:r>
+        <w:rPr>
+          <w:rFonts w:asciiTheme="majorHAnsi" w:hAnsiTheme="majorHAnsi" w:cstheme="majorHAnsi"/>
+          <w:color w:val="000000" w:themeColor="text1"/>
+          <w:sz w:val="22"/>
+          <w:szCs w:val="22"/>
+        </w:rPr>
+        <w:t xml:space="preserve">e </w:t>
       </w:r>
       <w:hyperlink r:id="rId17" w:history="1">
         <w:r>
@@ -13514,7 +13569,7 @@
             <w:sz w:val="22"/>
             <w:szCs w:val="22"/>
           </w:rPr>
-          <w:t>at</w:t>
+          <w:t>here</w:t>
         </w:r>
       </w:hyperlink>
       <w:r>
@@ -13534,7 +13589,7 @@
           <w:ilvl w:val="0"/>
           <w:numId w:val="48"/>
         </w:numPr>
-        <w:spacing w:line="360" w:lineRule="auto"/>
+        <w:spacing w:beforeLines="80" w:before="192" w:line="360" w:lineRule="auto"/>
         <w:jc w:val="both"/>
         <w:rPr>
           <w:rFonts w:asciiTheme="majorHAnsi" w:hAnsiTheme="majorHAnsi" w:cstheme="majorHAnsi"/>
@@ -13550,17 +13605,20 @@
           <w:sz w:val="22"/>
           <w:szCs w:val="22"/>
         </w:rPr>
-        <w:t xml:space="preserve">Streamlit, n.d. Streamlit documentation. Available </w:t>
+        <w:t>Streamlit, n.d. Streamlit documentation. Available</w:t>
+      </w:r>
+      <w:r>
+        <w:t xml:space="preserve"> </w:t>
       </w:r>
       <w:hyperlink r:id="rId18" w:history="1">
         <w:r>
           <w:rPr>
             <w:rStyle w:val="Hyperlink"/>
-            <w:rFonts w:asciiTheme="majorHAnsi" w:hAnsiTheme="majorHAnsi" w:cstheme="majorHAnsi"/>
+            <w:rFonts w:asciiTheme="majorBidi" w:hAnsiTheme="majorBidi" w:cstheme="majorBidi"/>
             <w:sz w:val="22"/>
             <w:szCs w:val="22"/>
           </w:rPr>
-          <w:t>at</w:t>
+          <w:t>here</w:t>
         </w:r>
       </w:hyperlink>
       <w:r>
@@ -13572,17 +13630,6 @@
         </w:rPr>
         <w:t>.</w:t>
       </w:r>
-    </w:p>
-    <w:p>
-      <w:pPr>
-        <w:spacing w:line="360" w:lineRule="auto"/>
-        <w:rPr>
-          <w:rFonts w:asciiTheme="majorHAnsi" w:hAnsiTheme="majorHAnsi" w:cstheme="majorHAnsi"/>
-          <w:color w:val="8D4121" w:themeColor="accent2" w:themeShade="BF"/>
-          <w:sz w:val="22"/>
-          <w:szCs w:val="22"/>
-        </w:rPr>
-      </w:pPr>
     </w:p>
     <w:sectPr>
       <w:headerReference w:type="even" r:id="rId19"/>
@@ -22243,6 +22290,7 @@
   <w:style w:type="character" w:default="1" w:styleId="DefaultParagraphFont">
     <w:name w:val="Default Paragraph Font"/>
     <w:uiPriority w:val="1"/>
+    <w:semiHidden/>
     <w:unhideWhenUsed/>
   </w:style>
   <w:style w:type="table" w:default="1" w:styleId="TableNormal">
@@ -25260,7 +25308,7 @@
             <a:rPr lang="en-GB" sz="900" b="0">
               <a:latin typeface="+mj-lt"/>
             </a:rPr>
-            <a:t>Edge–cloud offloader/ communicator</a:t>
+            <a:t>Edge–cloud offloader/</a:t>
           </a:r>
           <a:endParaRPr lang="en-GB" sz="900" b="0">
             <a:latin typeface="+mj-lt"/>
@@ -26365,8 +26413,8 @@
         </a:p>
       </dsp:txBody>
       <dsp:txXfrm>
-        <a:off x="61002" y="377346"/>
-        <a:ext cx="631404" cy="716164"/>
+        <a:off x="59467" y="375811"/>
+        <a:ext cx="634474" cy="582074"/>
       </dsp:txXfrm>
     </dsp:sp>
     <dsp:sp modelId="{404E3894-497C-4C04-896B-7D81ADD71AFE}">
@@ -26546,7 +26594,7 @@
       <dsp:spPr>
         <a:xfrm>
           <a:off x="41358" y="357702"/>
-          <a:ext cx="670692" cy="755452"/>
+          <a:ext cx="670692" cy="618292"/>
         </a:xfrm>
         <a:prstGeom prst="roundRect">
           <a:avLst>
@@ -26620,8 +26668,8 @@
         </a:p>
       </dsp:txBody>
       <dsp:txXfrm>
-        <a:off x="61002" y="377346"/>
-        <a:ext cx="631404" cy="716164"/>
+        <a:off x="59467" y="375811"/>
+        <a:ext cx="634474" cy="582074"/>
       </dsp:txXfrm>
     </dsp:sp>
     <dsp:sp modelId="{21D93872-BB20-4BAF-B909-AA7739F9D6AC}">
@@ -26830,8 +26878,8 @@
         </a:p>
       </dsp:txBody>
       <dsp:txXfrm>
-        <a:off x="806216" y="377346"/>
-        <a:ext cx="631404" cy="716164"/>
+        <a:off x="804681" y="375811"/>
+        <a:ext cx="634474" cy="582074"/>
       </dsp:txXfrm>
     </dsp:sp>
     <dsp:sp modelId="{DEB4374C-0422-465E-BED1-41E4E664795C}">
@@ -27011,7 +27059,7 @@
       <dsp:spPr>
         <a:xfrm>
           <a:off x="786572" y="357702"/>
-          <a:ext cx="670692" cy="755452"/>
+          <a:ext cx="670692" cy="618292"/>
         </a:xfrm>
         <a:prstGeom prst="roundRect">
           <a:avLst>
@@ -27085,8 +27133,8 @@
         </a:p>
       </dsp:txBody>
       <dsp:txXfrm>
-        <a:off x="806216" y="377346"/>
-        <a:ext cx="631404" cy="716164"/>
+        <a:off x="804681" y="375811"/>
+        <a:ext cx="634474" cy="582074"/>
       </dsp:txXfrm>
     </dsp:sp>
     <dsp:sp modelId="{D99DEC4E-8080-4DAF-BDDC-6ED4596B1D7B}">
@@ -27295,8 +27343,8 @@
         </a:p>
       </dsp:txBody>
       <dsp:txXfrm>
-        <a:off x="1551431" y="377346"/>
-        <a:ext cx="631404" cy="716164"/>
+        <a:off x="1549896" y="375811"/>
+        <a:ext cx="634474" cy="582074"/>
       </dsp:txXfrm>
     </dsp:sp>
     <dsp:sp modelId="{1AF33C42-C2F5-47AD-A926-D13407DBE8B6}">
@@ -27476,7 +27524,7 @@
       <dsp:spPr>
         <a:xfrm>
           <a:off x="1531787" y="357702"/>
-          <a:ext cx="670692" cy="755452"/>
+          <a:ext cx="670692" cy="618292"/>
         </a:xfrm>
         <a:prstGeom prst="roundRect">
           <a:avLst>
@@ -27550,8 +27598,8 @@
         </a:p>
       </dsp:txBody>
       <dsp:txXfrm>
-        <a:off x="1551431" y="377346"/>
-        <a:ext cx="631404" cy="716164"/>
+        <a:off x="1549896" y="375811"/>
+        <a:ext cx="634474" cy="582074"/>
       </dsp:txXfrm>
     </dsp:sp>
     <dsp:sp modelId="{6D7CF6AC-B425-43C1-8019-A3917379D41D}">
@@ -27760,8 +27808,8 @@
         </a:p>
       </dsp:txBody>
       <dsp:txXfrm>
-        <a:off x="2296645" y="377346"/>
-        <a:ext cx="631404" cy="716164"/>
+        <a:off x="2295110" y="375811"/>
+        <a:ext cx="634474" cy="582074"/>
       </dsp:txXfrm>
     </dsp:sp>
     <dsp:sp modelId="{21FAA80D-9E5B-4BD3-BBFD-36C50A448024}">
@@ -27941,7 +27989,7 @@
       <dsp:spPr>
         <a:xfrm>
           <a:off x="2277001" y="357702"/>
-          <a:ext cx="670692" cy="755452"/>
+          <a:ext cx="670692" cy="618292"/>
         </a:xfrm>
         <a:prstGeom prst="roundRect">
           <a:avLst>
@@ -28015,8 +28063,8 @@
         </a:p>
       </dsp:txBody>
       <dsp:txXfrm>
-        <a:off x="2296645" y="377346"/>
-        <a:ext cx="631404" cy="716164"/>
+        <a:off x="2295110" y="375811"/>
+        <a:ext cx="634474" cy="582074"/>
       </dsp:txXfrm>
     </dsp:sp>
     <dsp:sp modelId="{954548E4-C613-4358-ABA5-7AA9E99C43F0}">
@@ -28216,7 +28264,7 @@
             <a:rPr lang="en-GB" sz="900" b="0" kern="1200">
               <a:latin typeface="+mj-lt"/>
             </a:rPr>
-            <a:t>Edge–cloud offloader/ communicator</a:t>
+            <a:t>Edge–cloud offloader/</a:t>
           </a:r>
           <a:endParaRPr lang="en-GB" sz="900" b="0" kern="1200">
             <a:latin typeface="+mj-lt"/>
@@ -28225,8 +28273,8 @@
         </a:p>
       </dsp:txBody>
       <dsp:txXfrm>
-        <a:off x="3041860" y="377346"/>
-        <a:ext cx="631404" cy="716164"/>
+        <a:off x="3040325" y="375811"/>
+        <a:ext cx="634474" cy="582074"/>
       </dsp:txXfrm>
     </dsp:sp>
     <dsp:sp modelId="{A3DB2248-947F-4604-949A-8425D7E0EF58}">
@@ -28406,7 +28454,7 @@
       <dsp:spPr>
         <a:xfrm>
           <a:off x="3022216" y="357702"/>
-          <a:ext cx="670692" cy="755452"/>
+          <a:ext cx="670692" cy="618292"/>
         </a:xfrm>
         <a:prstGeom prst="roundRect">
           <a:avLst>
@@ -28471,7 +28519,7 @@
             <a:rPr lang="en-GB" sz="900" b="0" kern="1200">
               <a:latin typeface="+mj-lt"/>
             </a:rPr>
-            <a:t>Edge–cloud offloader/ communicator</a:t>
+            <a:t>Edge–cloud offloader/</a:t>
           </a:r>
           <a:endParaRPr lang="en-GB" sz="900" b="0" kern="1200">
             <a:latin typeface="+mj-lt"/>
@@ -28480,8 +28528,8 @@
         </a:p>
       </dsp:txBody>
       <dsp:txXfrm>
-        <a:off x="3041860" y="377346"/>
-        <a:ext cx="631404" cy="716164"/>
+        <a:off x="3040325" y="375811"/>
+        <a:ext cx="634474" cy="582074"/>
       </dsp:txXfrm>
     </dsp:sp>
     <dsp:sp modelId="{23393186-FCCA-4F62-9697-8EB1B8F62DA2}">
@@ -28690,8 +28738,8 @@
         </a:p>
       </dsp:txBody>
       <dsp:txXfrm>
-        <a:off x="3787074" y="377346"/>
-        <a:ext cx="631404" cy="716164"/>
+        <a:off x="3785539" y="375811"/>
+        <a:ext cx="634474" cy="582074"/>
       </dsp:txXfrm>
     </dsp:sp>
     <dsp:sp modelId="{6644C6AC-2A0A-4B94-94B3-076A7418D498}">
@@ -28871,7 +28919,7 @@
       <dsp:spPr>
         <a:xfrm>
           <a:off x="3767430" y="357702"/>
-          <a:ext cx="670692" cy="755452"/>
+          <a:ext cx="670692" cy="618292"/>
         </a:xfrm>
         <a:prstGeom prst="roundRect">
           <a:avLst>
@@ -28945,8 +28993,8 @@
         </a:p>
       </dsp:txBody>
       <dsp:txXfrm>
-        <a:off x="3787074" y="377346"/>
-        <a:ext cx="631404" cy="716164"/>
+        <a:off x="3785539" y="375811"/>
+        <a:ext cx="634474" cy="582074"/>
       </dsp:txXfrm>
     </dsp:sp>
     <dsp:sp modelId="{5D2DBA3D-B6C1-4D86-A0B4-FE1987B9A6C0}">
@@ -29162,8 +29210,8 @@
         </a:p>
       </dsp:txBody>
       <dsp:txXfrm>
-        <a:off x="4532288" y="377346"/>
-        <a:ext cx="631404" cy="716164"/>
+        <a:off x="4530753" y="375811"/>
+        <a:ext cx="634474" cy="582074"/>
       </dsp:txXfrm>
     </dsp:sp>
     <dsp:sp modelId="{6BDA0858-EEA0-4CF0-8372-B34338BAB76A}">
@@ -29342,7 +29390,7 @@
       <dsp:spPr>
         <a:xfrm>
           <a:off x="4512644" y="357702"/>
-          <a:ext cx="670692" cy="755452"/>
+          <a:ext cx="670692" cy="618292"/>
         </a:xfrm>
         <a:prstGeom prst="roundRect">
           <a:avLst>
@@ -29423,8 +29471,8 @@
         </a:p>
       </dsp:txBody>
       <dsp:txXfrm>
-        <a:off x="4532288" y="377346"/>
-        <a:ext cx="631404" cy="716164"/>
+        <a:off x="4530753" y="375811"/>
+        <a:ext cx="634474" cy="582074"/>
       </dsp:txXfrm>
     </dsp:sp>
     <dsp:sp modelId="{80D7BC5F-98CB-49FD-A037-D635ADEFC238}">
@@ -29630,8 +29678,8 @@
         </a:p>
       </dsp:txBody>
       <dsp:txXfrm>
-        <a:off x="5277503" y="377346"/>
-        <a:ext cx="631404" cy="716164"/>
+        <a:off x="5275968" y="375811"/>
+        <a:ext cx="634474" cy="582074"/>
       </dsp:txXfrm>
     </dsp:sp>
     <dsp:sp modelId="{9F2D50BA-E45F-48BA-B0E4-D735D75B7A68}">
@@ -29811,7 +29859,7 @@
       <dsp:spPr>
         <a:xfrm>
           <a:off x="5257859" y="357702"/>
-          <a:ext cx="670692" cy="755452"/>
+          <a:ext cx="670692" cy="618292"/>
         </a:xfrm>
         <a:prstGeom prst="roundRect">
           <a:avLst>
@@ -29882,8 +29930,8 @@
         </a:p>
       </dsp:txBody>
       <dsp:txXfrm>
-        <a:off x="5277503" y="377346"/>
-        <a:ext cx="631404" cy="716164"/>
+        <a:off x="5275968" y="375811"/>
+        <a:ext cx="634474" cy="582074"/>
       </dsp:txXfrm>
     </dsp:sp>
     <dsp:sp modelId="{D38FB387-1D79-4385-8A4E-5DAE1E900696}">
@@ -30150,7 +30198,7 @@
       <dsp:spPr>
         <a:xfrm>
           <a:off x="6003073" y="357702"/>
-          <a:ext cx="670692" cy="755452"/>
+          <a:ext cx="670692" cy="618292"/>
         </a:xfrm>
         <a:prstGeom prst="roundRect">
           <a:avLst>
@@ -30242,8 +30290,8 @@
         </a:p>
       </dsp:txBody>
       <dsp:txXfrm>
-        <a:off x="6022717" y="377346"/>
-        <a:ext cx="631404" cy="716164"/>
+        <a:off x="6021182" y="375811"/>
+        <a:ext cx="634474" cy="582074"/>
       </dsp:txXfrm>
     </dsp:sp>
   </dsp:spTree>
